--- a/manuscript/Blattabacterium HGT STAR methods_v7_20251223.docx
+++ b/manuscript/Blattabacterium HGT STAR methods_v7_20251223.docx
@@ -1,6 +1,6 @@
 
 <file path=word/document.xml><?xml version="1.0" encoding="utf-8"?>
-<w:document xmlns:wpc="http://schemas.microsoft.com/office/word/2010/wordprocessingCanvas" xmlns:cx="http://schemas.microsoft.com/office/drawing/2014/chartex" xmlns:cx1="http://schemas.microsoft.com/office/drawing/2015/9/8/chartex" xmlns:cx2="http://schemas.microsoft.com/office/drawing/2015/10/21/chartex" xmlns:cx3="http://schemas.microsoft.com/office/drawing/2016/5/9/chartex" xmlns:cx4="http://schemas.microsoft.com/office/drawing/2016/5/10/chartex" xmlns:cx5="http://schemas.microsoft.com/office/drawing/2016/5/11/chartex" xmlns:cx6="http://schemas.microsoft.com/office/drawing/2016/5/12/chartex" xmlns:cx7="http://schemas.microsoft.com/office/drawing/2016/5/13/chartex" xmlns:cx8="http://schemas.microsoft.com/office/drawing/2016/5/14/chartex" xmlns:mc="http://schemas.openxmlformats.org/markup-compatibility/2006" xmlns:aink="http://schemas.microsoft.com/office/drawing/2016/ink" xmlns:am3d="http://schemas.microsoft.com/office/drawing/2017/model3d" xmlns:o="urn:schemas-microsoft-com:office:office" xmlns:r="http://schemas.openxmlformats.org/officeDocument/2006/relationships" xmlns:m="http://schemas.openxmlformats.org/officeDocument/2006/math" xmlns:v="urn:schemas-microsoft-com:vml" xmlns:wp14="http://schemas.microsoft.com/office/word/2010/wordprocessingDrawing" xmlns:wp="http://schemas.openxmlformats.org/drawingml/2006/wordprocessingDrawing" xmlns:w10="urn:schemas-microsoft-com:office:word" xmlns:w="http://schemas.openxmlformats.org/wordprocessingml/2006/main" xmlns:w14="http://schemas.microsoft.com/office/word/2010/wordml" xmlns:w15="http://schemas.microsoft.com/office/word/2012/wordml" xmlns:w16cid="http://schemas.microsoft.com/office/word/2016/wordml/cid" xmlns:w16se="http://schemas.microsoft.com/office/word/2015/wordml/symex" xmlns:wpg="http://schemas.microsoft.com/office/word/2010/wordprocessingGroup" xmlns:wpi="http://schemas.microsoft.com/office/word/2010/wordprocessingInk" xmlns:wne="http://schemas.microsoft.com/office/word/2006/wordml" xmlns:wps="http://schemas.microsoft.com/office/word/2010/wordprocessingShape" mc:Ignorable="w14 w15 w16se w16cid wp14">
+<w:document xmlns:wpc="http://schemas.microsoft.com/office/word/2010/wordprocessingCanvas" xmlns:cx="http://schemas.microsoft.com/office/drawing/2014/chartex" xmlns:cx1="http://schemas.microsoft.com/office/drawing/2015/9/8/chartex" xmlns:cx2="http://schemas.microsoft.com/office/drawing/2015/10/21/chartex" xmlns:cx3="http://schemas.microsoft.com/office/drawing/2016/5/9/chartex" xmlns:cx4="http://schemas.microsoft.com/office/drawing/2016/5/10/chartex" xmlns:cx5="http://schemas.microsoft.com/office/drawing/2016/5/11/chartex" xmlns:cx6="http://schemas.microsoft.com/office/drawing/2016/5/12/chartex" xmlns:cx7="http://schemas.microsoft.com/office/drawing/2016/5/13/chartex" xmlns:cx8="http://schemas.microsoft.com/office/drawing/2016/5/14/chartex" xmlns:mc="http://schemas.openxmlformats.org/markup-compatibility/2006" xmlns:aink="http://schemas.microsoft.com/office/drawing/2016/ink" xmlns:am3d="http://schemas.microsoft.com/office/drawing/2017/model3d" xmlns:o="urn:schemas-microsoft-com:office:office" xmlns:oel="http://schemas.microsoft.com/office/2019/extlst" xmlns:r="http://schemas.openxmlformats.org/officeDocument/2006/relationships" xmlns:m="http://schemas.openxmlformats.org/officeDocument/2006/math" xmlns:v="urn:schemas-microsoft-com:vml" xmlns:wp14="http://schemas.microsoft.com/office/word/2010/wordprocessingDrawing" xmlns:wp="http://schemas.openxmlformats.org/drawingml/2006/wordprocessingDrawing" xmlns:w10="urn:schemas-microsoft-com:office:word" xmlns:w="http://schemas.openxmlformats.org/wordprocessingml/2006/main" xmlns:w14="http://schemas.microsoft.com/office/word/2010/wordml" xmlns:w15="http://schemas.microsoft.com/office/word/2012/wordml" xmlns:w16cex="http://schemas.microsoft.com/office/word/2018/wordml/cex" xmlns:w16cid="http://schemas.microsoft.com/office/word/2016/wordml/cid" xmlns:w16="http://schemas.microsoft.com/office/word/2018/wordml" xmlns:w16du="http://schemas.microsoft.com/office/word/2023/wordml/word16du" xmlns:w16sdtdh="http://schemas.microsoft.com/office/word/2020/wordml/sdtdatahash" xmlns:w16sdtfl="http://schemas.microsoft.com/office/word/2024/wordml/sdtformatlock" xmlns:w16se="http://schemas.microsoft.com/office/word/2015/wordml/symex" xmlns:wpg="http://schemas.microsoft.com/office/word/2010/wordprocessingGroup" xmlns:wpi="http://schemas.microsoft.com/office/word/2010/wordprocessingInk" xmlns:wne="http://schemas.microsoft.com/office/word/2006/wordml" xmlns:wps="http://schemas.microsoft.com/office/word/2010/wordprocessingShape" mc:Ignorable="w14 w15 w16se w16cid w16 w16cex w16sdtdh w16sdtfl w16du wp14">
   <w:body>
     <w:p>
       <w:pPr>
@@ -101,49 +101,47 @@
           <w:bCs/>
           <w:iCs/>
         </w:rPr>
-        <w:t xml:space="preserve"> species, analysed with 15 previously generated </w:t>
+        <w:t xml:space="preserve"> species, analysed with 15 previously generated Blattodea and </w:t>
+      </w:r>
+      <w:r>
+        <w:rPr>
+          <w:rFonts w:ascii="Aptos" w:hAnsi="Aptos" w:cstheme="minorHAnsi"/>
+          <w:color w:val="000000" w:themeColor="text1"/>
+        </w:rPr>
+        <w:t xml:space="preserve">77 </w:t>
       </w:r>
       <w:proofErr w:type="spellStart"/>
+      <w:r>
+        <w:rPr>
+          <w:rFonts w:ascii="Aptos" w:hAnsi="Aptos" w:cstheme="minorHAnsi"/>
+          <w:i/>
+          <w:color w:val="000000" w:themeColor="text1"/>
+        </w:rPr>
+        <w:t>Blattabacterium</w:t>
+      </w:r>
+      <w:proofErr w:type="spellEnd"/>
+      <w:r>
+        <w:rPr>
+          <w:rFonts w:ascii="Aptos" w:hAnsi="Aptos" w:cstheme="minorHAnsi"/>
+          <w:color w:val="000000" w:themeColor="text1"/>
+        </w:rPr>
+        <w:t xml:space="preserve"> genomes </w:t>
+      </w:r>
       <w:r>
         <w:rPr>
           <w:rFonts w:ascii="Aptos" w:hAnsi="Aptos" w:cstheme="minorHAnsi"/>
           <w:bCs/>
           <w:iCs/>
         </w:rPr>
-        <w:t>Blattodea</w:t>
-      </w:r>
-      <w:proofErr w:type="spellEnd"/>
+        <w:t>(Table S1).</w:t>
+      </w:r>
       <w:r>
         <w:rPr>
           <w:rFonts w:ascii="Aptos" w:hAnsi="Aptos" w:cstheme="minorHAnsi"/>
           <w:bCs/>
           <w:iCs/>
         </w:rPr>
-        <w:t xml:space="preserve"> and </w:t>
-      </w:r>
-      <w:r>
-        <w:rPr>
-          <w:rFonts w:ascii="Aptos" w:hAnsi="Aptos" w:cstheme="minorHAnsi"/>
-          <w:color w:val="000000" w:themeColor="text1"/>
-        </w:rPr>
-        <w:t xml:space="preserve">77 </w:t>
-      </w:r>
-      <w:proofErr w:type="spellStart"/>
-      <w:r>
-        <w:rPr>
-          <w:rFonts w:ascii="Aptos" w:hAnsi="Aptos" w:cstheme="minorHAnsi"/>
-          <w:i/>
-          <w:color w:val="000000" w:themeColor="text1"/>
-        </w:rPr>
-        <w:t>Blattabacterium</w:t>
-      </w:r>
-      <w:proofErr w:type="spellEnd"/>
-      <w:r>
-        <w:rPr>
-          <w:rFonts w:ascii="Aptos" w:hAnsi="Aptos" w:cstheme="minorHAnsi"/>
-          <w:color w:val="000000" w:themeColor="text1"/>
-        </w:rPr>
-        <w:t xml:space="preserve"> genomes </w:t>
+        <w:t xml:space="preserve"> </w:t>
       </w:r>
       <w:r>
         <w:rPr>
@@ -151,7 +149,7 @@
           <w:bCs/>
           <w:iCs/>
         </w:rPr>
-        <w:t>(Table S1).</w:t>
+        <w:t>S</w:t>
       </w:r>
       <w:r>
         <w:rPr>
@@ -159,7 +157,7 @@
           <w:bCs/>
           <w:iCs/>
         </w:rPr>
-        <w:t xml:space="preserve"> </w:t>
+        <w:t>pecimens</w:t>
       </w:r>
       <w:r>
         <w:rPr>
@@ -167,50 +165,122 @@
           <w:bCs/>
           <w:iCs/>
         </w:rPr>
-        <w:t>S</w:t>
-      </w:r>
+        <w:t xml:space="preserve"> of </w:t>
+      </w:r>
+      <w:proofErr w:type="spellStart"/>
+      <w:r>
+        <w:rPr>
+          <w:rFonts w:ascii="Aptos" w:hAnsi="Aptos" w:cstheme="minorHAnsi"/>
+          <w:bCs/>
+          <w:i/>
+        </w:rPr>
+        <w:t>Macropanesthia</w:t>
+      </w:r>
+      <w:proofErr w:type="spellEnd"/>
+      <w:r>
+        <w:rPr>
+          <w:rFonts w:ascii="Aptos" w:hAnsi="Aptos" w:cstheme="minorHAnsi"/>
+          <w:bCs/>
+          <w:i/>
+        </w:rPr>
+        <w:t xml:space="preserve"> </w:t>
+      </w:r>
+      <w:proofErr w:type="spellStart"/>
+      <w:r>
+        <w:rPr>
+          <w:rFonts w:ascii="Aptos" w:hAnsi="Aptos" w:cstheme="minorHAnsi"/>
+          <w:bCs/>
+          <w:i/>
+        </w:rPr>
+        <w:t>lithgowae</w:t>
+      </w:r>
+      <w:proofErr w:type="spellEnd"/>
       <w:r>
         <w:rPr>
           <w:rFonts w:ascii="Aptos" w:hAnsi="Aptos" w:cstheme="minorHAnsi"/>
           <w:bCs/>
           <w:iCs/>
         </w:rPr>
-        <w:t>pecimens</w:t>
-      </w:r>
+        <w:t>,</w:t>
+      </w:r>
+      <w:r>
+        <w:rPr>
+          <w:rFonts w:ascii="Aptos" w:hAnsi="Aptos" w:cstheme="minorHAnsi"/>
+          <w:bCs/>
+          <w:i/>
+        </w:rPr>
+        <w:t xml:space="preserve"> </w:t>
+      </w:r>
+      <w:proofErr w:type="spellStart"/>
+      <w:r>
+        <w:rPr>
+          <w:rFonts w:ascii="Aptos" w:hAnsi="Aptos" w:cstheme="minorHAnsi"/>
+          <w:bCs/>
+          <w:i/>
+        </w:rPr>
+        <w:t>Neogeoscapheus</w:t>
+      </w:r>
+      <w:proofErr w:type="spellEnd"/>
+      <w:r>
+        <w:rPr>
+          <w:rFonts w:ascii="Aptos" w:hAnsi="Aptos" w:cstheme="minorHAnsi"/>
+          <w:bCs/>
+          <w:i/>
+        </w:rPr>
+        <w:t xml:space="preserve"> </w:t>
+      </w:r>
+      <w:proofErr w:type="spellStart"/>
+      <w:r>
+        <w:rPr>
+          <w:rFonts w:ascii="Aptos" w:hAnsi="Aptos" w:cstheme="minorHAnsi"/>
+          <w:bCs/>
+          <w:i/>
+        </w:rPr>
+        <w:t>dahmsi</w:t>
+      </w:r>
+      <w:proofErr w:type="spellEnd"/>
       <w:r>
         <w:rPr>
           <w:rFonts w:ascii="Aptos" w:hAnsi="Aptos" w:cstheme="minorHAnsi"/>
           <w:bCs/>
           <w:iCs/>
         </w:rPr>
-        <w:t xml:space="preserve"> of </w:t>
-      </w:r>
-      <w:proofErr w:type="spellStart"/>
+        <w:t>,</w:t>
+      </w:r>
       <w:r>
         <w:rPr>
           <w:rFonts w:ascii="Aptos" w:hAnsi="Aptos" w:cstheme="minorHAnsi"/>
           <w:bCs/>
           <w:i/>
         </w:rPr>
-        <w:t>Macropanesthia</w:t>
-      </w:r>
-      <w:proofErr w:type="spellEnd"/>
+        <w:t xml:space="preserve"> </w:t>
+      </w:r>
+      <w:proofErr w:type="spellStart"/>
       <w:r>
         <w:rPr>
           <w:rFonts w:ascii="Aptos" w:hAnsi="Aptos" w:cstheme="minorHAnsi"/>
           <w:bCs/>
           <w:i/>
         </w:rPr>
-        <w:t xml:space="preserve"> </w:t>
-      </w:r>
-      <w:proofErr w:type="spellStart"/>
+        <w:t>Panesthia</w:t>
+      </w:r>
+      <w:proofErr w:type="spellEnd"/>
       <w:r>
         <w:rPr>
           <w:rFonts w:ascii="Aptos" w:hAnsi="Aptos" w:cstheme="minorHAnsi"/>
           <w:bCs/>
           <w:i/>
         </w:rPr>
-        <w:t>lithgowae</w:t>
+        <w:t xml:space="preserve"> </w:t>
+      </w:r>
+      <w:proofErr w:type="spellStart"/>
+      <w:r>
+        <w:rPr>
+          <w:rFonts w:ascii="Aptos" w:hAnsi="Aptos" w:cstheme="minorHAnsi"/>
+          <w:bCs/>
+          <w:i/>
+        </w:rPr>
+        <w:t>lata</w:t>
       </w:r>
       <w:proofErr w:type="spellEnd"/>
       <w:r>
@@ -219,33 +289,43 @@
           <w:bCs/>
           <w:iCs/>
         </w:rPr>
-        <w:t>,</w:t>
-      </w:r>
+        <w:t xml:space="preserve">, </w:t>
+      </w:r>
+      <w:proofErr w:type="spellStart"/>
       <w:r>
         <w:rPr>
           <w:rFonts w:ascii="Aptos" w:hAnsi="Aptos" w:cstheme="minorHAnsi"/>
           <w:bCs/>
           <w:i/>
         </w:rPr>
-        <w:t xml:space="preserve"> </w:t>
-      </w:r>
-      <w:proofErr w:type="spellStart"/>
+        <w:t>Panesthia</w:t>
+      </w:r>
+      <w:proofErr w:type="spellEnd"/>
       <w:r>
         <w:rPr>
           <w:rFonts w:ascii="Aptos" w:hAnsi="Aptos" w:cstheme="minorHAnsi"/>
           <w:bCs/>
           <w:i/>
         </w:rPr>
-        <w:t>Neogeoscapheus</w:t>
-      </w:r>
-      <w:proofErr w:type="spellEnd"/>
+        <w:t xml:space="preserve"> </w:t>
+      </w:r>
+      <w:proofErr w:type="spellStart"/>
       <w:r>
         <w:rPr>
           <w:rFonts w:ascii="Aptos" w:hAnsi="Aptos" w:cstheme="minorHAnsi"/>
           <w:bCs/>
           <w:i/>
         </w:rPr>
-        <w:t xml:space="preserve"> </w:t>
+        <w:t>sloanei</w:t>
+      </w:r>
+      <w:proofErr w:type="spellEnd"/>
+      <w:r>
+        <w:rPr>
+          <w:rFonts w:ascii="Aptos" w:hAnsi="Aptos" w:cstheme="minorHAnsi"/>
+          <w:bCs/>
+          <w:iCs/>
+        </w:rPr>
+        <w:t xml:space="preserve">, </w:t>
       </w:r>
       <w:proofErr w:type="spellStart"/>
       <w:r>
@@ -254,7 +334,43 @@
           <w:bCs/>
           <w:i/>
         </w:rPr>
-        <w:t>dahmsi</w:t>
+        <w:t>Panesthia</w:t>
+      </w:r>
+      <w:proofErr w:type="spellEnd"/>
+      <w:r>
+        <w:rPr>
+          <w:rFonts w:ascii="Aptos" w:hAnsi="Aptos" w:cstheme="minorHAnsi"/>
+          <w:bCs/>
+          <w:i/>
+        </w:rPr>
+        <w:t xml:space="preserve"> </w:t>
+      </w:r>
+      <w:proofErr w:type="spellStart"/>
+      <w:r>
+        <w:rPr>
+          <w:rFonts w:ascii="Aptos" w:hAnsi="Aptos" w:cstheme="minorHAnsi"/>
+          <w:bCs/>
+          <w:i/>
+        </w:rPr>
+        <w:t>tryoni</w:t>
+      </w:r>
+      <w:proofErr w:type="spellEnd"/>
+      <w:r>
+        <w:rPr>
+          <w:rFonts w:ascii="Aptos" w:hAnsi="Aptos" w:cstheme="minorHAnsi"/>
+          <w:bCs/>
+          <w:i/>
+        </w:rPr>
+        <w:t xml:space="preserve"> </w:t>
+      </w:r>
+      <w:proofErr w:type="spellStart"/>
+      <w:r>
+        <w:rPr>
+          <w:rFonts w:ascii="Aptos" w:hAnsi="Aptos" w:cstheme="minorHAnsi"/>
+          <w:bCs/>
+          <w:i/>
+        </w:rPr>
+        <w:t>tegminifera</w:t>
       </w:r>
       <w:proofErr w:type="spellEnd"/>
       <w:r>
@@ -263,42 +379,52 @@
           <w:bCs/>
           <w:iCs/>
         </w:rPr>
-        <w:t>,</w:t>
-      </w:r>
+        <w:t xml:space="preserve">, </w:t>
+      </w:r>
+      <w:proofErr w:type="spellStart"/>
       <w:r>
         <w:rPr>
           <w:rFonts w:ascii="Aptos" w:hAnsi="Aptos" w:cstheme="minorHAnsi"/>
           <w:bCs/>
           <w:i/>
         </w:rPr>
-        <w:t xml:space="preserve"> </w:t>
-      </w:r>
-      <w:proofErr w:type="spellStart"/>
+        <w:t>Panesthia</w:t>
+      </w:r>
+      <w:proofErr w:type="spellEnd"/>
       <w:r>
         <w:rPr>
           <w:rFonts w:ascii="Aptos" w:hAnsi="Aptos" w:cstheme="minorHAnsi"/>
           <w:bCs/>
           <w:i/>
         </w:rPr>
-        <w:t>Panesthia</w:t>
-      </w:r>
-      <w:proofErr w:type="spellEnd"/>
+        <w:t xml:space="preserve"> </w:t>
+      </w:r>
+      <w:proofErr w:type="spellStart"/>
       <w:r>
         <w:rPr>
           <w:rFonts w:ascii="Aptos" w:hAnsi="Aptos" w:cstheme="minorHAnsi"/>
           <w:bCs/>
           <w:i/>
         </w:rPr>
-        <w:t xml:space="preserve"> </w:t>
-      </w:r>
-      <w:proofErr w:type="spellStart"/>
+        <w:t>tryoni</w:t>
+      </w:r>
+      <w:proofErr w:type="spellEnd"/>
       <w:r>
         <w:rPr>
           <w:rFonts w:ascii="Aptos" w:hAnsi="Aptos" w:cstheme="minorHAnsi"/>
           <w:bCs/>
           <w:i/>
         </w:rPr>
-        <w:t>lata</w:t>
+        <w:t xml:space="preserve"> </w:t>
+      </w:r>
+      <w:proofErr w:type="spellStart"/>
+      <w:r>
+        <w:rPr>
+          <w:rFonts w:ascii="Aptos" w:hAnsi="Aptos" w:cstheme="minorHAnsi"/>
+          <w:bCs/>
+          <w:i/>
+        </w:rPr>
+        <w:t>tryoni</w:t>
       </w:r>
       <w:proofErr w:type="spellEnd"/>
       <w:r>
@@ -307,7 +433,23 @@
           <w:bCs/>
           <w:iCs/>
         </w:rPr>
-        <w:t xml:space="preserve">, </w:t>
+        <w:t xml:space="preserve"> (Eungella)</w:t>
+      </w:r>
+      <w:r>
+        <w:rPr>
+          <w:rFonts w:ascii="Aptos" w:hAnsi="Aptos" w:cstheme="minorHAnsi"/>
+          <w:bCs/>
+          <w:iCs/>
+        </w:rPr>
+        <w:t>,</w:t>
+      </w:r>
+      <w:r>
+        <w:rPr>
+          <w:rFonts w:ascii="Aptos" w:hAnsi="Aptos" w:cstheme="minorHAnsi"/>
+          <w:bCs/>
+          <w:iCs/>
+        </w:rPr>
+        <w:t xml:space="preserve"> </w:t>
       </w:r>
       <w:proofErr w:type="spellStart"/>
       <w:r>
@@ -334,7 +476,25 @@
           <w:bCs/>
           <w:i/>
         </w:rPr>
-        <w:t>sloanei</w:t>
+        <w:t>tryoni</w:t>
+      </w:r>
+      <w:proofErr w:type="spellEnd"/>
+      <w:r>
+        <w:rPr>
+          <w:rFonts w:ascii="Aptos" w:hAnsi="Aptos" w:cstheme="minorHAnsi"/>
+          <w:bCs/>
+          <w:i/>
+        </w:rPr>
+        <w:t xml:space="preserve"> </w:t>
+      </w:r>
+      <w:proofErr w:type="spellStart"/>
+      <w:r>
+        <w:rPr>
+          <w:rFonts w:ascii="Aptos" w:hAnsi="Aptos" w:cstheme="minorHAnsi"/>
+          <w:bCs/>
+          <w:i/>
+        </w:rPr>
+        <w:t>tryoni</w:t>
       </w:r>
       <w:proofErr w:type="spellEnd"/>
       <w:r>
@@ -343,7 +503,33 @@
           <w:bCs/>
           <w:iCs/>
         </w:rPr>
-        <w:t xml:space="preserve">, </w:t>
+        <w:t xml:space="preserve"> (</w:t>
+      </w:r>
+      <w:proofErr w:type="spellStart"/>
+      <w:r>
+        <w:rPr>
+          <w:rFonts w:ascii="Aptos" w:hAnsi="Aptos" w:cstheme="minorHAnsi"/>
+          <w:bCs/>
+          <w:iCs/>
+        </w:rPr>
+        <w:t>Kroombit</w:t>
+      </w:r>
+      <w:proofErr w:type="spellEnd"/>
+      <w:r>
+        <w:rPr>
+          <w:rFonts w:ascii="Aptos" w:hAnsi="Aptos" w:cstheme="minorHAnsi"/>
+          <w:bCs/>
+          <w:iCs/>
+        </w:rPr>
+        <w:t xml:space="preserve"> Tops</w:t>
+      </w:r>
+      <w:r>
+        <w:rPr>
+          <w:rFonts w:ascii="Aptos" w:hAnsi="Aptos" w:cstheme="minorHAnsi"/>
+          <w:bCs/>
+          <w:iCs/>
+        </w:rPr>
+        <w:t xml:space="preserve">) and </w:t>
       </w:r>
       <w:proofErr w:type="spellStart"/>
       <w:r>
@@ -352,25 +538,23 @@
           <w:bCs/>
           <w:i/>
         </w:rPr>
-        <w:t>Panesthia</w:t>
-      </w:r>
-      <w:proofErr w:type="spellEnd"/>
+        <w:t>P</w:t>
+      </w:r>
       <w:r>
         <w:rPr>
           <w:rFonts w:ascii="Aptos" w:hAnsi="Aptos" w:cstheme="minorHAnsi"/>
           <w:bCs/>
           <w:i/>
         </w:rPr>
-        <w:t xml:space="preserve"> </w:t>
-      </w:r>
-      <w:proofErr w:type="spellStart"/>
+        <w:t>arap</w:t>
+      </w:r>
       <w:r>
         <w:rPr>
           <w:rFonts w:ascii="Aptos" w:hAnsi="Aptos" w:cstheme="minorHAnsi"/>
           <w:bCs/>
           <w:i/>
         </w:rPr>
-        <w:t>tryoni</w:t>
+        <w:t>anesthia</w:t>
       </w:r>
       <w:proofErr w:type="spellEnd"/>
       <w:r>
@@ -379,220 +563,8 @@
           <w:bCs/>
           <w:i/>
         </w:rPr>
-        <w:t xml:space="preserve"> </w:t>
-      </w:r>
-      <w:proofErr w:type="spellStart"/>
-      <w:r>
-        <w:rPr>
-          <w:rFonts w:ascii="Aptos" w:hAnsi="Aptos" w:cstheme="minorHAnsi"/>
-          <w:bCs/>
-          <w:i/>
-        </w:rPr>
-        <w:t>tegminifera</w:t>
-      </w:r>
-      <w:proofErr w:type="spellEnd"/>
-      <w:r>
-        <w:rPr>
-          <w:rFonts w:ascii="Aptos" w:hAnsi="Aptos" w:cstheme="minorHAnsi"/>
-          <w:bCs/>
-          <w:iCs/>
-        </w:rPr>
-        <w:t xml:space="preserve">, </w:t>
-      </w:r>
-      <w:proofErr w:type="spellStart"/>
-      <w:r>
-        <w:rPr>
-          <w:rFonts w:ascii="Aptos" w:hAnsi="Aptos" w:cstheme="minorHAnsi"/>
-          <w:bCs/>
-          <w:i/>
-        </w:rPr>
-        <w:t>Panesthia</w:t>
-      </w:r>
-      <w:proofErr w:type="spellEnd"/>
-      <w:r>
-        <w:rPr>
-          <w:rFonts w:ascii="Aptos" w:hAnsi="Aptos" w:cstheme="minorHAnsi"/>
-          <w:bCs/>
-          <w:i/>
-        </w:rPr>
-        <w:t xml:space="preserve"> </w:t>
-      </w:r>
-      <w:proofErr w:type="spellStart"/>
-      <w:r>
-        <w:rPr>
-          <w:rFonts w:ascii="Aptos" w:hAnsi="Aptos" w:cstheme="minorHAnsi"/>
-          <w:bCs/>
-          <w:i/>
-        </w:rPr>
-        <w:t>tryoni</w:t>
-      </w:r>
-      <w:proofErr w:type="spellEnd"/>
-      <w:r>
-        <w:rPr>
-          <w:rFonts w:ascii="Aptos" w:hAnsi="Aptos" w:cstheme="minorHAnsi"/>
-          <w:bCs/>
-          <w:i/>
-        </w:rPr>
-        <w:t xml:space="preserve"> </w:t>
-      </w:r>
-      <w:proofErr w:type="spellStart"/>
-      <w:r>
-        <w:rPr>
-          <w:rFonts w:ascii="Aptos" w:hAnsi="Aptos" w:cstheme="minorHAnsi"/>
-          <w:bCs/>
-          <w:i/>
-        </w:rPr>
-        <w:t>tryoni</w:t>
-      </w:r>
-      <w:proofErr w:type="spellEnd"/>
-      <w:r>
-        <w:rPr>
-          <w:rFonts w:ascii="Aptos" w:hAnsi="Aptos" w:cstheme="minorHAnsi"/>
-          <w:bCs/>
-          <w:iCs/>
-        </w:rPr>
-        <w:t xml:space="preserve"> (Eungella)</w:t>
-      </w:r>
-      <w:r>
-        <w:rPr>
-          <w:rFonts w:ascii="Aptos" w:hAnsi="Aptos" w:cstheme="minorHAnsi"/>
-          <w:bCs/>
-          <w:iCs/>
-        </w:rPr>
-        <w:t>,</w:t>
-      </w:r>
-      <w:r>
-        <w:rPr>
-          <w:rFonts w:ascii="Aptos" w:hAnsi="Aptos" w:cstheme="minorHAnsi"/>
-          <w:bCs/>
-          <w:iCs/>
-        </w:rPr>
-        <w:t xml:space="preserve"> </w:t>
-      </w:r>
-      <w:proofErr w:type="spellStart"/>
-      <w:r>
-        <w:rPr>
-          <w:rFonts w:ascii="Aptos" w:hAnsi="Aptos" w:cstheme="minorHAnsi"/>
-          <w:bCs/>
-          <w:i/>
-        </w:rPr>
-        <w:t>Panesthia</w:t>
-      </w:r>
-      <w:proofErr w:type="spellEnd"/>
-      <w:r>
-        <w:rPr>
-          <w:rFonts w:ascii="Aptos" w:hAnsi="Aptos" w:cstheme="minorHAnsi"/>
-          <w:bCs/>
-          <w:i/>
-        </w:rPr>
-        <w:t xml:space="preserve"> </w:t>
-      </w:r>
-      <w:proofErr w:type="spellStart"/>
-      <w:r>
-        <w:rPr>
-          <w:rFonts w:ascii="Aptos" w:hAnsi="Aptos" w:cstheme="minorHAnsi"/>
-          <w:bCs/>
-          <w:i/>
-        </w:rPr>
-        <w:t>tryoni</w:t>
-      </w:r>
-      <w:proofErr w:type="spellEnd"/>
-      <w:r>
-        <w:rPr>
-          <w:rFonts w:ascii="Aptos" w:hAnsi="Aptos" w:cstheme="minorHAnsi"/>
-          <w:bCs/>
-          <w:i/>
-        </w:rPr>
-        <w:t xml:space="preserve"> </w:t>
-      </w:r>
-      <w:proofErr w:type="spellStart"/>
-      <w:r>
-        <w:rPr>
-          <w:rFonts w:ascii="Aptos" w:hAnsi="Aptos" w:cstheme="minorHAnsi"/>
-          <w:bCs/>
-          <w:i/>
-        </w:rPr>
-        <w:t>tryoni</w:t>
-      </w:r>
-      <w:proofErr w:type="spellEnd"/>
-      <w:r>
-        <w:rPr>
-          <w:rFonts w:ascii="Aptos" w:hAnsi="Aptos" w:cstheme="minorHAnsi"/>
-          <w:bCs/>
-          <w:iCs/>
-        </w:rPr>
-        <w:t xml:space="preserve"> (</w:t>
-      </w:r>
-      <w:proofErr w:type="spellStart"/>
-      <w:r>
-        <w:rPr>
-          <w:rFonts w:ascii="Aptos" w:hAnsi="Aptos" w:cstheme="minorHAnsi"/>
-          <w:bCs/>
-          <w:iCs/>
-        </w:rPr>
-        <w:t>Kroombit</w:t>
-      </w:r>
-      <w:proofErr w:type="spellEnd"/>
-      <w:r>
-        <w:rPr>
-          <w:rFonts w:ascii="Aptos" w:hAnsi="Aptos" w:cstheme="minorHAnsi"/>
-          <w:bCs/>
-          <w:iCs/>
-        </w:rPr>
-        <w:t xml:space="preserve"> Tops</w:t>
-      </w:r>
-      <w:r>
-        <w:rPr>
-          <w:rFonts w:ascii="Aptos" w:hAnsi="Aptos" w:cstheme="minorHAnsi"/>
-          <w:bCs/>
-          <w:iCs/>
-        </w:rPr>
-        <w:t xml:space="preserve">) and </w:t>
-      </w:r>
-      <w:proofErr w:type="spellStart"/>
-      <w:r>
-        <w:rPr>
-          <w:rFonts w:ascii="Aptos" w:hAnsi="Aptos" w:cstheme="minorHAnsi"/>
-          <w:bCs/>
-          <w:i/>
-        </w:rPr>
-        <w:t>P</w:t>
-      </w:r>
-      <w:r>
-        <w:rPr>
-          <w:rFonts w:ascii="Aptos" w:hAnsi="Aptos" w:cstheme="minorHAnsi"/>
-          <w:bCs/>
-          <w:i/>
-        </w:rPr>
-        <w:t>arap</w:t>
-      </w:r>
-      <w:r>
-        <w:rPr>
-          <w:rFonts w:ascii="Aptos" w:hAnsi="Aptos" w:cstheme="minorHAnsi"/>
-          <w:bCs/>
-          <w:i/>
-        </w:rPr>
-        <w:t>anesthia</w:t>
-      </w:r>
-      <w:proofErr w:type="spellEnd"/>
-      <w:r>
-        <w:rPr>
-          <w:rFonts w:ascii="Aptos" w:hAnsi="Aptos" w:cstheme="minorHAnsi"/>
-          <w:bCs/>
-          <w:i/>
-        </w:rPr>
-        <w:t xml:space="preserve"> </w:t>
-      </w:r>
-      <w:proofErr w:type="spellStart"/>
-      <w:r>
-        <w:rPr>
-          <w:rFonts w:ascii="Aptos" w:hAnsi="Aptos" w:cstheme="minorHAnsi"/>
-          <w:bCs/>
-          <w:i/>
-        </w:rPr>
-        <w:t>gigantea</w:t>
-      </w:r>
-      <w:proofErr w:type="spellEnd"/>
+        <w:t xml:space="preserve"> gigantea</w:t>
+      </w:r>
       <w:r>
         <w:rPr>
           <w:rFonts w:ascii="Aptos" w:hAnsi="Aptos" w:cstheme="minorHAnsi"/>
@@ -926,9 +898,15 @@
           <w:iCs/>
           <w:color w:val="000000"/>
         </w:rPr>
-        <w:t xml:space="preserve">Par. </w:t>
-      </w:r>
-      <w:proofErr w:type="spellStart"/>
+        <w:t>Par. gigantea</w:t>
+      </w:r>
+      <w:r>
+        <w:rPr>
+          <w:rFonts w:ascii="Aptos" w:hAnsi="Aptos"/>
+          <w:color w:val="000000"/>
+        </w:rPr>
+        <w:t xml:space="preserve">, </w:t>
+      </w:r>
       <w:r>
         <w:rPr>
           <w:rFonts w:ascii="Aptos" w:hAnsi="Aptos"/>
@@ -936,16 +914,9 @@
           <w:iCs/>
           <w:color w:val="000000"/>
         </w:rPr>
-        <w:t>gigantea</w:t>
-      </w:r>
-      <w:proofErr w:type="spellEnd"/>
-      <w:r>
-        <w:rPr>
-          <w:rFonts w:ascii="Aptos" w:hAnsi="Aptos"/>
-          <w:color w:val="000000"/>
-        </w:rPr>
-        <w:t xml:space="preserve">, </w:t>
-      </w:r>
+        <w:t xml:space="preserve">P. </w:t>
+      </w:r>
+      <w:proofErr w:type="spellStart"/>
       <w:r>
         <w:rPr>
           <w:rFonts w:ascii="Aptos" w:hAnsi="Aptos"/>
@@ -953,9 +924,9 @@
           <w:iCs/>
           <w:color w:val="000000"/>
         </w:rPr>
-        <w:t xml:space="preserve">P. </w:t>
-      </w:r>
-      <w:proofErr w:type="spellStart"/>
+        <w:t>tryoni</w:t>
+      </w:r>
+      <w:proofErr w:type="spellEnd"/>
       <w:r>
         <w:rPr>
           <w:rFonts w:ascii="Aptos" w:hAnsi="Aptos"/>
@@ -963,9 +934,9 @@
           <w:iCs/>
           <w:color w:val="000000"/>
         </w:rPr>
-        <w:t>tryoni</w:t>
-      </w:r>
-      <w:proofErr w:type="spellEnd"/>
+        <w:t xml:space="preserve"> </w:t>
+      </w:r>
+      <w:proofErr w:type="spellStart"/>
       <w:r>
         <w:rPr>
           <w:rFonts w:ascii="Aptos" w:hAnsi="Aptos"/>
@@ -973,9 +944,16 @@
           <w:iCs/>
           <w:color w:val="000000"/>
         </w:rPr>
-        <w:t xml:space="preserve"> </w:t>
-      </w:r>
-      <w:proofErr w:type="spellStart"/>
+        <w:t>tegminifera</w:t>
+      </w:r>
+      <w:proofErr w:type="spellEnd"/>
+      <w:r>
+        <w:rPr>
+          <w:rFonts w:ascii="Aptos" w:hAnsi="Aptos"/>
+          <w:color w:val="000000"/>
+        </w:rPr>
+        <w:t xml:space="preserve">, </w:t>
+      </w:r>
       <w:r>
         <w:rPr>
           <w:rFonts w:ascii="Aptos" w:hAnsi="Aptos"/>
@@ -983,16 +961,9 @@
           <w:iCs/>
           <w:color w:val="000000"/>
         </w:rPr>
-        <w:t>tegminifera</w:t>
-      </w:r>
-      <w:proofErr w:type="spellEnd"/>
-      <w:r>
-        <w:rPr>
-          <w:rFonts w:ascii="Aptos" w:hAnsi="Aptos"/>
-          <w:color w:val="000000"/>
-        </w:rPr>
-        <w:t xml:space="preserve">, </w:t>
-      </w:r>
+        <w:t xml:space="preserve">P. </w:t>
+      </w:r>
+      <w:proofErr w:type="spellStart"/>
       <w:r>
         <w:rPr>
           <w:rFonts w:ascii="Aptos" w:hAnsi="Aptos"/>
@@ -1000,9 +971,9 @@
           <w:iCs/>
           <w:color w:val="000000"/>
         </w:rPr>
-        <w:t xml:space="preserve">P. </w:t>
-      </w:r>
-      <w:proofErr w:type="spellStart"/>
+        <w:t>tryoni</w:t>
+      </w:r>
+      <w:proofErr w:type="spellEnd"/>
       <w:r>
         <w:rPr>
           <w:rFonts w:ascii="Aptos" w:hAnsi="Aptos"/>
@@ -1010,9 +981,9 @@
           <w:iCs/>
           <w:color w:val="000000"/>
         </w:rPr>
-        <w:t>tryoni</w:t>
-      </w:r>
-      <w:proofErr w:type="spellEnd"/>
+        <w:t xml:space="preserve"> </w:t>
+      </w:r>
+      <w:proofErr w:type="spellStart"/>
       <w:r>
         <w:rPr>
           <w:rFonts w:ascii="Aptos" w:hAnsi="Aptos"/>
@@ -1020,9 +991,16 @@
           <w:iCs/>
           <w:color w:val="000000"/>
         </w:rPr>
-        <w:t xml:space="preserve"> </w:t>
-      </w:r>
-      <w:proofErr w:type="spellStart"/>
+        <w:t>tryoni</w:t>
+      </w:r>
+      <w:proofErr w:type="spellEnd"/>
+      <w:r>
+        <w:rPr>
+          <w:rFonts w:ascii="Aptos" w:hAnsi="Aptos"/>
+          <w:color w:val="000000"/>
+        </w:rPr>
+        <w:t xml:space="preserve"> (Eungella) and </w:t>
+      </w:r>
       <w:r>
         <w:rPr>
           <w:rFonts w:ascii="Aptos" w:hAnsi="Aptos"/>
@@ -1030,16 +1008,9 @@
           <w:iCs/>
           <w:color w:val="000000"/>
         </w:rPr>
-        <w:t>tryoni</w:t>
-      </w:r>
-      <w:proofErr w:type="spellEnd"/>
-      <w:r>
-        <w:rPr>
-          <w:rFonts w:ascii="Aptos" w:hAnsi="Aptos"/>
-          <w:color w:val="000000"/>
-        </w:rPr>
-        <w:t xml:space="preserve"> (Eungella) and </w:t>
-      </w:r>
+        <w:t xml:space="preserve">N. </w:t>
+      </w:r>
+      <w:proofErr w:type="spellStart"/>
       <w:r>
         <w:rPr>
           <w:rFonts w:ascii="Aptos" w:hAnsi="Aptos"/>
@@ -1047,16 +1018,6 @@
           <w:iCs/>
           <w:color w:val="000000"/>
         </w:rPr>
-        <w:t xml:space="preserve">N. </w:t>
-      </w:r>
-      <w:proofErr w:type="spellStart"/>
-      <w:r>
-        <w:rPr>
-          <w:rFonts w:ascii="Aptos" w:hAnsi="Aptos"/>
-          <w:i/>
-          <w:iCs/>
-          <w:color w:val="000000"/>
-        </w:rPr>
         <w:t>dahmsi</w:t>
       </w:r>
       <w:proofErr w:type="spellEnd"/>
@@ -1347,21 +1308,7 @@
         <w:rPr>
           <w:rFonts w:ascii="Aptos" w:hAnsi="Aptos"/>
         </w:rPr>
-        <w:t xml:space="preserve">-dried, and the DNA pellet resuspended in 40 µl of 10 </w:t>
-      </w:r>
-      <w:proofErr w:type="spellStart"/>
-      <w:r>
-        <w:rPr>
-          <w:rFonts w:ascii="Aptos" w:hAnsi="Aptos"/>
-        </w:rPr>
-        <w:t>mM</w:t>
-      </w:r>
-      <w:proofErr w:type="spellEnd"/>
-      <w:r>
-        <w:rPr>
-          <w:rFonts w:ascii="Aptos" w:hAnsi="Aptos"/>
-        </w:rPr>
-        <w:t xml:space="preserve"> Tris (pH 8.0).</w:t>
+        <w:t>-dried, and the DNA pellet resuspended in 40 µl of 10 mM Tris (pH 8.0).</w:t>
       </w:r>
       <w:r>
         <w:rPr>
@@ -1879,7 +1826,6 @@
         </w:rPr>
         <w:t xml:space="preserve"> </w:t>
       </w:r>
-      <w:proofErr w:type="spellStart"/>
       <w:r>
         <w:rPr>
           <w:rFonts w:ascii="Aptos" w:hAnsi="Aptos"/>
@@ -1888,7 +1834,6 @@
         </w:rPr>
         <w:t>gigantea</w:t>
       </w:r>
-      <w:proofErr w:type="spellEnd"/>
       <w:proofErr w:type="gramStart"/>
       <w:r>
         <w:rPr>
@@ -1931,14 +1876,14 @@
         <w:rPr>
           <w:rFonts w:ascii="Aptos" w:hAnsi="Aptos"/>
         </w:rPr>
-        <w:t xml:space="preserve">  Libraries were prepared from gDNA using the Ligation Sequencing Kit V14 (SQK-LSK114) protocol according to the manufacturer’s instructions with the following modifications and options. The DNA Repair and End-Prep reaction continued for 15-20 minutes. The Adapter ligation reaction proceeded for 20 minutes and the kit LFB wash buffer was used to enrich for longer </w:t>
+        <w:t xml:space="preserve">  Libraries were prepared from gDNA using the Ligation Sequencing Kit V14 (SQK-LSK114) protocol according to the manufacturer’s instructions with the following modifications and </w:t>
       </w:r>
       <w:r>
         <w:rPr>
           <w:rFonts w:ascii="Aptos" w:hAnsi="Aptos"/>
         </w:rPr>
         <w:lastRenderedPageBreak/>
-        <w:t>fragments. Final library elution occurred at 37</w:t>
+        <w:t>options. The DNA Repair and End-Prep reaction continued for 15-20 minutes. The Adapter ligation reaction proceeded for 20 minutes and the kit LFB wash buffer was used to enrich for longer fragments. Final library elution occurred at 37</w:t>
       </w:r>
       <w:r>
         <w:rPr>
@@ -2194,23 +2139,7 @@
           <w:rFonts w:ascii="Aptos" w:hAnsi="Aptos" w:cstheme="minorHAnsi"/>
           <w:color w:val="000000" w:themeColor="text1"/>
         </w:rPr>
-        <w:t xml:space="preserve">For the ONT sequencing that incorporated duplex base calling (Table S1), redundant simplex reads (i.e. simplex reads which have duplex </w:t>
-      </w:r>
-      <w:proofErr w:type="spellStart"/>
-      <w:r>
-        <w:rPr>
-          <w:rFonts w:ascii="Aptos" w:hAnsi="Aptos" w:cstheme="minorHAnsi"/>
-          <w:color w:val="000000" w:themeColor="text1"/>
-        </w:rPr>
-        <w:t>offsprings</w:t>
-      </w:r>
-      <w:proofErr w:type="spellEnd"/>
-      <w:r>
-        <w:rPr>
-          <w:rFonts w:ascii="Aptos" w:hAnsi="Aptos" w:cstheme="minorHAnsi"/>
-          <w:color w:val="000000" w:themeColor="text1"/>
-        </w:rPr>
-        <w:t xml:space="preserve">) were removed using </w:t>
+        <w:t xml:space="preserve">For the ONT sequencing that incorporated duplex base calling (Table S1), redundant simplex reads (i.e. simplex reads which have duplex offsprings) were removed using </w:t>
       </w:r>
       <w:proofErr w:type="spellStart"/>
       <w:r>
@@ -2322,7 +2251,48 @@
           <w:rFonts w:ascii="Aptos" w:hAnsi="Aptos" w:cstheme="minorHAnsi"/>
           <w:color w:val="000000" w:themeColor="text1"/>
         </w:rPr>
-        <w:t xml:space="preserve"> assembly was carried out using the trimmed ONT data using </w:t>
+        <w:t xml:space="preserve"> assembly was carried out using the trimmed ONT data using Flye v</w:t>
+      </w:r>
+      <w:r>
+        <w:rPr>
+          <w:rFonts w:ascii="Aptos" w:hAnsi="Aptos"/>
+        </w:rPr>
+        <w:t xml:space="preserve"> </w:t>
+      </w:r>
+      <w:r>
+        <w:rPr>
+          <w:rFonts w:ascii="Aptos" w:hAnsi="Aptos" w:cstheme="minorHAnsi"/>
+          <w:color w:val="000000" w:themeColor="text1"/>
+        </w:rPr>
+        <w:t>2.9.3 (Kolmogorov et al., 2019).</w:t>
+      </w:r>
+      <w:r>
+        <w:rPr>
+          <w:rFonts w:ascii="Aptos" w:hAnsi="Aptos" w:cstheme="minorHAnsi"/>
+          <w:color w:val="000000" w:themeColor="text1"/>
+        </w:rPr>
+        <w:t xml:space="preserve"> </w:t>
+      </w:r>
+      <w:r>
+        <w:rPr>
+          <w:rFonts w:ascii="Aptos" w:hAnsi="Aptos" w:cstheme="minorHAnsi"/>
+          <w:color w:val="000000" w:themeColor="text1"/>
+        </w:rPr>
+        <w:t xml:space="preserve">After some initial optimisation </w:t>
+      </w:r>
+      <w:r>
+        <w:rPr>
+          <w:rFonts w:ascii="Aptos" w:hAnsi="Aptos" w:cstheme="minorHAnsi"/>
+          <w:color w:val="000000" w:themeColor="text1"/>
+        </w:rPr>
+        <w:t>experiments</w:t>
+      </w:r>
+      <w:r>
+        <w:rPr>
+          <w:rFonts w:ascii="Aptos" w:hAnsi="Aptos" w:cstheme="minorHAnsi"/>
+          <w:color w:val="000000" w:themeColor="text1"/>
+        </w:rPr>
+        <w:t>, the ONT sequencing data with duplex calling was assembled using the ‘ONT corrected’ mode (--nano-</w:t>
       </w:r>
       <w:proofErr w:type="spellStart"/>
       <w:r>
@@ -2330,7 +2300,7 @@
           <w:rFonts w:ascii="Aptos" w:hAnsi="Aptos" w:cstheme="minorHAnsi"/>
           <w:color w:val="000000" w:themeColor="text1"/>
         </w:rPr>
-        <w:t>Flye</w:t>
+        <w:t>corr</w:t>
       </w:r>
       <w:proofErr w:type="spellEnd"/>
       <w:r>
@@ -2338,11 +2308,154 @@
           <w:rFonts w:ascii="Aptos" w:hAnsi="Aptos" w:cstheme="minorHAnsi"/>
           <w:color w:val="000000" w:themeColor="text1"/>
         </w:rPr>
+        <w:t xml:space="preserve">) and a minimum overlap of 10,000 (--min-overlap 10000), while the other </w:t>
+      </w:r>
+      <w:r>
+        <w:rPr>
+          <w:rFonts w:ascii="Aptos" w:hAnsi="Aptos" w:cstheme="minorHAnsi"/>
+          <w:color w:val="000000" w:themeColor="text1"/>
+        </w:rPr>
+        <w:t xml:space="preserve">ONT sequencing data was assembled using </w:t>
+      </w:r>
+      <w:r>
+        <w:rPr>
+          <w:rFonts w:ascii="Aptos" w:hAnsi="Aptos" w:cstheme="minorHAnsi"/>
+          <w:color w:val="000000" w:themeColor="text1"/>
+        </w:rPr>
+        <w:t xml:space="preserve">the ‘ONT raw’ mode (--nano-raw) and </w:t>
+      </w:r>
+      <w:r>
+        <w:rPr>
+          <w:rFonts w:ascii="Aptos" w:hAnsi="Aptos" w:cstheme="minorHAnsi"/>
+          <w:color w:val="000000" w:themeColor="text1"/>
+        </w:rPr>
+        <w:t>default settings</w:t>
+      </w:r>
+      <w:r>
+        <w:rPr>
+          <w:rFonts w:ascii="Aptos" w:hAnsi="Aptos" w:cstheme="minorHAnsi"/>
+          <w:color w:val="000000" w:themeColor="text1"/>
+        </w:rPr>
+        <w:t>. An addition</w:t>
+      </w:r>
+      <w:r>
+        <w:rPr>
+          <w:rFonts w:ascii="Aptos" w:hAnsi="Aptos" w:cstheme="minorHAnsi"/>
+          <w:color w:val="000000" w:themeColor="text1"/>
+        </w:rPr>
+        <w:t>al</w:t>
+      </w:r>
+      <w:r>
+        <w:rPr>
+          <w:rFonts w:ascii="Aptos" w:hAnsi="Aptos" w:cstheme="minorHAnsi"/>
+          <w:color w:val="000000" w:themeColor="text1"/>
+        </w:rPr>
+        <w:t xml:space="preserve"> two iterations of polishing were carried out after the assemblies. The </w:t>
+      </w:r>
+      <w:proofErr w:type="spellStart"/>
+      <w:r>
+        <w:rPr>
+          <w:rFonts w:ascii="Aptos" w:hAnsi="Aptos" w:cstheme="minorHAnsi"/>
+          <w:color w:val="000000" w:themeColor="text1"/>
+        </w:rPr>
+        <w:t>purge_dups</w:t>
+      </w:r>
+      <w:proofErr w:type="spellEnd"/>
+      <w:r>
+        <w:rPr>
+          <w:rFonts w:ascii="Aptos" w:hAnsi="Aptos" w:cstheme="minorHAnsi"/>
+          <w:color w:val="000000" w:themeColor="text1"/>
+        </w:rPr>
+        <w:t xml:space="preserve"> v1.2.5 (Guan et al., 2020) pipeline was used to remove putative haplotypic duplications and heterozygous overlaps from the genome</w:t>
+      </w:r>
+      <w:r>
+        <w:rPr>
+          <w:rFonts w:ascii="Aptos" w:hAnsi="Aptos" w:cstheme="minorHAnsi"/>
+          <w:color w:val="000000" w:themeColor="text1"/>
+        </w:rPr>
+        <w:t>s</w:t>
+      </w:r>
+      <w:r>
+        <w:rPr>
+          <w:rFonts w:ascii="Aptos" w:hAnsi="Aptos" w:cstheme="minorHAnsi"/>
+          <w:color w:val="000000" w:themeColor="text1"/>
+        </w:rPr>
+        <w:t xml:space="preserve">. Raw ONT reads were mapped to the draft assembly using </w:t>
+      </w:r>
+      <w:r>
+        <w:rPr>
+          <w:rFonts w:ascii="Aptos" w:hAnsi="Aptos" w:cstheme="minorHAnsi"/>
+          <w:color w:val="000000" w:themeColor="text1"/>
+        </w:rPr>
+        <w:t>m</w:t>
+      </w:r>
+      <w:r>
+        <w:rPr>
+          <w:rFonts w:ascii="Aptos" w:hAnsi="Aptos" w:cstheme="minorHAnsi"/>
+          <w:color w:val="000000" w:themeColor="text1"/>
+        </w:rPr>
+        <w:t>inimap2 v2.18 (Li, 2018)</w:t>
+      </w:r>
+      <w:r>
+        <w:rPr>
+          <w:rFonts w:ascii="Aptos" w:hAnsi="Aptos" w:cstheme="minorHAnsi"/>
+          <w:color w:val="000000" w:themeColor="text1"/>
+        </w:rPr>
+        <w:t xml:space="preserve"> for this </w:t>
+      </w:r>
+      <w:r>
+        <w:rPr>
+          <w:rFonts w:ascii="Aptos" w:hAnsi="Aptos" w:cstheme="minorHAnsi"/>
+          <w:color w:val="000000" w:themeColor="text1"/>
+        </w:rPr>
+        <w:t xml:space="preserve">purging </w:t>
+      </w:r>
+      <w:r>
+        <w:rPr>
+          <w:rFonts w:ascii="Aptos" w:hAnsi="Aptos" w:cstheme="minorHAnsi"/>
+          <w:color w:val="000000" w:themeColor="text1"/>
+        </w:rPr>
+        <w:t>step</w:t>
+      </w:r>
+      <w:r>
+        <w:rPr>
+          <w:rFonts w:ascii="Aptos" w:hAnsi="Aptos" w:cstheme="minorHAnsi"/>
+          <w:color w:val="000000" w:themeColor="text1"/>
+        </w:rPr>
+        <w:t>.</w:t>
+      </w:r>
+      <w:r>
+        <w:rPr>
+          <w:rFonts w:ascii="Aptos" w:hAnsi="Aptos" w:cstheme="minorHAnsi"/>
+          <w:color w:val="000000" w:themeColor="text1"/>
+        </w:rPr>
+        <w:t xml:space="preserve"> Q</w:t>
+      </w:r>
+      <w:r>
+        <w:rPr>
+          <w:rFonts w:ascii="Aptos" w:hAnsi="Aptos" w:cstheme="minorHAnsi"/>
+          <w:color w:val="000000" w:themeColor="text1"/>
+        </w:rPr>
+        <w:t>UAST</w:t>
+      </w:r>
+      <w:r>
+        <w:rPr>
+          <w:rFonts w:ascii="Aptos" w:hAnsi="Aptos" w:cstheme="minorHAnsi"/>
+          <w:color w:val="000000" w:themeColor="text1"/>
+        </w:rPr>
         <w:t xml:space="preserve"> v</w:t>
       </w:r>
       <w:r>
         <w:rPr>
-          <w:rFonts w:ascii="Aptos" w:hAnsi="Aptos"/>
+          <w:rFonts w:ascii="Aptos" w:hAnsi="Aptos" w:cstheme="minorHAnsi"/>
+          <w:color w:val="000000" w:themeColor="text1"/>
+        </w:rPr>
+        <w:t>5.3.0</w:t>
+      </w:r>
+      <w:r>
+        <w:rPr>
+          <w:rFonts w:ascii="Aptos" w:hAnsi="Aptos" w:cstheme="minorHAnsi"/>
+          <w:color w:val="000000" w:themeColor="text1"/>
         </w:rPr>
         <w:t xml:space="preserve"> </w:t>
       </w:r>
@@ -2351,35 +2464,77 @@
           <w:rFonts w:ascii="Aptos" w:hAnsi="Aptos" w:cstheme="minorHAnsi"/>
           <w:color w:val="000000" w:themeColor="text1"/>
         </w:rPr>
-        <w:t>2.9.3 (Kolmogorov et al., 2019).</w:t>
-      </w:r>
-      <w:r>
-        <w:rPr>
-          <w:rFonts w:ascii="Aptos" w:hAnsi="Aptos" w:cstheme="minorHAnsi"/>
-          <w:color w:val="000000" w:themeColor="text1"/>
-        </w:rPr>
-        <w:t xml:space="preserve"> </w:t>
-      </w:r>
-      <w:r>
-        <w:rPr>
-          <w:rFonts w:ascii="Aptos" w:hAnsi="Aptos" w:cstheme="minorHAnsi"/>
-          <w:color w:val="000000" w:themeColor="text1"/>
-        </w:rPr>
-        <w:t xml:space="preserve">After some initial optimisation </w:t>
-      </w:r>
-      <w:r>
-        <w:rPr>
-          <w:rFonts w:ascii="Aptos" w:hAnsi="Aptos" w:cstheme="minorHAnsi"/>
-          <w:color w:val="000000" w:themeColor="text1"/>
-        </w:rPr>
-        <w:t>experiments</w:t>
-      </w:r>
-      <w:r>
-        <w:rPr>
-          <w:rFonts w:ascii="Aptos" w:hAnsi="Aptos" w:cstheme="minorHAnsi"/>
-          <w:color w:val="000000" w:themeColor="text1"/>
-        </w:rPr>
-        <w:t>, the ONT sequencing data with duplex calling was assembled using the ‘ONT corrected’ mode (--</w:t>
+        <w:t>(</w:t>
+      </w:r>
+      <w:r>
+        <w:rPr>
+          <w:rFonts w:ascii="Aptos" w:hAnsi="Aptos" w:cstheme="minorHAnsi"/>
+          <w:color w:val="000000" w:themeColor="text1"/>
+        </w:rPr>
+        <w:t>Gurevich</w:t>
+      </w:r>
+      <w:r>
+        <w:rPr>
+          <w:rFonts w:ascii="Aptos" w:hAnsi="Aptos" w:cstheme="minorHAnsi"/>
+          <w:color w:val="000000" w:themeColor="text1"/>
+        </w:rPr>
+        <w:t xml:space="preserve"> et al., 2013) </w:t>
+      </w:r>
+      <w:r>
+        <w:rPr>
+          <w:rFonts w:ascii="Aptos" w:hAnsi="Aptos" w:cstheme="minorHAnsi"/>
+          <w:color w:val="000000" w:themeColor="text1"/>
+        </w:rPr>
+        <w:t xml:space="preserve">was used to assess </w:t>
+      </w:r>
+      <w:r>
+        <w:rPr>
+          <w:rFonts w:ascii="Aptos" w:hAnsi="Aptos" w:cstheme="minorHAnsi"/>
+          <w:color w:val="000000" w:themeColor="text1"/>
+        </w:rPr>
+        <w:t xml:space="preserve">the assembly </w:t>
+      </w:r>
+      <w:r>
+        <w:rPr>
+          <w:rFonts w:ascii="Aptos" w:hAnsi="Aptos" w:cstheme="minorHAnsi"/>
+          <w:color w:val="000000" w:themeColor="text1"/>
+        </w:rPr>
+        <w:t xml:space="preserve">continuity, and </w:t>
+      </w:r>
+      <w:r>
+        <w:rPr>
+          <w:rFonts w:ascii="Aptos" w:hAnsi="Aptos" w:cstheme="minorHAnsi"/>
+          <w:color w:val="000000" w:themeColor="text1"/>
+        </w:rPr>
+        <w:t>BUSCO</w:t>
+      </w:r>
+      <w:r>
+        <w:rPr>
+          <w:rFonts w:ascii="Aptos" w:hAnsi="Aptos" w:cstheme="minorHAnsi"/>
+          <w:color w:val="000000" w:themeColor="text1"/>
+        </w:rPr>
+        <w:t xml:space="preserve"> v</w:t>
+      </w:r>
+      <w:r>
+        <w:rPr>
+          <w:rFonts w:ascii="Aptos" w:hAnsi="Aptos" w:cstheme="minorHAnsi"/>
+          <w:color w:val="000000" w:themeColor="text1"/>
+        </w:rPr>
+        <w:t xml:space="preserve">5.8.1 </w:t>
+      </w:r>
+      <w:r>
+        <w:rPr>
+          <w:rFonts w:ascii="Aptos" w:hAnsi="Aptos" w:cstheme="minorHAnsi"/>
+          <w:color w:val="000000" w:themeColor="text1"/>
+        </w:rPr>
+        <w:t xml:space="preserve">was used to assess assembly completeness </w:t>
+      </w:r>
+      <w:r>
+        <w:rPr>
+          <w:rFonts w:ascii="Aptos" w:hAnsi="Aptos" w:cstheme="minorHAnsi"/>
+          <w:color w:val="000000" w:themeColor="text1"/>
+        </w:rPr>
+        <w:t xml:space="preserve">(utilizing the </w:t>
       </w:r>
       <w:proofErr w:type="spellStart"/>
       <w:r>
@@ -2387,7 +2542,7 @@
           <w:rFonts w:ascii="Aptos" w:hAnsi="Aptos" w:cstheme="minorHAnsi"/>
           <w:color w:val="000000" w:themeColor="text1"/>
         </w:rPr>
-        <w:t>nano-corr</w:t>
+        <w:t>Insecta</w:t>
       </w:r>
       <w:proofErr w:type="spellEnd"/>
       <w:r>
@@ -2395,266 +2550,6 @@
           <w:rFonts w:ascii="Aptos" w:hAnsi="Aptos" w:cstheme="minorHAnsi"/>
           <w:color w:val="000000" w:themeColor="text1"/>
         </w:rPr>
-        <w:t xml:space="preserve">) and a minimum overlap of 10,000 (--min-overlap 10000), while the other </w:t>
-      </w:r>
-      <w:r>
-        <w:rPr>
-          <w:rFonts w:ascii="Aptos" w:hAnsi="Aptos" w:cstheme="minorHAnsi"/>
-          <w:color w:val="000000" w:themeColor="text1"/>
-        </w:rPr>
-        <w:t xml:space="preserve">ONT sequencing data was assembled using </w:t>
-      </w:r>
-      <w:r>
-        <w:rPr>
-          <w:rFonts w:ascii="Aptos" w:hAnsi="Aptos" w:cstheme="minorHAnsi"/>
-          <w:color w:val="000000" w:themeColor="text1"/>
-        </w:rPr>
-        <w:t>the ‘ONT raw’ mode (--</w:t>
-      </w:r>
-      <w:proofErr w:type="spellStart"/>
-      <w:r>
-        <w:rPr>
-          <w:rFonts w:ascii="Aptos" w:hAnsi="Aptos" w:cstheme="minorHAnsi"/>
-          <w:color w:val="000000" w:themeColor="text1"/>
-        </w:rPr>
-        <w:t>nano</w:t>
-      </w:r>
-      <w:proofErr w:type="spellEnd"/>
-      <w:r>
-        <w:rPr>
-          <w:rFonts w:ascii="Aptos" w:hAnsi="Aptos" w:cstheme="minorHAnsi"/>
-          <w:color w:val="000000" w:themeColor="text1"/>
-        </w:rPr>
-        <w:t xml:space="preserve">-raw) and </w:t>
-      </w:r>
-      <w:r>
-        <w:rPr>
-          <w:rFonts w:ascii="Aptos" w:hAnsi="Aptos" w:cstheme="minorHAnsi"/>
-          <w:color w:val="000000" w:themeColor="text1"/>
-        </w:rPr>
-        <w:t>default settings</w:t>
-      </w:r>
-      <w:r>
-        <w:rPr>
-          <w:rFonts w:ascii="Aptos" w:hAnsi="Aptos" w:cstheme="minorHAnsi"/>
-          <w:color w:val="000000" w:themeColor="text1"/>
-        </w:rPr>
-        <w:t>. An addition</w:t>
-      </w:r>
-      <w:r>
-        <w:rPr>
-          <w:rFonts w:ascii="Aptos" w:hAnsi="Aptos" w:cstheme="minorHAnsi"/>
-          <w:color w:val="000000" w:themeColor="text1"/>
-        </w:rPr>
-        <w:t>al</w:t>
-      </w:r>
-      <w:r>
-        <w:rPr>
-          <w:rFonts w:ascii="Aptos" w:hAnsi="Aptos" w:cstheme="minorHAnsi"/>
-          <w:color w:val="000000" w:themeColor="text1"/>
-        </w:rPr>
-        <w:t xml:space="preserve"> two iterations of polishing were carried out after the assemblies. The </w:t>
-      </w:r>
-      <w:proofErr w:type="spellStart"/>
-      <w:r>
-        <w:rPr>
-          <w:rFonts w:ascii="Aptos" w:hAnsi="Aptos" w:cstheme="minorHAnsi"/>
-          <w:color w:val="000000" w:themeColor="text1"/>
-        </w:rPr>
-        <w:t>purge_dups</w:t>
-      </w:r>
-      <w:proofErr w:type="spellEnd"/>
-      <w:r>
-        <w:rPr>
-          <w:rFonts w:ascii="Aptos" w:hAnsi="Aptos" w:cstheme="minorHAnsi"/>
-          <w:color w:val="000000" w:themeColor="text1"/>
-        </w:rPr>
-        <w:t xml:space="preserve"> v1.2.5 (Guan et al., 2020) pipeline was used to remove putative haplotypic duplications and heterozygous overlaps from the genome</w:t>
-      </w:r>
-      <w:r>
-        <w:rPr>
-          <w:rFonts w:ascii="Aptos" w:hAnsi="Aptos" w:cstheme="minorHAnsi"/>
-          <w:color w:val="000000" w:themeColor="text1"/>
-        </w:rPr>
-        <w:t>s</w:t>
-      </w:r>
-      <w:r>
-        <w:rPr>
-          <w:rFonts w:ascii="Aptos" w:hAnsi="Aptos" w:cstheme="minorHAnsi"/>
-          <w:color w:val="000000" w:themeColor="text1"/>
-        </w:rPr>
-        <w:t xml:space="preserve">. Raw ONT reads were mapped to the draft assembly using </w:t>
-      </w:r>
-      <w:r>
-        <w:rPr>
-          <w:rFonts w:ascii="Aptos" w:hAnsi="Aptos" w:cstheme="minorHAnsi"/>
-          <w:color w:val="000000" w:themeColor="text1"/>
-        </w:rPr>
-        <w:t>m</w:t>
-      </w:r>
-      <w:r>
-        <w:rPr>
-          <w:rFonts w:ascii="Aptos" w:hAnsi="Aptos" w:cstheme="minorHAnsi"/>
-          <w:color w:val="000000" w:themeColor="text1"/>
-        </w:rPr>
-        <w:t>inimap2 v2.18 (Li, 2018)</w:t>
-      </w:r>
-      <w:r>
-        <w:rPr>
-          <w:rFonts w:ascii="Aptos" w:hAnsi="Aptos" w:cstheme="minorHAnsi"/>
-          <w:color w:val="000000" w:themeColor="text1"/>
-        </w:rPr>
-        <w:t xml:space="preserve"> for this </w:t>
-      </w:r>
-      <w:r>
-        <w:rPr>
-          <w:rFonts w:ascii="Aptos" w:hAnsi="Aptos" w:cstheme="minorHAnsi"/>
-          <w:color w:val="000000" w:themeColor="text1"/>
-        </w:rPr>
-        <w:t xml:space="preserve">purging </w:t>
-      </w:r>
-      <w:r>
-        <w:rPr>
-          <w:rFonts w:ascii="Aptos" w:hAnsi="Aptos" w:cstheme="minorHAnsi"/>
-          <w:color w:val="000000" w:themeColor="text1"/>
-        </w:rPr>
-        <w:t>step</w:t>
-      </w:r>
-      <w:r>
-        <w:rPr>
-          <w:rFonts w:ascii="Aptos" w:hAnsi="Aptos" w:cstheme="minorHAnsi"/>
-          <w:color w:val="000000" w:themeColor="text1"/>
-        </w:rPr>
-        <w:t>.</w:t>
-      </w:r>
-      <w:r>
-        <w:rPr>
-          <w:rFonts w:ascii="Aptos" w:hAnsi="Aptos" w:cstheme="minorHAnsi"/>
-          <w:color w:val="000000" w:themeColor="text1"/>
-        </w:rPr>
-        <w:t xml:space="preserve"> Q</w:t>
-      </w:r>
-      <w:r>
-        <w:rPr>
-          <w:rFonts w:ascii="Aptos" w:hAnsi="Aptos" w:cstheme="minorHAnsi"/>
-          <w:color w:val="000000" w:themeColor="text1"/>
-        </w:rPr>
-        <w:t>UAST</w:t>
-      </w:r>
-      <w:r>
-        <w:rPr>
-          <w:rFonts w:ascii="Aptos" w:hAnsi="Aptos" w:cstheme="minorHAnsi"/>
-          <w:color w:val="000000" w:themeColor="text1"/>
-        </w:rPr>
-        <w:t xml:space="preserve"> v</w:t>
-      </w:r>
-      <w:r>
-        <w:rPr>
-          <w:rFonts w:ascii="Aptos" w:hAnsi="Aptos" w:cstheme="minorHAnsi"/>
-          <w:color w:val="000000" w:themeColor="text1"/>
-        </w:rPr>
-        <w:t>5.3.0</w:t>
-      </w:r>
-      <w:r>
-        <w:rPr>
-          <w:rFonts w:ascii="Aptos" w:hAnsi="Aptos" w:cstheme="minorHAnsi"/>
-          <w:color w:val="000000" w:themeColor="text1"/>
-        </w:rPr>
-        <w:t xml:space="preserve"> </w:t>
-      </w:r>
-      <w:r>
-        <w:rPr>
-          <w:rFonts w:ascii="Aptos" w:hAnsi="Aptos" w:cstheme="minorHAnsi"/>
-          <w:color w:val="000000" w:themeColor="text1"/>
-        </w:rPr>
-        <w:t>(</w:t>
-      </w:r>
-      <w:proofErr w:type="spellStart"/>
-      <w:r>
-        <w:rPr>
-          <w:rFonts w:ascii="Aptos" w:hAnsi="Aptos" w:cstheme="minorHAnsi"/>
-          <w:color w:val="000000" w:themeColor="text1"/>
-        </w:rPr>
-        <w:t>Gurevich</w:t>
-      </w:r>
-      <w:proofErr w:type="spellEnd"/>
-      <w:r>
-        <w:rPr>
-          <w:rFonts w:ascii="Aptos" w:hAnsi="Aptos" w:cstheme="minorHAnsi"/>
-          <w:color w:val="000000" w:themeColor="text1"/>
-        </w:rPr>
-        <w:t xml:space="preserve"> et al., 2013) </w:t>
-      </w:r>
-      <w:r>
-        <w:rPr>
-          <w:rFonts w:ascii="Aptos" w:hAnsi="Aptos" w:cstheme="minorHAnsi"/>
-          <w:color w:val="000000" w:themeColor="text1"/>
-        </w:rPr>
-        <w:t xml:space="preserve">was used to assess </w:t>
-      </w:r>
-      <w:r>
-        <w:rPr>
-          <w:rFonts w:ascii="Aptos" w:hAnsi="Aptos" w:cstheme="minorHAnsi"/>
-          <w:color w:val="000000" w:themeColor="text1"/>
-        </w:rPr>
-        <w:t xml:space="preserve">the assembly </w:t>
-      </w:r>
-      <w:r>
-        <w:rPr>
-          <w:rFonts w:ascii="Aptos" w:hAnsi="Aptos" w:cstheme="minorHAnsi"/>
-          <w:color w:val="000000" w:themeColor="text1"/>
-        </w:rPr>
-        <w:t xml:space="preserve">continuity, and </w:t>
-      </w:r>
-      <w:r>
-        <w:rPr>
-          <w:rFonts w:ascii="Aptos" w:hAnsi="Aptos" w:cstheme="minorHAnsi"/>
-          <w:color w:val="000000" w:themeColor="text1"/>
-        </w:rPr>
-        <w:t>BUSCO</w:t>
-      </w:r>
-      <w:r>
-        <w:rPr>
-          <w:rFonts w:ascii="Aptos" w:hAnsi="Aptos" w:cstheme="minorHAnsi"/>
-          <w:color w:val="000000" w:themeColor="text1"/>
-        </w:rPr>
-        <w:t xml:space="preserve"> v</w:t>
-      </w:r>
-      <w:r>
-        <w:rPr>
-          <w:rFonts w:ascii="Aptos" w:hAnsi="Aptos" w:cstheme="minorHAnsi"/>
-          <w:color w:val="000000" w:themeColor="text1"/>
-        </w:rPr>
-        <w:t xml:space="preserve">5.8.1 </w:t>
-      </w:r>
-      <w:r>
-        <w:rPr>
-          <w:rFonts w:ascii="Aptos" w:hAnsi="Aptos" w:cstheme="minorHAnsi"/>
-          <w:color w:val="000000" w:themeColor="text1"/>
-        </w:rPr>
-        <w:t xml:space="preserve">was used to assess assembly completeness </w:t>
-      </w:r>
-      <w:r>
-        <w:rPr>
-          <w:rFonts w:ascii="Aptos" w:hAnsi="Aptos" w:cstheme="minorHAnsi"/>
-          <w:color w:val="000000" w:themeColor="text1"/>
-        </w:rPr>
-        <w:t xml:space="preserve">(utilizing the </w:t>
-      </w:r>
-      <w:proofErr w:type="spellStart"/>
-      <w:r>
-        <w:rPr>
-          <w:rFonts w:ascii="Aptos" w:hAnsi="Aptos" w:cstheme="minorHAnsi"/>
-          <w:color w:val="000000" w:themeColor="text1"/>
-        </w:rPr>
-        <w:t>Insecta</w:t>
-      </w:r>
-      <w:proofErr w:type="spellEnd"/>
-      <w:r>
-        <w:rPr>
-          <w:rFonts w:ascii="Aptos" w:hAnsi="Aptos" w:cstheme="minorHAnsi"/>
-          <w:color w:val="000000" w:themeColor="text1"/>
-        </w:rPr>
         <w:t xml:space="preserve"> lineage data set</w:t>
       </w:r>
       <w:r>
@@ -2664,7 +2559,6 @@
         </w:rPr>
         <w:t xml:space="preserve">; </w:t>
       </w:r>
-      <w:proofErr w:type="spellStart"/>
       <w:r>
         <w:rPr>
           <w:rFonts w:ascii="Aptos" w:hAnsi="Aptos" w:cstheme="minorHAnsi"/>
@@ -2672,7 +2566,6 @@
         </w:rPr>
         <w:t>Simão</w:t>
       </w:r>
-      <w:proofErr w:type="spellEnd"/>
       <w:r>
         <w:rPr>
           <w:rFonts w:ascii="Aptos" w:hAnsi="Aptos" w:cstheme="minorHAnsi"/>
@@ -2717,71 +2610,7 @@
           <w:rFonts w:ascii="Aptos" w:hAnsi="Aptos" w:cstheme="minorHAnsi"/>
           <w:color w:val="000000" w:themeColor="text1"/>
         </w:rPr>
-        <w:t>The genome assemblies were annotated using FGENESH++ v7.2.2 (</w:t>
-      </w:r>
-      <w:proofErr w:type="spellStart"/>
-      <w:r>
-        <w:rPr>
-          <w:rFonts w:ascii="Aptos" w:hAnsi="Aptos" w:cstheme="minorHAnsi"/>
-          <w:color w:val="000000" w:themeColor="text1"/>
-        </w:rPr>
-        <w:t>Salamov</w:t>
-      </w:r>
-      <w:proofErr w:type="spellEnd"/>
-      <w:r>
-        <w:rPr>
-          <w:rFonts w:ascii="Aptos" w:hAnsi="Aptos" w:cstheme="minorHAnsi"/>
-          <w:color w:val="000000" w:themeColor="text1"/>
-        </w:rPr>
-        <w:t xml:space="preserve"> &amp; </w:t>
-      </w:r>
-      <w:proofErr w:type="spellStart"/>
-      <w:r>
-        <w:rPr>
-          <w:rFonts w:ascii="Aptos" w:hAnsi="Aptos" w:cstheme="minorHAnsi"/>
-          <w:color w:val="000000" w:themeColor="text1"/>
-        </w:rPr>
-        <w:t>Solovyev</w:t>
-      </w:r>
-      <w:proofErr w:type="spellEnd"/>
-      <w:r>
-        <w:rPr>
-          <w:rFonts w:ascii="Aptos" w:hAnsi="Aptos" w:cstheme="minorHAnsi"/>
-          <w:color w:val="000000" w:themeColor="text1"/>
-        </w:rPr>
-        <w:t xml:space="preserve">, 2000; </w:t>
-      </w:r>
-      <w:proofErr w:type="spellStart"/>
-      <w:r>
-        <w:rPr>
-          <w:rFonts w:ascii="Aptos" w:hAnsi="Aptos" w:cstheme="minorHAnsi"/>
-          <w:color w:val="000000" w:themeColor="text1"/>
-        </w:rPr>
-        <w:t>Solovyev</w:t>
-      </w:r>
-      <w:proofErr w:type="spellEnd"/>
-      <w:r>
-        <w:rPr>
-          <w:rFonts w:ascii="Aptos" w:hAnsi="Aptos" w:cstheme="minorHAnsi"/>
-          <w:color w:val="000000" w:themeColor="text1"/>
-        </w:rPr>
-        <w:t xml:space="preserve"> et al., 2006), performed on the Nimbus cloud service provided by the </w:t>
-      </w:r>
-      <w:proofErr w:type="spellStart"/>
-      <w:r>
-        <w:rPr>
-          <w:rFonts w:ascii="Aptos" w:hAnsi="Aptos" w:cstheme="minorHAnsi"/>
-          <w:color w:val="000000" w:themeColor="text1"/>
-        </w:rPr>
-        <w:t>Pawsey</w:t>
-      </w:r>
-      <w:proofErr w:type="spellEnd"/>
-      <w:r>
-        <w:rPr>
-          <w:rFonts w:ascii="Aptos" w:hAnsi="Aptos" w:cstheme="minorHAnsi"/>
-          <w:color w:val="000000" w:themeColor="text1"/>
-        </w:rPr>
-        <w:t xml:space="preserve"> Supercomputing Centre. Prior to annotation, we generated a repeat library with </w:t>
+        <w:t xml:space="preserve">The genome assemblies were annotated using FGENESH++ v7.2.2 (Salamov &amp; Solovyev, 2000; Solovyev et al., 2006), performed on the Nimbus cloud service provided by the Pawsey Supercomputing Centre. Prior to annotation, we generated a repeat library with </w:t>
       </w:r>
       <w:proofErr w:type="spellStart"/>
       <w:r>
@@ -2946,7 +2775,15 @@
           <w:rFonts w:ascii="Aptos" w:hAnsi="Aptos" w:cstheme="minorHAnsi"/>
           <w:color w:val="000000" w:themeColor="text1"/>
         </w:rPr>
-        <w:t>2020 release) for “</w:t>
+        <w:t xml:space="preserve">2020 release) for </w:t>
+      </w:r>
+      <w:r>
+        <w:rPr>
+          <w:rFonts w:ascii="Aptos" w:hAnsi="Aptos" w:cstheme="minorHAnsi"/>
+          <w:color w:val="000000" w:themeColor="text1"/>
+        </w:rPr>
+        <w:lastRenderedPageBreak/>
+        <w:t>“</w:t>
       </w:r>
       <w:proofErr w:type="spellStart"/>
       <w:r>
@@ -3019,15 +2856,7 @@
           <w:rFonts w:ascii="Aptos" w:hAnsi="Aptos" w:cstheme="minorHAnsi"/>
           <w:color w:val="000000" w:themeColor="text1"/>
         </w:rPr>
-        <w:t xml:space="preserve"> 2.0 (Mei et al., 2022), NCBI and Ewart et al. (2024) for subsequent analyses </w:t>
-      </w:r>
-      <w:r>
-        <w:rPr>
-          <w:rFonts w:ascii="Aptos" w:hAnsi="Aptos" w:cstheme="minorHAnsi"/>
-          <w:color w:val="000000" w:themeColor="text1"/>
-        </w:rPr>
-        <w:lastRenderedPageBreak/>
-        <w:t xml:space="preserve">(see Table </w:t>
+        <w:t xml:space="preserve"> 2.0 (Mei et al., 2022), NCBI and Ewart et al. (2024) for subsequent analyses (see Table </w:t>
       </w:r>
       <w:r>
         <w:rPr>
@@ -3059,7 +2888,29 @@
           <w:i/>
           <w:color w:val="000000" w:themeColor="text1"/>
         </w:rPr>
-        <w:t xml:space="preserve"> </w:t>
+        <w:t xml:space="preserve"> americana</w:t>
+      </w:r>
+      <w:r>
+        <w:rPr>
+          <w:rFonts w:ascii="Aptos" w:hAnsi="Aptos" w:cstheme="minorHAnsi"/>
+          <w:color w:val="000000" w:themeColor="text1"/>
+        </w:rPr>
+        <w:t xml:space="preserve">, </w:t>
+      </w:r>
+      <w:r>
+        <w:rPr>
+          <w:rFonts w:ascii="Aptos" w:hAnsi="Aptos" w:cstheme="minorHAnsi"/>
+          <w:i/>
+          <w:color w:val="000000" w:themeColor="text1"/>
+        </w:rPr>
+        <w:t>Blattella germanica</w:t>
+      </w:r>
+      <w:r>
+        <w:rPr>
+          <w:rFonts w:ascii="Aptos" w:hAnsi="Aptos" w:cstheme="minorHAnsi"/>
+          <w:color w:val="000000" w:themeColor="text1"/>
+        </w:rPr>
+        <w:t xml:space="preserve">, and </w:t>
       </w:r>
       <w:proofErr w:type="spellStart"/>
       <w:r>
@@ -3068,79 +2919,17 @@
           <w:i/>
           <w:color w:val="000000" w:themeColor="text1"/>
         </w:rPr>
-        <w:t>americana</w:t>
+        <w:t>Zootermopsis</w:t>
       </w:r>
       <w:proofErr w:type="spellEnd"/>
       <w:r>
         <w:rPr>
           <w:rFonts w:ascii="Aptos" w:hAnsi="Aptos" w:cstheme="minorHAnsi"/>
-          <w:color w:val="000000" w:themeColor="text1"/>
-        </w:rPr>
-        <w:t xml:space="preserve">, </w:t>
-      </w:r>
-      <w:proofErr w:type="spellStart"/>
-      <w:r>
-        <w:rPr>
-          <w:rFonts w:ascii="Aptos" w:hAnsi="Aptos" w:cstheme="minorHAnsi"/>
           <w:i/>
           <w:color w:val="000000" w:themeColor="text1"/>
         </w:rPr>
-        <w:t>Blattella</w:t>
-      </w:r>
-      <w:proofErr w:type="spellEnd"/>
-      <w:r>
-        <w:rPr>
-          <w:rFonts w:ascii="Aptos" w:hAnsi="Aptos" w:cstheme="minorHAnsi"/>
-          <w:i/>
-          <w:color w:val="000000" w:themeColor="text1"/>
-        </w:rPr>
-        <w:t xml:space="preserve"> </w:t>
-      </w:r>
-      <w:proofErr w:type="spellStart"/>
-      <w:r>
-        <w:rPr>
-          <w:rFonts w:ascii="Aptos" w:hAnsi="Aptos" w:cstheme="minorHAnsi"/>
-          <w:i/>
-          <w:color w:val="000000" w:themeColor="text1"/>
-        </w:rPr>
-        <w:t>germanica</w:t>
-      </w:r>
-      <w:proofErr w:type="spellEnd"/>
-      <w:r>
-        <w:rPr>
-          <w:rFonts w:ascii="Aptos" w:hAnsi="Aptos" w:cstheme="minorHAnsi"/>
-          <w:color w:val="000000" w:themeColor="text1"/>
-        </w:rPr>
-        <w:t xml:space="preserve">, and </w:t>
-      </w:r>
-      <w:proofErr w:type="spellStart"/>
-      <w:r>
-        <w:rPr>
-          <w:rFonts w:ascii="Aptos" w:hAnsi="Aptos" w:cstheme="minorHAnsi"/>
-          <w:i/>
-          <w:color w:val="000000" w:themeColor="text1"/>
-        </w:rPr>
-        <w:t>Zootermopsis</w:t>
-      </w:r>
-      <w:proofErr w:type="spellEnd"/>
-      <w:r>
-        <w:rPr>
-          <w:rFonts w:ascii="Aptos" w:hAnsi="Aptos" w:cstheme="minorHAnsi"/>
-          <w:i/>
-          <w:color w:val="000000" w:themeColor="text1"/>
-        </w:rPr>
-        <w:t xml:space="preserve"> </w:t>
-      </w:r>
-      <w:proofErr w:type="spellStart"/>
-      <w:r>
-        <w:rPr>
-          <w:rFonts w:ascii="Aptos" w:hAnsi="Aptos" w:cstheme="minorHAnsi"/>
-          <w:i/>
-          <w:color w:val="000000" w:themeColor="text1"/>
-        </w:rPr>
-        <w:t>nevadensis</w:t>
-      </w:r>
-      <w:proofErr w:type="spellEnd"/>
+        <w:t xml:space="preserve"> nevadensis</w:t>
+      </w:r>
       <w:r>
         <w:rPr>
           <w:rFonts w:ascii="Aptos" w:hAnsi="Aptos" w:cstheme="minorHAnsi"/>
@@ -3553,37 +3342,12 @@
         </w:rPr>
         <w:t xml:space="preserve"> </w:t>
       </w:r>
-      <w:proofErr w:type="spellStart"/>
-      <w:r>
-        <w:rPr>
-          <w:rFonts w:ascii="Aptos" w:hAnsi="Aptos" w:cstheme="minorHAnsi"/>
-          <w:color w:val="000000" w:themeColor="text1"/>
-        </w:rPr>
-        <w:t>bp</w:t>
-      </w:r>
-      <w:proofErr w:type="spellEnd"/>
-      <w:r>
-        <w:rPr>
-          <w:rFonts w:ascii="Aptos" w:hAnsi="Aptos" w:cstheme="minorHAnsi"/>
-          <w:color w:val="000000" w:themeColor="text1"/>
-        </w:rPr>
-        <w:t xml:space="preserve"> fragments (alternate threshold = 100 </w:t>
-      </w:r>
-      <w:proofErr w:type="spellStart"/>
-      <w:r>
-        <w:rPr>
-          <w:rFonts w:ascii="Aptos" w:hAnsi="Aptos" w:cstheme="minorHAnsi"/>
-          <w:color w:val="000000" w:themeColor="text1"/>
-        </w:rPr>
-        <w:t>bp</w:t>
-      </w:r>
-      <w:proofErr w:type="spellEnd"/>
-      <w:r>
-        <w:rPr>
-          <w:rFonts w:ascii="Aptos" w:hAnsi="Aptos" w:cstheme="minorHAnsi"/>
-          <w:color w:val="000000" w:themeColor="text1"/>
-        </w:rPr>
-        <w:t xml:space="preserve">) using a custom AWK script. </w:t>
+      <w:r>
+        <w:rPr>
+          <w:rFonts w:ascii="Aptos" w:hAnsi="Aptos" w:cstheme="minorHAnsi"/>
+          <w:color w:val="000000" w:themeColor="text1"/>
+        </w:rPr>
+        <w:t xml:space="preserve">bp fragments (alternate threshold = 100 bp) using a custom AWK script. </w:t>
       </w:r>
       <w:r>
         <w:rPr>
@@ -3884,17 +3648,92 @@
           <w:rFonts w:ascii="Aptos" w:eastAsia="Times New Roman" w:hAnsi="Aptos" w:cstheme="minorHAnsi"/>
           <w:color w:val="000000" w:themeColor="text1"/>
         </w:rPr>
+        <w:t xml:space="preserve"> bp </w:t>
+      </w:r>
+      <w:r>
+        <w:rPr>
+          <w:rFonts w:ascii="Aptos" w:eastAsia="Times New Roman" w:hAnsi="Aptos" w:cstheme="minorHAnsi"/>
+          <w:color w:val="000000" w:themeColor="text1"/>
+        </w:rPr>
+        <w:t>of</w:t>
+      </w:r>
+      <w:r>
+        <w:rPr>
+          <w:rFonts w:ascii="Aptos" w:eastAsia="Times New Roman" w:hAnsi="Aptos" w:cstheme="minorHAnsi"/>
+          <w:color w:val="000000" w:themeColor="text1"/>
+        </w:rPr>
+        <w:t xml:space="preserve"> each other</w:t>
+      </w:r>
+      <w:r>
+        <w:rPr>
+          <w:rFonts w:ascii="Aptos" w:eastAsia="Times New Roman" w:hAnsi="Aptos" w:cstheme="minorHAnsi"/>
+          <w:color w:val="000000" w:themeColor="text1"/>
+        </w:rPr>
+        <w:t xml:space="preserve"> on a host contig</w:t>
+      </w:r>
+      <w:r>
+        <w:rPr>
+          <w:rFonts w:ascii="Aptos" w:eastAsia="Times New Roman" w:hAnsi="Aptos" w:cstheme="minorHAnsi"/>
+          <w:color w:val="000000" w:themeColor="text1"/>
+        </w:rPr>
+        <w:t xml:space="preserve"> (alternate threshold = </w:t>
+      </w:r>
+      <w:r>
+        <w:rPr>
+          <w:rFonts w:ascii="Aptos" w:eastAsia="Times New Roman" w:hAnsi="Aptos" w:cstheme="minorHAnsi"/>
+          <w:color w:val="000000" w:themeColor="text1"/>
+        </w:rPr>
+        <w:t>50</w:t>
+      </w:r>
+      <w:r>
+        <w:rPr>
+          <w:rFonts w:ascii="Aptos" w:eastAsia="Times New Roman" w:hAnsi="Aptos" w:cstheme="minorHAnsi"/>
+          <w:color w:val="000000" w:themeColor="text1"/>
+        </w:rPr>
+        <w:t xml:space="preserve"> bp), </w:t>
+      </w:r>
+      <w:r>
+        <w:rPr>
+          <w:rFonts w:ascii="Aptos" w:eastAsia="Times New Roman" w:hAnsi="Aptos" w:cstheme="minorHAnsi"/>
+          <w:color w:val="000000" w:themeColor="text1"/>
+        </w:rPr>
+        <w:t xml:space="preserve">we </w:t>
+      </w:r>
+      <w:r>
+        <w:rPr>
+          <w:rFonts w:ascii="Aptos" w:eastAsia="Times New Roman" w:hAnsi="Aptos" w:cstheme="minorHAnsi"/>
+          <w:color w:val="000000" w:themeColor="text1"/>
+        </w:rPr>
+        <w:t>merged</w:t>
+      </w:r>
+      <w:r>
+        <w:rPr>
+          <w:rFonts w:ascii="Aptos" w:eastAsia="Times New Roman" w:hAnsi="Aptos" w:cstheme="minorHAnsi"/>
+          <w:color w:val="000000" w:themeColor="text1"/>
+        </w:rPr>
         <w:t xml:space="preserve"> </w:t>
       </w:r>
-      <w:proofErr w:type="spellStart"/>
-      <w:r>
-        <w:rPr>
-          <w:rFonts w:ascii="Aptos" w:eastAsia="Times New Roman" w:hAnsi="Aptos" w:cstheme="minorHAnsi"/>
-          <w:color w:val="000000" w:themeColor="text1"/>
-        </w:rPr>
-        <w:t>bp</w:t>
-      </w:r>
-      <w:proofErr w:type="spellEnd"/>
+      <w:r>
+        <w:rPr>
+          <w:rFonts w:ascii="Aptos" w:eastAsia="Times New Roman" w:hAnsi="Aptos" w:cstheme="minorHAnsi"/>
+          <w:color w:val="000000" w:themeColor="text1"/>
+        </w:rPr>
+        <w:t>th</w:t>
+      </w:r>
+      <w:r>
+        <w:rPr>
+          <w:rFonts w:ascii="Aptos" w:eastAsia="Times New Roman" w:hAnsi="Aptos" w:cstheme="minorHAnsi"/>
+          <w:color w:val="000000" w:themeColor="text1"/>
+        </w:rPr>
+        <w:t xml:space="preserve">e host </w:t>
+      </w:r>
+      <w:r>
+        <w:rPr>
+          <w:rFonts w:ascii="Aptos" w:eastAsia="Times New Roman" w:hAnsi="Aptos" w:cstheme="minorHAnsi"/>
+          <w:color w:val="000000" w:themeColor="text1"/>
+        </w:rPr>
+        <w:t>region</w:t>
+      </w:r>
       <w:r>
         <w:rPr>
           <w:rFonts w:ascii="Aptos" w:eastAsia="Times New Roman" w:hAnsi="Aptos" w:cstheme="minorHAnsi"/>
@@ -3907,35 +3746,7 @@
           <w:rFonts w:ascii="Aptos" w:eastAsia="Times New Roman" w:hAnsi="Aptos" w:cstheme="minorHAnsi"/>
           <w:color w:val="000000" w:themeColor="text1"/>
         </w:rPr>
-        <w:t>of</w:t>
-      </w:r>
-      <w:r>
-        <w:rPr>
-          <w:rFonts w:ascii="Aptos" w:eastAsia="Times New Roman" w:hAnsi="Aptos" w:cstheme="minorHAnsi"/>
-          <w:color w:val="000000" w:themeColor="text1"/>
-        </w:rPr>
-        <w:t xml:space="preserve"> each other</w:t>
-      </w:r>
-      <w:r>
-        <w:rPr>
-          <w:rFonts w:ascii="Aptos" w:eastAsia="Times New Roman" w:hAnsi="Aptos" w:cstheme="minorHAnsi"/>
-          <w:color w:val="000000" w:themeColor="text1"/>
-        </w:rPr>
-        <w:t xml:space="preserve"> on a host contig</w:t>
-      </w:r>
-      <w:r>
-        <w:rPr>
-          <w:rFonts w:ascii="Aptos" w:eastAsia="Times New Roman" w:hAnsi="Aptos" w:cstheme="minorHAnsi"/>
-          <w:color w:val="000000" w:themeColor="text1"/>
-        </w:rPr>
-        <w:t xml:space="preserve"> (alternate threshold = </w:t>
-      </w:r>
-      <w:r>
-        <w:rPr>
-          <w:rFonts w:ascii="Aptos" w:eastAsia="Times New Roman" w:hAnsi="Aptos" w:cstheme="minorHAnsi"/>
-          <w:color w:val="000000" w:themeColor="text1"/>
-        </w:rPr>
-        <w:t>50</w:t>
+        <w:t>aligning to</w:t>
       </w:r>
       <w:r>
         <w:rPr>
@@ -3944,35 +3755,12 @@
         </w:rPr>
         <w:t xml:space="preserve"> </w:t>
       </w:r>
-      <w:proofErr w:type="spellStart"/>
-      <w:r>
-        <w:rPr>
-          <w:rFonts w:ascii="Aptos" w:eastAsia="Times New Roman" w:hAnsi="Aptos" w:cstheme="minorHAnsi"/>
-          <w:color w:val="000000" w:themeColor="text1"/>
-        </w:rPr>
-        <w:t>bp</w:t>
-      </w:r>
-      <w:proofErr w:type="spellEnd"/>
-      <w:r>
-        <w:rPr>
-          <w:rFonts w:ascii="Aptos" w:eastAsia="Times New Roman" w:hAnsi="Aptos" w:cstheme="minorHAnsi"/>
-          <w:color w:val="000000" w:themeColor="text1"/>
-        </w:rPr>
-        <w:t xml:space="preserve">), </w:t>
-      </w:r>
-      <w:r>
-        <w:rPr>
-          <w:rFonts w:ascii="Aptos" w:eastAsia="Times New Roman" w:hAnsi="Aptos" w:cstheme="minorHAnsi"/>
-          <w:color w:val="000000" w:themeColor="text1"/>
-        </w:rPr>
-        <w:t xml:space="preserve">we </w:t>
-      </w:r>
-      <w:r>
-        <w:rPr>
-          <w:rFonts w:ascii="Aptos" w:eastAsia="Times New Roman" w:hAnsi="Aptos" w:cstheme="minorHAnsi"/>
-          <w:color w:val="000000" w:themeColor="text1"/>
-        </w:rPr>
-        <w:t>merged</w:t>
+      <w:r>
+        <w:rPr>
+          <w:rFonts w:ascii="Aptos" w:eastAsia="Times New Roman" w:hAnsi="Aptos" w:cstheme="minorHAnsi"/>
+          <w:color w:val="000000" w:themeColor="text1"/>
+        </w:rPr>
+        <w:t>these sequences</w:t>
       </w:r>
       <w:r>
         <w:rPr>
@@ -3986,62 +3774,6 @@
           <w:rFonts w:ascii="Aptos" w:eastAsia="Times New Roman" w:hAnsi="Aptos" w:cstheme="minorHAnsi"/>
           <w:color w:val="000000" w:themeColor="text1"/>
         </w:rPr>
-        <w:t>th</w:t>
-      </w:r>
-      <w:r>
-        <w:rPr>
-          <w:rFonts w:ascii="Aptos" w:eastAsia="Times New Roman" w:hAnsi="Aptos" w:cstheme="minorHAnsi"/>
-          <w:color w:val="000000" w:themeColor="text1"/>
-        </w:rPr>
-        <w:t xml:space="preserve">e host </w:t>
-      </w:r>
-      <w:r>
-        <w:rPr>
-          <w:rFonts w:ascii="Aptos" w:eastAsia="Times New Roman" w:hAnsi="Aptos" w:cstheme="minorHAnsi"/>
-          <w:color w:val="000000" w:themeColor="text1"/>
-        </w:rPr>
-        <w:t>region</w:t>
-      </w:r>
-      <w:r>
-        <w:rPr>
-          <w:rFonts w:ascii="Aptos" w:eastAsia="Times New Roman" w:hAnsi="Aptos" w:cstheme="minorHAnsi"/>
-          <w:color w:val="000000" w:themeColor="text1"/>
-        </w:rPr>
-        <w:t xml:space="preserve"> </w:t>
-      </w:r>
-      <w:r>
-        <w:rPr>
-          <w:rFonts w:ascii="Aptos" w:eastAsia="Times New Roman" w:hAnsi="Aptos" w:cstheme="minorHAnsi"/>
-          <w:color w:val="000000" w:themeColor="text1"/>
-        </w:rPr>
-        <w:t>aligning to</w:t>
-      </w:r>
-      <w:r>
-        <w:rPr>
-          <w:rFonts w:ascii="Aptos" w:eastAsia="Times New Roman" w:hAnsi="Aptos" w:cstheme="minorHAnsi"/>
-          <w:color w:val="000000" w:themeColor="text1"/>
-        </w:rPr>
-        <w:t xml:space="preserve"> </w:t>
-      </w:r>
-      <w:r>
-        <w:rPr>
-          <w:rFonts w:ascii="Aptos" w:eastAsia="Times New Roman" w:hAnsi="Aptos" w:cstheme="minorHAnsi"/>
-          <w:color w:val="000000" w:themeColor="text1"/>
-        </w:rPr>
-        <w:t>these sequences</w:t>
-      </w:r>
-      <w:r>
-        <w:rPr>
-          <w:rFonts w:ascii="Aptos" w:eastAsia="Times New Roman" w:hAnsi="Aptos" w:cstheme="minorHAnsi"/>
-          <w:color w:val="000000" w:themeColor="text1"/>
-        </w:rPr>
-        <w:t xml:space="preserve"> </w:t>
-      </w:r>
-      <w:r>
-        <w:rPr>
-          <w:rFonts w:ascii="Aptos" w:eastAsia="Times New Roman" w:hAnsi="Aptos" w:cstheme="minorHAnsi"/>
-          <w:color w:val="000000" w:themeColor="text1"/>
-        </w:rPr>
         <w:t>as</w:t>
       </w:r>
       <w:r>
@@ -4091,39 +3823,7 @@
           <w:rFonts w:ascii="Aptos" w:eastAsia="Times New Roman" w:hAnsi="Aptos" w:cstheme="minorHAnsi"/>
           <w:color w:val="000000" w:themeColor="text1"/>
         </w:rPr>
-        <w:t xml:space="preserve"> 50 </w:t>
-      </w:r>
-      <w:proofErr w:type="spellStart"/>
-      <w:r>
-        <w:rPr>
-          <w:rFonts w:ascii="Aptos" w:eastAsia="Times New Roman" w:hAnsi="Aptos" w:cstheme="minorHAnsi"/>
-          <w:color w:val="000000" w:themeColor="text1"/>
-        </w:rPr>
-        <w:t>bp</w:t>
-      </w:r>
-      <w:proofErr w:type="spellEnd"/>
-      <w:r>
-        <w:rPr>
-          <w:rFonts w:ascii="Aptos" w:eastAsia="Times New Roman" w:hAnsi="Aptos" w:cstheme="minorHAnsi"/>
-          <w:color w:val="000000" w:themeColor="text1"/>
-        </w:rPr>
-        <w:t xml:space="preserve"> (alternate threshold = 30 </w:t>
-      </w:r>
-      <w:proofErr w:type="spellStart"/>
-      <w:r>
-        <w:rPr>
-          <w:rFonts w:ascii="Aptos" w:eastAsia="Times New Roman" w:hAnsi="Aptos" w:cstheme="minorHAnsi"/>
-          <w:color w:val="000000" w:themeColor="text1"/>
-        </w:rPr>
-        <w:t>bp</w:t>
-      </w:r>
-      <w:proofErr w:type="spellEnd"/>
-      <w:r>
-        <w:rPr>
-          <w:rFonts w:ascii="Aptos" w:eastAsia="Times New Roman" w:hAnsi="Aptos" w:cstheme="minorHAnsi"/>
-          <w:color w:val="000000" w:themeColor="text1"/>
-        </w:rPr>
-        <w:t>) were removed using AWK.</w:t>
+        <w:t xml:space="preserve"> 50 bp (alternate threshold = 30 bp) were removed using AWK.</w:t>
       </w:r>
       <w:r>
         <w:rPr>
@@ -4390,7 +4090,99 @@
           <w:rFonts w:ascii="Aptos" w:eastAsia="Times New Roman" w:hAnsi="Aptos" w:cstheme="minorHAnsi"/>
           <w:color w:val="000000" w:themeColor="text1"/>
         </w:rPr>
-        <w:t xml:space="preserve"> putative HGT inserts above 10,000 </w:t>
+        <w:t xml:space="preserve"> putative HGT inserts above 10,000 bp in length (which were found to be significant outliers based on the length distributions of all putative inserts in </w:t>
+      </w:r>
+      <w:r>
+        <w:rPr>
+          <w:rFonts w:ascii="Aptos" w:eastAsia="Times New Roman" w:hAnsi="Aptos" w:cstheme="minorHAnsi"/>
+          <w:color w:val="000000" w:themeColor="text1"/>
+        </w:rPr>
+        <w:lastRenderedPageBreak/>
+        <w:t>our dataset</w:t>
+      </w:r>
+      <w:r>
+        <w:rPr>
+          <w:rFonts w:ascii="Aptos" w:eastAsia="Times New Roman" w:hAnsi="Aptos" w:cstheme="minorHAnsi"/>
+          <w:color w:val="000000" w:themeColor="text1"/>
+        </w:rPr>
+        <w:t>; see Fig. 1B</w:t>
+      </w:r>
+      <w:r>
+        <w:rPr>
+          <w:rFonts w:ascii="Aptos" w:eastAsia="Times New Roman" w:hAnsi="Aptos" w:cstheme="minorHAnsi"/>
+          <w:color w:val="000000" w:themeColor="text1"/>
+        </w:rPr>
+        <w:t xml:space="preserve">). </w:t>
+      </w:r>
+      <w:r>
+        <w:rPr>
+          <w:rFonts w:ascii="Aptos" w:eastAsia="Times New Roman" w:hAnsi="Aptos" w:cstheme="minorHAnsi"/>
+          <w:color w:val="000000" w:themeColor="text1"/>
+        </w:rPr>
+        <w:t xml:space="preserve">Second, inserts that </w:t>
+      </w:r>
+      <w:r>
+        <w:rPr>
+          <w:rFonts w:ascii="Aptos" w:eastAsia="Times New Roman" w:hAnsi="Aptos" w:cstheme="minorHAnsi"/>
+          <w:color w:val="000000" w:themeColor="text1"/>
+        </w:rPr>
+        <w:t>formed</w:t>
+      </w:r>
+      <w:r>
+        <w:rPr>
+          <w:rFonts w:ascii="Aptos" w:eastAsia="Times New Roman" w:hAnsi="Aptos" w:cstheme="minorHAnsi"/>
+          <w:color w:val="000000" w:themeColor="text1"/>
+        </w:rPr>
+        <w:t xml:space="preserve"> </w:t>
+      </w:r>
+      <w:r>
+        <w:rPr>
+          <w:rFonts w:ascii="Aptos" w:eastAsia="Times New Roman" w:hAnsi="Aptos" w:cstheme="minorHAnsi"/>
+          <w:color w:val="000000" w:themeColor="text1"/>
+        </w:rPr>
+        <w:t xml:space="preserve">part of false assembly duplications were identified and removed. </w:t>
+      </w:r>
+      <w:r>
+        <w:rPr>
+          <w:rFonts w:ascii="Aptos" w:eastAsia="Times New Roman" w:hAnsi="Aptos" w:cstheme="minorHAnsi"/>
+          <w:color w:val="000000" w:themeColor="text1"/>
+        </w:rPr>
+        <w:t>To identify these potential false duplicate inserts, the i</w:t>
+      </w:r>
+      <w:r>
+        <w:rPr>
+          <w:rFonts w:ascii="Aptos" w:eastAsia="Times New Roman" w:hAnsi="Aptos" w:cstheme="minorHAnsi"/>
+          <w:color w:val="000000" w:themeColor="text1"/>
+        </w:rPr>
+        <w:t xml:space="preserve">nsert </w:t>
+      </w:r>
+      <w:r>
+        <w:rPr>
+          <w:rFonts w:ascii="Aptos" w:eastAsia="Times New Roman" w:hAnsi="Aptos" w:cstheme="minorHAnsi"/>
+          <w:color w:val="000000" w:themeColor="text1"/>
+        </w:rPr>
+        <w:t xml:space="preserve">regions </w:t>
+      </w:r>
+      <w:r>
+        <w:rPr>
+          <w:rFonts w:ascii="Aptos" w:eastAsia="Times New Roman" w:hAnsi="Aptos" w:cstheme="minorHAnsi"/>
+          <w:color w:val="000000" w:themeColor="text1"/>
+        </w:rPr>
+        <w:t>were extracted from the genomes with 300 bp of flanking sequence</w:t>
+      </w:r>
+      <w:r>
+        <w:rPr>
+          <w:rFonts w:ascii="Aptos" w:eastAsia="Times New Roman" w:hAnsi="Aptos" w:cstheme="minorHAnsi"/>
+          <w:color w:val="000000" w:themeColor="text1"/>
+        </w:rPr>
+        <w:t xml:space="preserve"> (to either side)</w:t>
+      </w:r>
+      <w:r>
+        <w:rPr>
+          <w:rFonts w:ascii="Aptos" w:eastAsia="Times New Roman" w:hAnsi="Aptos" w:cstheme="minorHAnsi"/>
+          <w:color w:val="000000" w:themeColor="text1"/>
+        </w:rPr>
+        <w:t xml:space="preserve"> using </w:t>
       </w:r>
       <w:proofErr w:type="spellStart"/>
       <w:r>
@@ -4398,7 +4190,7 @@
           <w:rFonts w:ascii="Aptos" w:eastAsia="Times New Roman" w:hAnsi="Aptos" w:cstheme="minorHAnsi"/>
           <w:color w:val="000000" w:themeColor="text1"/>
         </w:rPr>
-        <w:t>bp</w:t>
+        <w:t>bedtools</w:t>
       </w:r>
       <w:proofErr w:type="spellEnd"/>
       <w:r>
@@ -4406,35 +4198,125 @@
           <w:rFonts w:ascii="Aptos" w:eastAsia="Times New Roman" w:hAnsi="Aptos" w:cstheme="minorHAnsi"/>
           <w:color w:val="000000" w:themeColor="text1"/>
         </w:rPr>
-        <w:t xml:space="preserve"> in length (which were found to be significant outliers based on the length distributions of all putative inserts in our dataset</w:t>
-      </w:r>
-      <w:r>
-        <w:rPr>
-          <w:rFonts w:ascii="Aptos" w:eastAsia="Times New Roman" w:hAnsi="Aptos" w:cstheme="minorHAnsi"/>
-          <w:color w:val="000000" w:themeColor="text1"/>
-        </w:rPr>
-        <w:t>; see Fig. 1B</w:t>
-      </w:r>
-      <w:r>
-        <w:rPr>
-          <w:rFonts w:ascii="Aptos" w:eastAsia="Times New Roman" w:hAnsi="Aptos" w:cstheme="minorHAnsi"/>
-          <w:color w:val="000000" w:themeColor="text1"/>
-        </w:rPr>
-        <w:t xml:space="preserve">). </w:t>
-      </w:r>
-      <w:r>
-        <w:rPr>
-          <w:rFonts w:ascii="Aptos" w:eastAsia="Times New Roman" w:hAnsi="Aptos" w:cstheme="minorHAnsi"/>
-          <w:color w:val="000000" w:themeColor="text1"/>
-        </w:rPr>
-        <w:t xml:space="preserve">Second, inserts that </w:t>
-      </w:r>
-      <w:r>
-        <w:rPr>
-          <w:rFonts w:ascii="Aptos" w:eastAsia="Times New Roman" w:hAnsi="Aptos" w:cstheme="minorHAnsi"/>
-          <w:color w:val="000000" w:themeColor="text1"/>
-        </w:rPr>
-        <w:t>formed</w:t>
+        <w:t xml:space="preserve">, then </w:t>
+      </w:r>
+      <w:proofErr w:type="spellStart"/>
+      <w:r>
+        <w:rPr>
+          <w:rFonts w:ascii="Aptos" w:eastAsia="Times New Roman" w:hAnsi="Aptos" w:cstheme="minorHAnsi"/>
+          <w:color w:val="000000" w:themeColor="text1"/>
+        </w:rPr>
+        <w:t>BLASTed</w:t>
+      </w:r>
+      <w:proofErr w:type="spellEnd"/>
+      <w:r>
+        <w:rPr>
+          <w:rFonts w:ascii="Aptos" w:eastAsia="Times New Roman" w:hAnsi="Aptos" w:cstheme="minorHAnsi"/>
+          <w:color w:val="000000" w:themeColor="text1"/>
+        </w:rPr>
+        <w:t xml:space="preserve"> against all of the other inserts (with flan</w:t>
+      </w:r>
+      <w:r>
+        <w:rPr>
+          <w:rFonts w:ascii="Aptos" w:eastAsia="Times New Roman" w:hAnsi="Aptos" w:cstheme="minorHAnsi"/>
+          <w:color w:val="000000" w:themeColor="text1"/>
+        </w:rPr>
+        <w:t>ks</w:t>
+      </w:r>
+      <w:r>
+        <w:rPr>
+          <w:rFonts w:ascii="Aptos" w:eastAsia="Times New Roman" w:hAnsi="Aptos" w:cstheme="minorHAnsi"/>
+          <w:color w:val="000000" w:themeColor="text1"/>
+        </w:rPr>
+        <w:t xml:space="preserve">) within the same genome </w:t>
+      </w:r>
+      <w:r>
+        <w:rPr>
+          <w:rFonts w:ascii="Aptos" w:eastAsia="Times New Roman" w:hAnsi="Aptos" w:cstheme="minorHAnsi"/>
+          <w:color w:val="000000" w:themeColor="text1"/>
+        </w:rPr>
+        <w:t xml:space="preserve">using </w:t>
+      </w:r>
+      <w:proofErr w:type="spellStart"/>
+      <w:r>
+        <w:rPr>
+          <w:rFonts w:ascii="Aptos" w:eastAsia="Times New Roman" w:hAnsi="Aptos" w:cstheme="minorHAnsi"/>
+          <w:color w:val="000000" w:themeColor="text1"/>
+        </w:rPr>
+        <w:t>blastn</w:t>
+      </w:r>
+      <w:proofErr w:type="spellEnd"/>
+      <w:r>
+        <w:rPr>
+          <w:rFonts w:ascii="Aptos" w:eastAsia="Times New Roman" w:hAnsi="Aptos" w:cstheme="minorHAnsi"/>
+          <w:color w:val="000000" w:themeColor="text1"/>
+        </w:rPr>
+        <w:t xml:space="preserve"> v2.2.3. Inserts were considered false duplicates and removed if the resultant sequence identity was &gt;90% (alternative threshold &gt;95%), and query coverage was &gt;90% (alternative threshold &gt;95%).</w:t>
+      </w:r>
+      <w:r>
+        <w:rPr>
+          <w:rFonts w:ascii="Aptos" w:eastAsia="Times New Roman" w:hAnsi="Aptos" w:cstheme="minorHAnsi"/>
+          <w:color w:val="000000" w:themeColor="text1"/>
+        </w:rPr>
+        <w:t xml:space="preserve"> Third, highly repetitive low</w:t>
+      </w:r>
+      <w:r>
+        <w:rPr>
+          <w:rFonts w:ascii="Aptos" w:eastAsia="Times New Roman" w:hAnsi="Aptos" w:cstheme="minorHAnsi"/>
+          <w:color w:val="000000" w:themeColor="text1"/>
+        </w:rPr>
+        <w:t>-</w:t>
+      </w:r>
+      <w:r>
+        <w:rPr>
+          <w:rFonts w:ascii="Aptos" w:eastAsia="Times New Roman" w:hAnsi="Aptos" w:cstheme="minorHAnsi"/>
+          <w:color w:val="000000" w:themeColor="text1"/>
+        </w:rPr>
+        <w:t>complexity</w:t>
+      </w:r>
+      <w:r>
+        <w:rPr>
+          <w:rFonts w:ascii="Aptos" w:eastAsia="Times New Roman" w:hAnsi="Aptos" w:cstheme="minorHAnsi"/>
+          <w:color w:val="000000" w:themeColor="text1"/>
+        </w:rPr>
+        <w:t xml:space="preserve"> (“low-entropy”)</w:t>
+      </w:r>
+      <w:r>
+        <w:rPr>
+          <w:rFonts w:ascii="Aptos" w:eastAsia="Times New Roman" w:hAnsi="Aptos" w:cstheme="minorHAnsi"/>
+          <w:color w:val="000000" w:themeColor="text1"/>
+        </w:rPr>
+        <w:t xml:space="preserve"> sequences were </w:t>
+      </w:r>
+      <w:r>
+        <w:rPr>
+          <w:rFonts w:ascii="Aptos" w:eastAsia="Times New Roman" w:hAnsi="Aptos" w:cstheme="minorHAnsi"/>
+          <w:color w:val="000000" w:themeColor="text1"/>
+        </w:rPr>
+        <w:t xml:space="preserve">identified </w:t>
+      </w:r>
+      <w:r>
+        <w:rPr>
+          <w:rFonts w:ascii="Aptos" w:eastAsia="Times New Roman" w:hAnsi="Aptos" w:cstheme="minorHAnsi"/>
+          <w:color w:val="000000" w:themeColor="text1"/>
+        </w:rPr>
+        <w:t>using the symmetrical DUST algorithm (</w:t>
+      </w:r>
+      <w:proofErr w:type="spellStart"/>
+      <w:r>
+        <w:rPr>
+          <w:rFonts w:ascii="Aptos" w:eastAsia="Times New Roman" w:hAnsi="Aptos" w:cstheme="minorHAnsi"/>
+          <w:color w:val="000000" w:themeColor="text1"/>
+        </w:rPr>
+        <w:t>Morgulis</w:t>
+      </w:r>
+      <w:proofErr w:type="spellEnd"/>
+      <w:r>
+        <w:rPr>
+          <w:rFonts w:ascii="Aptos" w:eastAsia="Times New Roman" w:hAnsi="Aptos" w:cstheme="minorHAnsi"/>
+          <w:color w:val="000000" w:themeColor="text1"/>
+        </w:rPr>
+        <w:t xml:space="preserve"> et al., 2006)</w:t>
       </w:r>
       <w:r>
         <w:rPr>
@@ -4448,207 +4330,21 @@
           <w:rFonts w:ascii="Aptos" w:eastAsia="Times New Roman" w:hAnsi="Aptos" w:cstheme="minorHAnsi"/>
           <w:color w:val="000000" w:themeColor="text1"/>
         </w:rPr>
-        <w:t xml:space="preserve">part of false assembly duplications were identified and removed. </w:t>
-      </w:r>
-      <w:r>
-        <w:rPr>
-          <w:rFonts w:ascii="Aptos" w:eastAsia="Times New Roman" w:hAnsi="Aptos" w:cstheme="minorHAnsi"/>
-          <w:color w:val="000000" w:themeColor="text1"/>
-        </w:rPr>
-        <w:t>To identify these potential false duplicate inserts, the i</w:t>
-      </w:r>
-      <w:r>
-        <w:rPr>
-          <w:rFonts w:ascii="Aptos" w:eastAsia="Times New Roman" w:hAnsi="Aptos" w:cstheme="minorHAnsi"/>
-          <w:color w:val="000000" w:themeColor="text1"/>
-        </w:rPr>
-        <w:t xml:space="preserve">nsert </w:t>
-      </w:r>
-      <w:r>
-        <w:rPr>
-          <w:rFonts w:ascii="Aptos" w:eastAsia="Times New Roman" w:hAnsi="Aptos" w:cstheme="minorHAnsi"/>
-          <w:color w:val="000000" w:themeColor="text1"/>
-        </w:rPr>
-        <w:t xml:space="preserve">regions </w:t>
-      </w:r>
-      <w:r>
-        <w:rPr>
-          <w:rFonts w:ascii="Aptos" w:eastAsia="Times New Roman" w:hAnsi="Aptos" w:cstheme="minorHAnsi"/>
-          <w:color w:val="000000" w:themeColor="text1"/>
-        </w:rPr>
-        <w:t xml:space="preserve">were extracted from the genomes with 300 </w:t>
-      </w:r>
-      <w:proofErr w:type="spellStart"/>
-      <w:r>
-        <w:rPr>
-          <w:rFonts w:ascii="Aptos" w:eastAsia="Times New Roman" w:hAnsi="Aptos" w:cstheme="minorHAnsi"/>
-          <w:color w:val="000000" w:themeColor="text1"/>
-        </w:rPr>
-        <w:t>bp</w:t>
-      </w:r>
-      <w:proofErr w:type="spellEnd"/>
-      <w:r>
-        <w:rPr>
-          <w:rFonts w:ascii="Aptos" w:eastAsia="Times New Roman" w:hAnsi="Aptos" w:cstheme="minorHAnsi"/>
-          <w:color w:val="000000" w:themeColor="text1"/>
-        </w:rPr>
-        <w:t xml:space="preserve"> of flanking sequence</w:t>
-      </w:r>
-      <w:r>
-        <w:rPr>
-          <w:rFonts w:ascii="Aptos" w:eastAsia="Times New Roman" w:hAnsi="Aptos" w:cstheme="minorHAnsi"/>
-          <w:color w:val="000000" w:themeColor="text1"/>
-        </w:rPr>
-        <w:t xml:space="preserve"> (to either side)</w:t>
-      </w:r>
-      <w:r>
-        <w:rPr>
-          <w:rFonts w:ascii="Aptos" w:eastAsia="Times New Roman" w:hAnsi="Aptos" w:cstheme="minorHAnsi"/>
-          <w:color w:val="000000" w:themeColor="text1"/>
-        </w:rPr>
-        <w:t xml:space="preserve"> using </w:t>
-      </w:r>
-      <w:proofErr w:type="spellStart"/>
-      <w:r>
-        <w:rPr>
-          <w:rFonts w:ascii="Aptos" w:eastAsia="Times New Roman" w:hAnsi="Aptos" w:cstheme="minorHAnsi"/>
-          <w:color w:val="000000" w:themeColor="text1"/>
-        </w:rPr>
-        <w:t>bedtools</w:t>
-      </w:r>
-      <w:proofErr w:type="spellEnd"/>
-      <w:r>
-        <w:rPr>
-          <w:rFonts w:ascii="Aptos" w:eastAsia="Times New Roman" w:hAnsi="Aptos" w:cstheme="minorHAnsi"/>
-          <w:color w:val="000000" w:themeColor="text1"/>
-        </w:rPr>
-        <w:t xml:space="preserve">, then </w:t>
-      </w:r>
-      <w:proofErr w:type="spellStart"/>
-      <w:r>
-        <w:rPr>
-          <w:rFonts w:ascii="Aptos" w:eastAsia="Times New Roman" w:hAnsi="Aptos" w:cstheme="minorHAnsi"/>
-          <w:color w:val="000000" w:themeColor="text1"/>
-        </w:rPr>
-        <w:t>BLASTed</w:t>
-      </w:r>
-      <w:proofErr w:type="spellEnd"/>
-      <w:r>
-        <w:rPr>
-          <w:rFonts w:ascii="Aptos" w:eastAsia="Times New Roman" w:hAnsi="Aptos" w:cstheme="minorHAnsi"/>
-          <w:color w:val="000000" w:themeColor="text1"/>
-        </w:rPr>
-        <w:t xml:space="preserve"> against all of the other inserts (with flan</w:t>
-      </w:r>
-      <w:r>
-        <w:rPr>
-          <w:rFonts w:ascii="Aptos" w:eastAsia="Times New Roman" w:hAnsi="Aptos" w:cstheme="minorHAnsi"/>
-          <w:color w:val="000000" w:themeColor="text1"/>
-        </w:rPr>
-        <w:t>ks</w:t>
-      </w:r>
-      <w:r>
-        <w:rPr>
-          <w:rFonts w:ascii="Aptos" w:eastAsia="Times New Roman" w:hAnsi="Aptos" w:cstheme="minorHAnsi"/>
-          <w:color w:val="000000" w:themeColor="text1"/>
-        </w:rPr>
-        <w:t xml:space="preserve">) within the same genome </w:t>
-      </w:r>
-      <w:r>
-        <w:rPr>
-          <w:rFonts w:ascii="Aptos" w:eastAsia="Times New Roman" w:hAnsi="Aptos" w:cstheme="minorHAnsi"/>
-          <w:color w:val="000000" w:themeColor="text1"/>
-        </w:rPr>
-        <w:t xml:space="preserve">using </w:t>
-      </w:r>
-      <w:proofErr w:type="spellStart"/>
-      <w:r>
-        <w:rPr>
-          <w:rFonts w:ascii="Aptos" w:eastAsia="Times New Roman" w:hAnsi="Aptos" w:cstheme="minorHAnsi"/>
-          <w:color w:val="000000" w:themeColor="text1"/>
-        </w:rPr>
-        <w:t>blastn</w:t>
-      </w:r>
-      <w:proofErr w:type="spellEnd"/>
-      <w:r>
-        <w:rPr>
-          <w:rFonts w:ascii="Aptos" w:eastAsia="Times New Roman" w:hAnsi="Aptos" w:cstheme="minorHAnsi"/>
-          <w:color w:val="000000" w:themeColor="text1"/>
-        </w:rPr>
-        <w:t xml:space="preserve"> v2.2.3. Inserts were considered false duplicates and removed if the resultant sequence identity was &gt;90% (alternative threshold &gt;95%), and query coverage was &gt;90% (alternative threshold </w:t>
-      </w:r>
-      <w:r>
-        <w:rPr>
-          <w:rFonts w:ascii="Aptos" w:eastAsia="Times New Roman" w:hAnsi="Aptos" w:cstheme="minorHAnsi"/>
-          <w:color w:val="000000" w:themeColor="text1"/>
-        </w:rPr>
-        <w:lastRenderedPageBreak/>
-        <w:t>&gt;95%).</w:t>
-      </w:r>
-      <w:r>
-        <w:rPr>
-          <w:rFonts w:ascii="Aptos" w:eastAsia="Times New Roman" w:hAnsi="Aptos" w:cstheme="minorHAnsi"/>
-          <w:color w:val="000000" w:themeColor="text1"/>
-        </w:rPr>
-        <w:t xml:space="preserve"> Third, highly repetitive low</w:t>
-      </w:r>
-      <w:r>
-        <w:rPr>
-          <w:rFonts w:ascii="Aptos" w:eastAsia="Times New Roman" w:hAnsi="Aptos" w:cstheme="minorHAnsi"/>
-          <w:color w:val="000000" w:themeColor="text1"/>
-        </w:rPr>
-        <w:t>-</w:t>
-      </w:r>
-      <w:r>
-        <w:rPr>
-          <w:rFonts w:ascii="Aptos" w:eastAsia="Times New Roman" w:hAnsi="Aptos" w:cstheme="minorHAnsi"/>
-          <w:color w:val="000000" w:themeColor="text1"/>
-        </w:rPr>
-        <w:t>complexity</w:t>
-      </w:r>
-      <w:r>
-        <w:rPr>
-          <w:rFonts w:ascii="Aptos" w:eastAsia="Times New Roman" w:hAnsi="Aptos" w:cstheme="minorHAnsi"/>
-          <w:color w:val="000000" w:themeColor="text1"/>
-        </w:rPr>
-        <w:t xml:space="preserve"> (“low-entropy”)</w:t>
-      </w:r>
-      <w:r>
-        <w:rPr>
-          <w:rFonts w:ascii="Aptos" w:eastAsia="Times New Roman" w:hAnsi="Aptos" w:cstheme="minorHAnsi"/>
-          <w:color w:val="000000" w:themeColor="text1"/>
-        </w:rPr>
-        <w:t xml:space="preserve"> sequences were </w:t>
-      </w:r>
-      <w:r>
-        <w:rPr>
-          <w:rFonts w:ascii="Aptos" w:eastAsia="Times New Roman" w:hAnsi="Aptos" w:cstheme="minorHAnsi"/>
-          <w:color w:val="000000" w:themeColor="text1"/>
-        </w:rPr>
-        <w:t xml:space="preserve">identified </w:t>
-      </w:r>
-      <w:r>
-        <w:rPr>
-          <w:rFonts w:ascii="Aptos" w:eastAsia="Times New Roman" w:hAnsi="Aptos" w:cstheme="minorHAnsi"/>
-          <w:color w:val="000000" w:themeColor="text1"/>
-        </w:rPr>
-        <w:t>using the symmetrical DUST algorithm (</w:t>
-      </w:r>
-      <w:proofErr w:type="spellStart"/>
-      <w:r>
-        <w:rPr>
-          <w:rFonts w:ascii="Aptos" w:eastAsia="Times New Roman" w:hAnsi="Aptos" w:cstheme="minorHAnsi"/>
-          <w:color w:val="000000" w:themeColor="text1"/>
-        </w:rPr>
-        <w:t>Morgulis</w:t>
-      </w:r>
-      <w:proofErr w:type="spellEnd"/>
-      <w:r>
-        <w:rPr>
-          <w:rFonts w:ascii="Aptos" w:eastAsia="Times New Roman" w:hAnsi="Aptos" w:cstheme="minorHAnsi"/>
-          <w:color w:val="000000" w:themeColor="text1"/>
-        </w:rPr>
-        <w:t xml:space="preserve"> et al., 2006)</w:t>
+        <w:t>implemented in Minimap2 v.2.28 (Li, 2018, 2021)</w:t>
+      </w:r>
+      <w:r>
+        <w:rPr>
+          <w:rFonts w:ascii="Aptos" w:eastAsia="Times New Roman" w:hAnsi="Aptos" w:cstheme="minorHAnsi"/>
+          <w:color w:val="000000" w:themeColor="text1"/>
+        </w:rPr>
+        <w:t>, and a</w:t>
+      </w:r>
+      <w:r>
+        <w:rPr>
+          <w:rFonts w:ascii="Aptos" w:eastAsia="Times New Roman" w:hAnsi="Aptos" w:cstheme="minorHAnsi"/>
+          <w:color w:val="000000" w:themeColor="text1"/>
+        </w:rPr>
+        <w:t>ny inserts with contiguous, low-entropy regions representing ≥50% of the total insert length were removed.</w:t>
       </w:r>
       <w:r>
         <w:rPr>
@@ -4662,21 +4358,28 @@
           <w:rFonts w:ascii="Aptos" w:eastAsia="Times New Roman" w:hAnsi="Aptos" w:cstheme="minorHAnsi"/>
           <w:color w:val="000000" w:themeColor="text1"/>
         </w:rPr>
-        <w:t>implemented in Minimap2 v.2.28 (Li, 2018, 2021)</w:t>
-      </w:r>
-      <w:r>
-        <w:rPr>
-          <w:rFonts w:ascii="Aptos" w:eastAsia="Times New Roman" w:hAnsi="Aptos" w:cstheme="minorHAnsi"/>
-          <w:color w:val="000000" w:themeColor="text1"/>
-        </w:rPr>
-        <w:t>, and a</w:t>
-      </w:r>
-      <w:r>
-        <w:rPr>
-          <w:rFonts w:ascii="Aptos" w:eastAsia="Times New Roman" w:hAnsi="Aptos" w:cstheme="minorHAnsi"/>
-          <w:color w:val="000000" w:themeColor="text1"/>
-        </w:rPr>
-        <w:t>ny inserts with contiguous, low-entropy regions representing ≥50% of the total insert length were removed.</w:t>
+        <w:t>Fourth</w:t>
+      </w:r>
+      <w:r>
+        <w:rPr>
+          <w:rFonts w:ascii="Aptos" w:eastAsia="Times New Roman" w:hAnsi="Aptos" w:cstheme="minorHAnsi"/>
+          <w:color w:val="000000" w:themeColor="text1"/>
+        </w:rPr>
+        <w:t xml:space="preserve">, to ensure that we could characterise the cockroach genomic sequence surrounding each insert, we excluded inserts </w:t>
+      </w:r>
+      <w:r>
+        <w:rPr>
+          <w:rFonts w:ascii="Aptos" w:eastAsia="Times New Roman" w:hAnsi="Aptos" w:cstheme="minorHAnsi"/>
+          <w:color w:val="000000" w:themeColor="text1"/>
+        </w:rPr>
+        <w:t>where</w:t>
+      </w:r>
+      <w:r>
+        <w:rPr>
+          <w:rFonts w:ascii="Aptos" w:eastAsia="Times New Roman" w:hAnsi="Aptos" w:cstheme="minorHAnsi"/>
+          <w:color w:val="000000" w:themeColor="text1"/>
+        </w:rPr>
+        <w:t xml:space="preserve"> either of the 300</w:t>
       </w:r>
       <w:r>
         <w:rPr>
@@ -4690,51 +4393,7 @@
           <w:rFonts w:ascii="Aptos" w:eastAsia="Times New Roman" w:hAnsi="Aptos" w:cstheme="minorHAnsi"/>
           <w:color w:val="000000" w:themeColor="text1"/>
         </w:rPr>
-        <w:t>Fourth</w:t>
-      </w:r>
-      <w:r>
-        <w:rPr>
-          <w:rFonts w:ascii="Aptos" w:eastAsia="Times New Roman" w:hAnsi="Aptos" w:cstheme="minorHAnsi"/>
-          <w:color w:val="000000" w:themeColor="text1"/>
-        </w:rPr>
-        <w:t xml:space="preserve">, to ensure that we could characterise the cockroach genomic sequence surrounding each insert, we excluded inserts </w:t>
-      </w:r>
-      <w:r>
-        <w:rPr>
-          <w:rFonts w:ascii="Aptos" w:eastAsia="Times New Roman" w:hAnsi="Aptos" w:cstheme="minorHAnsi"/>
-          <w:color w:val="000000" w:themeColor="text1"/>
-        </w:rPr>
-        <w:t>where</w:t>
-      </w:r>
-      <w:r>
-        <w:rPr>
-          <w:rFonts w:ascii="Aptos" w:eastAsia="Times New Roman" w:hAnsi="Aptos" w:cstheme="minorHAnsi"/>
-          <w:color w:val="000000" w:themeColor="text1"/>
-        </w:rPr>
-        <w:t xml:space="preserve"> either of the 300</w:t>
-      </w:r>
-      <w:r>
-        <w:rPr>
-          <w:rFonts w:ascii="Aptos" w:eastAsia="Times New Roman" w:hAnsi="Aptos" w:cstheme="minorHAnsi"/>
-          <w:color w:val="000000" w:themeColor="text1"/>
-        </w:rPr>
-        <w:t xml:space="preserve"> </w:t>
-      </w:r>
-      <w:proofErr w:type="spellStart"/>
-      <w:r>
-        <w:rPr>
-          <w:rFonts w:ascii="Aptos" w:eastAsia="Times New Roman" w:hAnsi="Aptos" w:cstheme="minorHAnsi"/>
-          <w:color w:val="000000" w:themeColor="text1"/>
-        </w:rPr>
-        <w:t>bp</w:t>
-      </w:r>
-      <w:proofErr w:type="spellEnd"/>
-      <w:r>
-        <w:rPr>
-          <w:rFonts w:ascii="Aptos" w:eastAsia="Times New Roman" w:hAnsi="Aptos" w:cstheme="minorHAnsi"/>
-          <w:color w:val="000000" w:themeColor="text1"/>
-        </w:rPr>
-        <w:t xml:space="preserve"> flanks consisted of</w:t>
+        <w:t>bp flanks consisted of</w:t>
       </w:r>
       <w:r>
         <w:rPr>
@@ -5292,23 +4951,7 @@
           <w:rFonts w:ascii="Aptos" w:eastAsia="Times New Roman" w:hAnsi="Aptos" w:cstheme="minorHAnsi"/>
           <w:color w:val="000000" w:themeColor="text1"/>
         </w:rPr>
-        <w:t xml:space="preserve"> false duplication filter above: inserts were extracted with 300 </w:t>
-      </w:r>
-      <w:proofErr w:type="spellStart"/>
-      <w:r>
-        <w:rPr>
-          <w:rFonts w:ascii="Aptos" w:eastAsia="Times New Roman" w:hAnsi="Aptos" w:cstheme="minorHAnsi"/>
-          <w:color w:val="000000" w:themeColor="text1"/>
-        </w:rPr>
-        <w:t>bp</w:t>
-      </w:r>
-      <w:proofErr w:type="spellEnd"/>
-      <w:r>
-        <w:rPr>
-          <w:rFonts w:ascii="Aptos" w:eastAsia="Times New Roman" w:hAnsi="Aptos" w:cstheme="minorHAnsi"/>
-          <w:color w:val="000000" w:themeColor="text1"/>
-        </w:rPr>
-        <w:t xml:space="preserve"> of flanking sequence</w:t>
+        <w:t xml:space="preserve"> false duplication filter above: inserts were extracted with 300 bp of flanking sequence</w:t>
       </w:r>
       <w:r>
         <w:rPr>
@@ -5740,7 +5383,29 @@
           <w:i/>
           <w:color w:val="000000" w:themeColor="text1"/>
         </w:rPr>
-        <w:t xml:space="preserve"> </w:t>
+        <w:t xml:space="preserve"> americana</w:t>
+      </w:r>
+      <w:r>
+        <w:rPr>
+          <w:rFonts w:ascii="Aptos" w:eastAsia="Times New Roman" w:hAnsi="Aptos" w:cstheme="minorHAnsi"/>
+          <w:color w:val="000000" w:themeColor="text1"/>
+        </w:rPr>
+        <w:t xml:space="preserve">, </w:t>
+      </w:r>
+      <w:r>
+        <w:rPr>
+          <w:rFonts w:ascii="Aptos" w:eastAsia="Times New Roman" w:hAnsi="Aptos" w:cstheme="minorHAnsi"/>
+          <w:i/>
+          <w:color w:val="000000" w:themeColor="text1"/>
+        </w:rPr>
+        <w:t>Blattella germanica</w:t>
+      </w:r>
+      <w:r>
+        <w:rPr>
+          <w:rFonts w:ascii="Aptos" w:eastAsia="Times New Roman" w:hAnsi="Aptos" w:cstheme="minorHAnsi"/>
+          <w:color w:val="000000" w:themeColor="text1"/>
+        </w:rPr>
+        <w:t xml:space="preserve">, and </w:t>
       </w:r>
       <w:proofErr w:type="spellStart"/>
       <w:r>
@@ -5749,122 +5414,68 @@
           <w:i/>
           <w:color w:val="000000" w:themeColor="text1"/>
         </w:rPr>
-        <w:t>americana</w:t>
+        <w:t>Zootermopsis</w:t>
       </w:r>
       <w:proofErr w:type="spellEnd"/>
       <w:r>
         <w:rPr>
           <w:rFonts w:ascii="Aptos" w:eastAsia="Times New Roman" w:hAnsi="Aptos" w:cstheme="minorHAnsi"/>
+          <w:i/>
+          <w:color w:val="000000" w:themeColor="text1"/>
+        </w:rPr>
+        <w:t xml:space="preserve"> nevadensis</w:t>
+      </w:r>
+      <w:r>
+        <w:rPr>
+          <w:rFonts w:ascii="Aptos" w:eastAsia="Times New Roman" w:hAnsi="Aptos" w:cstheme="minorHAnsi"/>
+          <w:color w:val="000000" w:themeColor="text1"/>
+        </w:rPr>
+        <w:t xml:space="preserve">), only the genome version with the most inserts was </w:t>
+      </w:r>
+      <w:proofErr w:type="spellStart"/>
+      <w:r>
+        <w:rPr>
+          <w:rFonts w:ascii="Aptos" w:eastAsia="Times New Roman" w:hAnsi="Aptos" w:cstheme="minorHAnsi"/>
+          <w:color w:val="000000" w:themeColor="text1"/>
+        </w:rPr>
+        <w:t>analy</w:t>
+      </w:r>
+      <w:r>
+        <w:rPr>
+          <w:rFonts w:ascii="Aptos" w:eastAsia="Times New Roman" w:hAnsi="Aptos" w:cstheme="minorHAnsi"/>
+          <w:color w:val="000000" w:themeColor="text1"/>
+        </w:rPr>
+        <w:t>z</w:t>
+      </w:r>
+      <w:r>
+        <w:rPr>
+          <w:rFonts w:ascii="Aptos" w:eastAsia="Times New Roman" w:hAnsi="Aptos" w:cstheme="minorHAnsi"/>
+          <w:color w:val="000000" w:themeColor="text1"/>
+        </w:rPr>
+        <w:t>ed</w:t>
+      </w:r>
+      <w:proofErr w:type="spellEnd"/>
+      <w:r>
+        <w:rPr>
+          <w:rFonts w:ascii="Aptos" w:eastAsia="Times New Roman" w:hAnsi="Aptos" w:cstheme="minorHAnsi"/>
+          <w:color w:val="000000" w:themeColor="text1"/>
+        </w:rPr>
+        <w:t>. Further</w:t>
+      </w:r>
+      <w:r>
+        <w:rPr>
+          <w:rFonts w:ascii="Aptos" w:eastAsia="Times New Roman" w:hAnsi="Aptos" w:cstheme="minorHAnsi"/>
           <w:color w:val="000000" w:themeColor="text1"/>
         </w:rPr>
         <w:t xml:space="preserve">, </w:t>
       </w:r>
-      <w:proofErr w:type="spellStart"/>
-      <w:r>
-        <w:rPr>
-          <w:rFonts w:ascii="Aptos" w:eastAsia="Times New Roman" w:hAnsi="Aptos" w:cstheme="minorHAnsi"/>
-          <w:i/>
-          <w:color w:val="000000" w:themeColor="text1"/>
-        </w:rPr>
-        <w:t>Blattella</w:t>
-      </w:r>
-      <w:proofErr w:type="spellEnd"/>
-      <w:r>
-        <w:rPr>
-          <w:rFonts w:ascii="Aptos" w:eastAsia="Times New Roman" w:hAnsi="Aptos" w:cstheme="minorHAnsi"/>
-          <w:i/>
-          <w:color w:val="000000" w:themeColor="text1"/>
-        </w:rPr>
-        <w:t xml:space="preserve"> </w:t>
-      </w:r>
-      <w:proofErr w:type="spellStart"/>
-      <w:r>
-        <w:rPr>
-          <w:rFonts w:ascii="Aptos" w:eastAsia="Times New Roman" w:hAnsi="Aptos" w:cstheme="minorHAnsi"/>
-          <w:i/>
-          <w:color w:val="000000" w:themeColor="text1"/>
-        </w:rPr>
-        <w:t>germanica</w:t>
-      </w:r>
-      <w:proofErr w:type="spellEnd"/>
-      <w:r>
-        <w:rPr>
-          <w:rFonts w:ascii="Aptos" w:eastAsia="Times New Roman" w:hAnsi="Aptos" w:cstheme="minorHAnsi"/>
-          <w:color w:val="000000" w:themeColor="text1"/>
-        </w:rPr>
-        <w:t xml:space="preserve">, and </w:t>
-      </w:r>
-      <w:proofErr w:type="spellStart"/>
-      <w:r>
-        <w:rPr>
-          <w:rFonts w:ascii="Aptos" w:eastAsia="Times New Roman" w:hAnsi="Aptos" w:cstheme="minorHAnsi"/>
-          <w:i/>
-          <w:color w:val="000000" w:themeColor="text1"/>
-        </w:rPr>
-        <w:t>Zootermopsis</w:t>
-      </w:r>
-      <w:proofErr w:type="spellEnd"/>
-      <w:r>
-        <w:rPr>
-          <w:rFonts w:ascii="Aptos" w:eastAsia="Times New Roman" w:hAnsi="Aptos" w:cstheme="minorHAnsi"/>
-          <w:i/>
-          <w:color w:val="000000" w:themeColor="text1"/>
-        </w:rPr>
-        <w:t xml:space="preserve"> </w:t>
-      </w:r>
-      <w:proofErr w:type="spellStart"/>
-      <w:r>
-        <w:rPr>
-          <w:rFonts w:ascii="Aptos" w:eastAsia="Times New Roman" w:hAnsi="Aptos" w:cstheme="minorHAnsi"/>
-          <w:i/>
-          <w:color w:val="000000" w:themeColor="text1"/>
-        </w:rPr>
-        <w:t>nevadensis</w:t>
-      </w:r>
-      <w:proofErr w:type="spellEnd"/>
-      <w:r>
-        <w:rPr>
-          <w:rFonts w:ascii="Aptos" w:eastAsia="Times New Roman" w:hAnsi="Aptos" w:cstheme="minorHAnsi"/>
-          <w:color w:val="000000" w:themeColor="text1"/>
-        </w:rPr>
-        <w:t xml:space="preserve">), only the genome version with the most inserts was </w:t>
-      </w:r>
-      <w:proofErr w:type="spellStart"/>
-      <w:r>
-        <w:rPr>
-          <w:rFonts w:ascii="Aptos" w:eastAsia="Times New Roman" w:hAnsi="Aptos" w:cstheme="minorHAnsi"/>
-          <w:color w:val="000000" w:themeColor="text1"/>
-        </w:rPr>
-        <w:t>analy</w:t>
-      </w:r>
-      <w:r>
-        <w:rPr>
-          <w:rFonts w:ascii="Aptos" w:eastAsia="Times New Roman" w:hAnsi="Aptos" w:cstheme="minorHAnsi"/>
-          <w:color w:val="000000" w:themeColor="text1"/>
-        </w:rPr>
-        <w:t>z</w:t>
-      </w:r>
-      <w:r>
-        <w:rPr>
-          <w:rFonts w:ascii="Aptos" w:eastAsia="Times New Roman" w:hAnsi="Aptos" w:cstheme="minorHAnsi"/>
-          <w:color w:val="000000" w:themeColor="text1"/>
-        </w:rPr>
-        <w:t>ed</w:t>
-      </w:r>
-      <w:proofErr w:type="spellEnd"/>
-      <w:r>
-        <w:rPr>
-          <w:rFonts w:ascii="Aptos" w:eastAsia="Times New Roman" w:hAnsi="Aptos" w:cstheme="minorHAnsi"/>
-          <w:color w:val="000000" w:themeColor="text1"/>
-        </w:rPr>
-        <w:t>. Further</w:t>
-      </w:r>
-      <w:r>
-        <w:rPr>
-          <w:rFonts w:ascii="Aptos" w:eastAsia="Times New Roman" w:hAnsi="Aptos" w:cstheme="minorHAnsi"/>
-          <w:color w:val="000000" w:themeColor="text1"/>
-        </w:rPr>
-        <w:t>, inserts part of a duplication/transposition event</w:t>
+      <w:r>
+        <w:rPr>
+          <w:rFonts w:ascii="Aptos" w:eastAsia="Times New Roman" w:hAnsi="Aptos" w:cstheme="minorHAnsi"/>
+          <w:color w:val="000000" w:themeColor="text1"/>
+        </w:rPr>
+        <w:lastRenderedPageBreak/>
+        <w:t>inserts part of a duplication/transposition event</w:t>
       </w:r>
       <w:r>
         <w:rPr>
@@ -6333,7 +5944,6 @@
           <w:rFonts w:ascii="Aptos" w:eastAsia="Times New Roman" w:hAnsi="Aptos" w:cstheme="minorHAnsi"/>
           <w:color w:val="000000" w:themeColor="text1"/>
         </w:rPr>
-        <w:lastRenderedPageBreak/>
         <w:br/>
       </w:r>
       <w:r>
@@ -7108,23 +6718,7 @@
           <w:rFonts w:ascii="Aptos" w:eastAsia="Times New Roman" w:hAnsi="Aptos" w:cstheme="minorHAnsi"/>
           <w:color w:val="000000" w:themeColor="text1"/>
         </w:rPr>
-        <w:t xml:space="preserve"> and </w:t>
-      </w:r>
-      <w:proofErr w:type="spellStart"/>
-      <w:r>
-        <w:rPr>
-          <w:rFonts w:ascii="Aptos" w:eastAsia="Times New Roman" w:hAnsi="Aptos" w:cstheme="minorHAnsi"/>
-          <w:color w:val="000000" w:themeColor="text1"/>
-        </w:rPr>
-        <w:t>awk</w:t>
-      </w:r>
-      <w:proofErr w:type="spellEnd"/>
-      <w:r>
-        <w:rPr>
-          <w:rFonts w:ascii="Aptos" w:eastAsia="Times New Roman" w:hAnsi="Aptos" w:cstheme="minorHAnsi"/>
-          <w:color w:val="000000" w:themeColor="text1"/>
-        </w:rPr>
-        <w:t xml:space="preserve"> to only retain primary alignments, and to record the insert start position along the alignment. Lastly, we plotted the cumulative start position counts along the </w:t>
+        <w:t xml:space="preserve"> and awk to only retain primary alignments, and to record the insert start position along the alignment. Lastly, we plotted the cumulative start position counts along the </w:t>
       </w:r>
       <w:proofErr w:type="spellStart"/>
       <w:r>
@@ -7672,7 +7266,15 @@
           <w:rFonts w:ascii="Aptos" w:hAnsi="Aptos" w:cstheme="minorHAnsi"/>
           <w:color w:val="000000" w:themeColor="text1"/>
         </w:rPr>
-        <w:t xml:space="preserve"> contaminant DNA was found to align to the insert (alongside genuine cockroach genomic reads), the </w:t>
+        <w:t xml:space="preserve"> contaminant DNA was found to </w:t>
+      </w:r>
+      <w:r>
+        <w:rPr>
+          <w:rFonts w:ascii="Aptos" w:hAnsi="Aptos" w:cstheme="minorHAnsi"/>
+          <w:color w:val="000000" w:themeColor="text1"/>
+        </w:rPr>
+        <w:lastRenderedPageBreak/>
+        <w:t xml:space="preserve">align to the insert (alongside genuine cockroach genomic reads), the </w:t>
       </w:r>
       <w:proofErr w:type="spellStart"/>
       <w:r>
@@ -7732,22 +7334,14 @@
           <w:rFonts w:ascii="Aptos" w:hAnsi="Aptos" w:cstheme="minorHAnsi"/>
           <w:color w:val="000000" w:themeColor="text1"/>
         </w:rPr>
-        <w:t xml:space="preserve"> (mean pairwise divergence = </w:t>
-      </w:r>
-      <w:commentRangeStart w:id="1"/>
-      <w:r>
-        <w:rPr>
-          <w:rFonts w:ascii="Aptos" w:hAnsi="Aptos" w:cstheme="minorHAnsi"/>
-          <w:color w:val="000000" w:themeColor="text1"/>
-        </w:rPr>
-        <w:t>X%</w:t>
-      </w:r>
-      <w:commentRangeEnd w:id="1"/>
-      <w:r>
-        <w:rPr>
-          <w:rStyle w:val="CommentReference"/>
-        </w:rPr>
-        <w:commentReference w:id="1"/>
+        <w:t xml:space="preserve"> (</w:t>
+      </w:r>
+      <w:r>
+        <w:rPr>
+          <w:rFonts w:ascii="Aptos" w:hAnsi="Aptos" w:cstheme="minorHAnsi"/>
+          <w:color w:val="000000" w:themeColor="text1"/>
+        </w:rPr>
+        <w:t>Fig. S1</w:t>
       </w:r>
       <w:r>
         <w:rPr>
@@ -7906,15 +7500,7 @@
           <w:rFonts w:ascii="Aptos" w:hAnsi="Aptos" w:cstheme="minorHAnsi"/>
           <w:color w:val="000000" w:themeColor="text1"/>
         </w:rPr>
-        <w:t xml:space="preserve">were not manually audited, </w:t>
-      </w:r>
-      <w:r>
-        <w:rPr>
-          <w:rFonts w:ascii="Aptos" w:hAnsi="Aptos" w:cstheme="minorHAnsi"/>
-          <w:color w:val="000000" w:themeColor="text1"/>
-        </w:rPr>
-        <w:lastRenderedPageBreak/>
-        <w:t>whereas the primary, more stringent dataset underwent particularly rigorous manual curation</w:t>
+        <w:t>were not manually audited, whereas the primary, more stringent dataset underwent particularly rigorous manual curation</w:t>
       </w:r>
       <w:r>
         <w:rPr>
@@ -8000,35 +7586,7 @@
           <w:i/>
           <w:color w:val="000000" w:themeColor="text1"/>
         </w:rPr>
-        <w:t xml:space="preserve"> </w:t>
-      </w:r>
-      <w:proofErr w:type="gramStart"/>
-      <w:r>
-        <w:rPr>
-          <w:rFonts w:ascii="Aptos" w:hAnsi="Aptos" w:cstheme="minorHAnsi"/>
-          <w:b/>
-          <w:i/>
-          <w:color w:val="000000" w:themeColor="text1"/>
-        </w:rPr>
-        <w:t>reference</w:t>
-      </w:r>
-      <w:commentRangeStart w:id="2"/>
-      <w:r>
-        <w:rPr>
-          <w:rFonts w:ascii="Aptos" w:hAnsi="Aptos" w:cstheme="minorHAnsi"/>
-          <w:b/>
-          <w:i/>
-          <w:color w:val="000000" w:themeColor="text1"/>
-        </w:rPr>
-        <w:t>s</w:t>
-      </w:r>
-      <w:commentRangeEnd w:id="2"/>
-      <w:proofErr w:type="gramEnd"/>
-      <w:r>
-        <w:rPr>
-          <w:rStyle w:val="CommentReference"/>
-        </w:rPr>
-        <w:commentReference w:id="2"/>
+        <w:t xml:space="preserve"> references</w:t>
       </w:r>
     </w:p>
     <w:p>
@@ -8053,23 +7611,7 @@
           <w:rFonts w:ascii="Aptos" w:hAnsi="Aptos" w:cstheme="minorHAnsi"/>
           <w:color w:val="000000" w:themeColor="text1"/>
         </w:rPr>
-        <w:t xml:space="preserve">Ewart, K. M., </w:t>
-      </w:r>
-      <w:proofErr w:type="spellStart"/>
-      <w:r>
-        <w:rPr>
-          <w:rFonts w:ascii="Aptos" w:hAnsi="Aptos" w:cstheme="minorHAnsi"/>
-          <w:color w:val="000000" w:themeColor="text1"/>
-        </w:rPr>
-        <w:t>Ho</w:t>
-      </w:r>
-      <w:proofErr w:type="spellEnd"/>
-      <w:r>
-        <w:rPr>
-          <w:rFonts w:ascii="Aptos" w:hAnsi="Aptos" w:cstheme="minorHAnsi"/>
-          <w:color w:val="000000" w:themeColor="text1"/>
-        </w:rPr>
-        <w:t xml:space="preserve">, S. Y. W., Chowdhury, A.-A., Jaya, F. R., Kinjo, Y., Bennett, J., Bourguignon, T., Rose, H. A., &amp; Lo, N. (2024). Pervasive relaxed selection in termite genomes. </w:t>
+        <w:t xml:space="preserve">Ewart, K. M., Ho, S. Y. W., Chowdhury, A.-A., Jaya, F. R., Kinjo, Y., Bennett, J., Bourguignon, T., Rose, H. A., &amp; Lo, N. (2024). Pervasive relaxed selection in termite genomes. </w:t>
       </w:r>
       <w:r>
         <w:rPr>
@@ -8135,39 +7677,7 @@
           <w:rFonts w:ascii="Aptos" w:hAnsi="Aptos" w:cstheme="minorHAnsi"/>
           <w:color w:val="000000" w:themeColor="text1"/>
         </w:rPr>
-        <w:t xml:space="preserve">, P., </w:t>
-      </w:r>
-      <w:proofErr w:type="spellStart"/>
-      <w:r>
-        <w:rPr>
-          <w:rFonts w:ascii="Aptos" w:hAnsi="Aptos" w:cstheme="minorHAnsi"/>
-          <w:color w:val="000000" w:themeColor="text1"/>
-        </w:rPr>
-        <w:t>Bonfield</w:t>
-      </w:r>
-      <w:proofErr w:type="spellEnd"/>
-      <w:r>
-        <w:rPr>
-          <w:rFonts w:ascii="Aptos" w:hAnsi="Aptos" w:cstheme="minorHAnsi"/>
-          <w:color w:val="000000" w:themeColor="text1"/>
-        </w:rPr>
-        <w:t xml:space="preserve">, J. K., Liddle, J., Marshall, J., </w:t>
-      </w:r>
-      <w:proofErr w:type="spellStart"/>
-      <w:r>
-        <w:rPr>
-          <w:rFonts w:ascii="Aptos" w:hAnsi="Aptos" w:cstheme="minorHAnsi"/>
-          <w:color w:val="000000" w:themeColor="text1"/>
-        </w:rPr>
-        <w:t>Ohan</w:t>
-      </w:r>
-      <w:proofErr w:type="spellEnd"/>
-      <w:r>
-        <w:rPr>
-          <w:rFonts w:ascii="Aptos" w:hAnsi="Aptos" w:cstheme="minorHAnsi"/>
-          <w:color w:val="000000" w:themeColor="text1"/>
-        </w:rPr>
-        <w:t xml:space="preserve">, V., Pollard, M. O., ... &amp; Li, H. (2021). Twelve years of </w:t>
+        <w:t xml:space="preserve">, P., Bonfield, J. K., Liddle, J., Marshall, J., Ohan, V., Pollard, M. O., ... &amp; Li, H. (2021). Twelve years of </w:t>
       </w:r>
       <w:proofErr w:type="spellStart"/>
       <w:r>
@@ -8258,39 +7768,7 @@
           <w:rFonts w:ascii="Aptos" w:hAnsi="Aptos" w:cstheme="minorHAnsi"/>
           <w:color w:val="000000" w:themeColor="text1"/>
         </w:rPr>
-        <w:t xml:space="preserve">Flynn, J. M., </w:t>
-      </w:r>
-      <w:proofErr w:type="spellStart"/>
-      <w:r>
-        <w:rPr>
-          <w:rFonts w:ascii="Aptos" w:hAnsi="Aptos" w:cstheme="minorHAnsi"/>
-          <w:color w:val="000000" w:themeColor="text1"/>
-        </w:rPr>
-        <w:t>Hubley</w:t>
-      </w:r>
-      <w:proofErr w:type="spellEnd"/>
-      <w:r>
-        <w:rPr>
-          <w:rFonts w:ascii="Aptos" w:hAnsi="Aptos" w:cstheme="minorHAnsi"/>
-          <w:color w:val="000000" w:themeColor="text1"/>
-        </w:rPr>
-        <w:t xml:space="preserve">, R., </w:t>
-      </w:r>
-      <w:proofErr w:type="spellStart"/>
-      <w:r>
-        <w:rPr>
-          <w:rFonts w:ascii="Aptos" w:hAnsi="Aptos" w:cstheme="minorHAnsi"/>
-          <w:color w:val="000000" w:themeColor="text1"/>
-        </w:rPr>
-        <w:t>Goubert</w:t>
-      </w:r>
-      <w:proofErr w:type="spellEnd"/>
-      <w:r>
-        <w:rPr>
-          <w:rFonts w:ascii="Aptos" w:hAnsi="Aptos" w:cstheme="minorHAnsi"/>
-          <w:color w:val="000000" w:themeColor="text1"/>
-        </w:rPr>
-        <w:t xml:space="preserve">, C., Rosen, J., Clark, A. G., </w:t>
+        <w:t xml:space="preserve">Flynn, J. M., Hubley, R., Goubert, C., Rosen, J., Clark, A. G., </w:t>
       </w:r>
       <w:proofErr w:type="spellStart"/>
       <w:r>
@@ -8415,13 +7893,20 @@
           <w:color w:val="000000" w:themeColor="text1"/>
         </w:rPr>
       </w:pPr>
+      <w:r>
+        <w:rPr>
+          <w:rFonts w:ascii="Aptos" w:hAnsi="Aptos" w:cstheme="minorHAnsi"/>
+          <w:color w:val="000000" w:themeColor="text1"/>
+        </w:rPr>
+        <w:t xml:space="preserve">Gurevich, A., Saveliev, V., </w:t>
+      </w:r>
       <w:proofErr w:type="spellStart"/>
       <w:r>
         <w:rPr>
           <w:rFonts w:ascii="Aptos" w:hAnsi="Aptos" w:cstheme="minorHAnsi"/>
           <w:color w:val="000000" w:themeColor="text1"/>
         </w:rPr>
-        <w:t>Gurevich</w:t>
+        <w:t>Vyahhi</w:t>
       </w:r>
       <w:proofErr w:type="spellEnd"/>
       <w:r>
@@ -8429,55 +7914,7 @@
           <w:rFonts w:ascii="Aptos" w:hAnsi="Aptos" w:cstheme="minorHAnsi"/>
           <w:color w:val="000000" w:themeColor="text1"/>
         </w:rPr>
-        <w:t xml:space="preserve">, A., </w:t>
-      </w:r>
-      <w:proofErr w:type="spellStart"/>
-      <w:r>
-        <w:rPr>
-          <w:rFonts w:ascii="Aptos" w:hAnsi="Aptos" w:cstheme="minorHAnsi"/>
-          <w:color w:val="000000" w:themeColor="text1"/>
-        </w:rPr>
-        <w:t>Saveliev</w:t>
-      </w:r>
-      <w:proofErr w:type="spellEnd"/>
-      <w:r>
-        <w:rPr>
-          <w:rFonts w:ascii="Aptos" w:hAnsi="Aptos" w:cstheme="minorHAnsi"/>
-          <w:color w:val="000000" w:themeColor="text1"/>
-        </w:rPr>
-        <w:t xml:space="preserve">, V., </w:t>
-      </w:r>
-      <w:proofErr w:type="spellStart"/>
-      <w:r>
-        <w:rPr>
-          <w:rFonts w:ascii="Aptos" w:hAnsi="Aptos" w:cstheme="minorHAnsi"/>
-          <w:color w:val="000000" w:themeColor="text1"/>
-        </w:rPr>
-        <w:t>Vyahhi</w:t>
-      </w:r>
-      <w:proofErr w:type="spellEnd"/>
-      <w:r>
-        <w:rPr>
-          <w:rFonts w:ascii="Aptos" w:hAnsi="Aptos" w:cstheme="minorHAnsi"/>
-          <w:color w:val="000000" w:themeColor="text1"/>
-        </w:rPr>
-        <w:t xml:space="preserve">, N., &amp; </w:t>
-      </w:r>
-      <w:proofErr w:type="spellStart"/>
-      <w:r>
-        <w:rPr>
-          <w:rFonts w:ascii="Aptos" w:hAnsi="Aptos" w:cstheme="minorHAnsi"/>
-          <w:color w:val="000000" w:themeColor="text1"/>
-        </w:rPr>
-        <w:t>Tesler</w:t>
-      </w:r>
-      <w:proofErr w:type="spellEnd"/>
-      <w:r>
-        <w:rPr>
-          <w:rFonts w:ascii="Aptos" w:hAnsi="Aptos" w:cstheme="minorHAnsi"/>
-          <w:color w:val="000000" w:themeColor="text1"/>
-        </w:rPr>
-        <w:t xml:space="preserve">, G. (2013). QUAST: quality assessment tool for genome assemblies. </w:t>
+        <w:t xml:space="preserve">, N., &amp; Tesler, G. (2013). QUAST: quality assessment tool for genome assemblies. </w:t>
       </w:r>
       <w:r>
         <w:rPr>
@@ -8545,25 +7982,7 @@
           <w:color w:val="000000" w:themeColor="text1"/>
           <w:lang w:val="fi-FI"/>
         </w:rPr>
-        <w:t xml:space="preserve">, M., </w:t>
-      </w:r>
-      <w:proofErr w:type="spellStart"/>
-      <w:r>
-        <w:rPr>
-          <w:rFonts w:ascii="Aptos" w:hAnsi="Aptos" w:cstheme="minorHAnsi"/>
-          <w:color w:val="000000" w:themeColor="text1"/>
-          <w:lang w:val="fi-FI"/>
-        </w:rPr>
-        <w:t>Yuan</w:t>
-      </w:r>
-      <w:proofErr w:type="spellEnd"/>
-      <w:r>
-        <w:rPr>
-          <w:rFonts w:ascii="Aptos" w:hAnsi="Aptos" w:cstheme="minorHAnsi"/>
-          <w:color w:val="000000" w:themeColor="text1"/>
-          <w:lang w:val="fi-FI"/>
-        </w:rPr>
-        <w:t xml:space="preserve">, J., Lin, Y., &amp; </w:t>
+        <w:t xml:space="preserve">, M., Yuan, J., Lin, Y., &amp; </w:t>
       </w:r>
       <w:proofErr w:type="spellStart"/>
       <w:r>
@@ -8902,6 +8321,7 @@
           <w:rFonts w:ascii="Aptos" w:eastAsia="Times New Roman" w:hAnsi="Aptos" w:cstheme="minorHAnsi"/>
           <w:color w:val="000000" w:themeColor="text1"/>
         </w:rPr>
+        <w:lastRenderedPageBreak/>
         <w:t xml:space="preserve">Quinlan, A. R., &amp; Hall, I. M. (2010). </w:t>
       </w:r>
       <w:proofErr w:type="spellStart"/>
@@ -8970,37 +8390,12 @@
           <w:color w:val="000000" w:themeColor="text1"/>
         </w:rPr>
       </w:pPr>
-      <w:proofErr w:type="spellStart"/>
-      <w:r>
-        <w:rPr>
-          <w:rFonts w:ascii="Aptos" w:hAnsi="Aptos" w:cstheme="minorHAnsi"/>
-          <w:color w:val="000000" w:themeColor="text1"/>
-        </w:rPr>
-        <w:t>Salamov</w:t>
-      </w:r>
-      <w:proofErr w:type="spellEnd"/>
-      <w:r>
-        <w:rPr>
-          <w:rFonts w:ascii="Aptos" w:hAnsi="Aptos" w:cstheme="minorHAnsi"/>
-          <w:color w:val="000000" w:themeColor="text1"/>
-        </w:rPr>
-        <w:t xml:space="preserve">, A. A., &amp; </w:t>
-      </w:r>
-      <w:proofErr w:type="spellStart"/>
-      <w:r>
-        <w:rPr>
-          <w:rFonts w:ascii="Aptos" w:hAnsi="Aptos" w:cstheme="minorHAnsi"/>
-          <w:color w:val="000000" w:themeColor="text1"/>
-        </w:rPr>
-        <w:t>Solovyev</w:t>
-      </w:r>
-      <w:proofErr w:type="spellEnd"/>
-      <w:r>
-        <w:rPr>
-          <w:rFonts w:ascii="Aptos" w:hAnsi="Aptos" w:cstheme="minorHAnsi"/>
-          <w:color w:val="000000" w:themeColor="text1"/>
-        </w:rPr>
-        <w:t xml:space="preserve">, V. V. (2000). Ab initio gene finding in Drosophila genomic DNA. </w:t>
+      <w:r>
+        <w:rPr>
+          <w:rFonts w:ascii="Aptos" w:hAnsi="Aptos" w:cstheme="minorHAnsi"/>
+          <w:color w:val="000000" w:themeColor="text1"/>
+        </w:rPr>
+        <w:t xml:space="preserve">Salamov, A. A., &amp; Solovyev, V. V. (2000). Ab initio gene finding in Drosophila genomic DNA. </w:t>
       </w:r>
       <w:r>
         <w:rPr>
@@ -9070,21 +8465,12 @@
           <w:color w:val="000000" w:themeColor="text1"/>
         </w:rPr>
       </w:pPr>
-      <w:proofErr w:type="spellStart"/>
-      <w:r>
-        <w:rPr>
-          <w:rFonts w:ascii="Aptos" w:hAnsi="Aptos" w:cstheme="minorHAnsi"/>
-          <w:color w:val="000000" w:themeColor="text1"/>
-        </w:rPr>
-        <w:t>Simão</w:t>
-      </w:r>
-      <w:proofErr w:type="spellEnd"/>
-      <w:r>
-        <w:rPr>
-          <w:rFonts w:ascii="Aptos" w:hAnsi="Aptos" w:cstheme="minorHAnsi"/>
-          <w:color w:val="000000" w:themeColor="text1"/>
-        </w:rPr>
-        <w:t xml:space="preserve">, F. A., Waterhouse, R. M., Ioannidis, P., </w:t>
+      <w:r>
+        <w:rPr>
+          <w:rFonts w:ascii="Aptos" w:hAnsi="Aptos" w:cstheme="minorHAnsi"/>
+          <w:color w:val="000000" w:themeColor="text1"/>
+        </w:rPr>
+        <w:t xml:space="preserve">Simão, F. A., Waterhouse, R. M., Ioannidis, P., </w:t>
       </w:r>
       <w:proofErr w:type="spellStart"/>
       <w:r>
@@ -9168,31 +8554,12 @@
           <w:color w:val="000000" w:themeColor="text1"/>
         </w:rPr>
       </w:pPr>
-      <w:bookmarkStart w:id="3" w:name="_GoBack"/>
-      <w:bookmarkEnd w:id="3"/>
-      <w:r>
-        <w:rPr>
-          <w:rFonts w:ascii="Aptos" w:hAnsi="Aptos" w:cstheme="minorHAnsi"/>
-          <w:color w:val="000000" w:themeColor="text1"/>
-        </w:rPr>
-        <w:lastRenderedPageBreak/>
-        <w:t xml:space="preserve">Smit, A., </w:t>
-      </w:r>
-      <w:proofErr w:type="spellStart"/>
-      <w:r>
-        <w:rPr>
-          <w:rFonts w:ascii="Aptos" w:hAnsi="Aptos" w:cstheme="minorHAnsi"/>
-          <w:color w:val="000000" w:themeColor="text1"/>
-        </w:rPr>
-        <w:t>Hubley</w:t>
-      </w:r>
-      <w:proofErr w:type="spellEnd"/>
-      <w:r>
-        <w:rPr>
-          <w:rFonts w:ascii="Aptos" w:hAnsi="Aptos" w:cstheme="minorHAnsi"/>
-          <w:color w:val="000000" w:themeColor="text1"/>
-        </w:rPr>
-        <w:t xml:space="preserve">, R., &amp; Green P. (2015). </w:t>
+      <w:r>
+        <w:rPr>
+          <w:rFonts w:ascii="Aptos" w:hAnsi="Aptos" w:cstheme="minorHAnsi"/>
+          <w:color w:val="000000" w:themeColor="text1"/>
+        </w:rPr>
+        <w:t xml:space="preserve">Smit, A., Hubley, R., &amp; Green P. (2015). </w:t>
       </w:r>
       <w:proofErr w:type="spellStart"/>
       <w:r>
@@ -9244,13 +8611,20 @@
           <w:color w:val="000000" w:themeColor="text1"/>
         </w:rPr>
       </w:pPr>
+      <w:r>
+        <w:rPr>
+          <w:rFonts w:ascii="Aptos" w:hAnsi="Aptos" w:cstheme="minorHAnsi"/>
+          <w:color w:val="000000" w:themeColor="text1"/>
+        </w:rPr>
+        <w:t xml:space="preserve">Solovyev, V., Kosarev, P., </w:t>
+      </w:r>
       <w:proofErr w:type="spellStart"/>
       <w:r>
         <w:rPr>
           <w:rFonts w:ascii="Aptos" w:hAnsi="Aptos" w:cstheme="minorHAnsi"/>
           <w:color w:val="000000" w:themeColor="text1"/>
         </w:rPr>
-        <w:t>Solovyev</w:t>
+        <w:t>Seledsov</w:t>
       </w:r>
       <w:proofErr w:type="spellEnd"/>
       <w:r>
@@ -9258,55 +8632,7 @@
           <w:rFonts w:ascii="Aptos" w:hAnsi="Aptos" w:cstheme="minorHAnsi"/>
           <w:color w:val="000000" w:themeColor="text1"/>
         </w:rPr>
-        <w:t xml:space="preserve">, V., </w:t>
-      </w:r>
-      <w:proofErr w:type="spellStart"/>
-      <w:r>
-        <w:rPr>
-          <w:rFonts w:ascii="Aptos" w:hAnsi="Aptos" w:cstheme="minorHAnsi"/>
-          <w:color w:val="000000" w:themeColor="text1"/>
-        </w:rPr>
-        <w:t>Kosarev</w:t>
-      </w:r>
-      <w:proofErr w:type="spellEnd"/>
-      <w:r>
-        <w:rPr>
-          <w:rFonts w:ascii="Aptos" w:hAnsi="Aptos" w:cstheme="minorHAnsi"/>
-          <w:color w:val="000000" w:themeColor="text1"/>
-        </w:rPr>
-        <w:t xml:space="preserve">, P., </w:t>
-      </w:r>
-      <w:proofErr w:type="spellStart"/>
-      <w:r>
-        <w:rPr>
-          <w:rFonts w:ascii="Aptos" w:hAnsi="Aptos" w:cstheme="minorHAnsi"/>
-          <w:color w:val="000000" w:themeColor="text1"/>
-        </w:rPr>
-        <w:t>Seledsov</w:t>
-      </w:r>
-      <w:proofErr w:type="spellEnd"/>
-      <w:r>
-        <w:rPr>
-          <w:rFonts w:ascii="Aptos" w:hAnsi="Aptos" w:cstheme="minorHAnsi"/>
-          <w:color w:val="000000" w:themeColor="text1"/>
-        </w:rPr>
-        <w:t xml:space="preserve">, I., &amp; </w:t>
-      </w:r>
-      <w:proofErr w:type="spellStart"/>
-      <w:r>
-        <w:rPr>
-          <w:rFonts w:ascii="Aptos" w:hAnsi="Aptos" w:cstheme="minorHAnsi"/>
-          <w:color w:val="000000" w:themeColor="text1"/>
-        </w:rPr>
-        <w:t>Vorobyev</w:t>
-      </w:r>
-      <w:proofErr w:type="spellEnd"/>
-      <w:r>
-        <w:rPr>
-          <w:rFonts w:ascii="Aptos" w:hAnsi="Aptos" w:cstheme="minorHAnsi"/>
-          <w:color w:val="000000" w:themeColor="text1"/>
-        </w:rPr>
-        <w:t xml:space="preserve">, D. (2006). Automatic annotation of eukaryotic genes, pseudogenes and promoters. </w:t>
+        <w:t xml:space="preserve">, I., &amp; Vorobyev, D. (2006). Automatic annotation of eukaryotic genes, pseudogenes and promoters. </w:t>
       </w:r>
       <w:r>
         <w:rPr>
@@ -9460,17 +8786,8 @@
           <w:rFonts w:ascii="Aptos" w:hAnsi="Aptos" w:cstheme="minorHAnsi"/>
           <w:color w:val="000000" w:themeColor="text1"/>
         </w:rPr>
-        <w:t xml:space="preserve">, </w:t>
-      </w:r>
-      <w:proofErr w:type="spellStart"/>
-      <w:r>
-        <w:rPr>
-          <w:rFonts w:ascii="Aptos" w:hAnsi="Aptos" w:cstheme="minorHAnsi"/>
-          <w:color w:val="000000" w:themeColor="text1"/>
-        </w:rPr>
-        <w:t>Simão</w:t>
-      </w:r>
-      <w:proofErr w:type="spellEnd"/>
+        <w:t>, Simão</w:t>
+      </w:r>
       <w:r>
         <w:rPr>
           <w:rFonts w:ascii="Aptos" w:hAnsi="Aptos" w:cstheme="minorHAnsi"/>
@@ -9592,23 +8909,7 @@
           <w:rFonts w:ascii="Aptos" w:hAnsi="Aptos" w:cstheme="minorHAnsi"/>
           <w:color w:val="000000" w:themeColor="text1"/>
         </w:rPr>
-        <w:t>, vol. 1858 (</w:t>
-      </w:r>
-      <w:proofErr w:type="spellStart"/>
-      <w:r>
-        <w:rPr>
-          <w:rFonts w:ascii="Aptos" w:hAnsi="Aptos" w:cstheme="minorHAnsi"/>
-          <w:color w:val="000000" w:themeColor="text1"/>
-        </w:rPr>
-        <w:t>eds</w:t>
-      </w:r>
-      <w:proofErr w:type="spellEnd"/>
-      <w:r>
-        <w:rPr>
-          <w:rFonts w:ascii="Aptos" w:hAnsi="Aptos" w:cstheme="minorHAnsi"/>
-          <w:color w:val="000000" w:themeColor="text1"/>
-        </w:rPr>
-        <w:t xml:space="preserve"> Brown S, </w:t>
+        <w:t xml:space="preserve">, vol. 1858 (eds Brown S, </w:t>
       </w:r>
       <w:proofErr w:type="spellStart"/>
       <w:r>
@@ -9648,87 +8949,7 @@
           <w:rFonts w:ascii="Aptos" w:hAnsi="Aptos" w:cstheme="minorHAnsi"/>
           <w:color w:val="000000" w:themeColor="text1"/>
         </w:rPr>
-        <w:t xml:space="preserve">Wickham, H., </w:t>
-      </w:r>
-      <w:proofErr w:type="spellStart"/>
-      <w:r>
-        <w:rPr>
-          <w:rFonts w:ascii="Aptos" w:hAnsi="Aptos" w:cstheme="minorHAnsi"/>
-          <w:color w:val="000000" w:themeColor="text1"/>
-        </w:rPr>
-        <w:t>Averick</w:t>
-      </w:r>
-      <w:proofErr w:type="spellEnd"/>
-      <w:r>
-        <w:rPr>
-          <w:rFonts w:ascii="Aptos" w:hAnsi="Aptos" w:cstheme="minorHAnsi"/>
-          <w:color w:val="000000" w:themeColor="text1"/>
-        </w:rPr>
-        <w:t xml:space="preserve">, M., Bryan, J., Chang, W., McGowan, L. D., François, R., </w:t>
-      </w:r>
-      <w:proofErr w:type="spellStart"/>
-      <w:r>
-        <w:rPr>
-          <w:rFonts w:ascii="Aptos" w:hAnsi="Aptos" w:cstheme="minorHAnsi"/>
-          <w:color w:val="000000" w:themeColor="text1"/>
-        </w:rPr>
-        <w:t>Grolemund</w:t>
-      </w:r>
-      <w:proofErr w:type="spellEnd"/>
-      <w:r>
-        <w:rPr>
-          <w:rFonts w:ascii="Aptos" w:hAnsi="Aptos" w:cstheme="minorHAnsi"/>
-          <w:color w:val="000000" w:themeColor="text1"/>
-        </w:rPr>
-        <w:t xml:space="preserve">, G., Hayes, A., Henry, L., Hester, J., Kuhn, M., Pedersen, T. L., Miller, E., Bache, S. M., Müller, K., </w:t>
-      </w:r>
-      <w:proofErr w:type="spellStart"/>
-      <w:r>
-        <w:rPr>
-          <w:rFonts w:ascii="Aptos" w:hAnsi="Aptos" w:cstheme="minorHAnsi"/>
-          <w:color w:val="000000" w:themeColor="text1"/>
-        </w:rPr>
-        <w:t>Ooms</w:t>
-      </w:r>
-      <w:proofErr w:type="spellEnd"/>
-      <w:r>
-        <w:rPr>
-          <w:rFonts w:ascii="Aptos" w:hAnsi="Aptos" w:cstheme="minorHAnsi"/>
-          <w:color w:val="000000" w:themeColor="text1"/>
-        </w:rPr>
-        <w:t xml:space="preserve">, J., Robinson, D., Seidel, D. P., </w:t>
-      </w:r>
-      <w:proofErr w:type="spellStart"/>
-      <w:r>
-        <w:rPr>
-          <w:rFonts w:ascii="Aptos" w:hAnsi="Aptos" w:cstheme="minorHAnsi"/>
-          <w:color w:val="000000" w:themeColor="text1"/>
-        </w:rPr>
-        <w:t>Spinu</w:t>
-      </w:r>
-      <w:proofErr w:type="spellEnd"/>
-      <w:r>
-        <w:rPr>
-          <w:rFonts w:ascii="Aptos" w:hAnsi="Aptos" w:cstheme="minorHAnsi"/>
-          <w:color w:val="000000" w:themeColor="text1"/>
-        </w:rPr>
-        <w:t xml:space="preserve">, V., Takahashi, K., Vaughan, D., Wilke, C., Woo, K., &amp; </w:t>
-      </w:r>
-      <w:proofErr w:type="spellStart"/>
-      <w:r>
-        <w:rPr>
-          <w:rFonts w:ascii="Aptos" w:hAnsi="Aptos" w:cstheme="minorHAnsi"/>
-          <w:color w:val="000000" w:themeColor="text1"/>
-        </w:rPr>
-        <w:t>Yutani</w:t>
-      </w:r>
-      <w:proofErr w:type="spellEnd"/>
-      <w:r>
-        <w:rPr>
-          <w:rFonts w:ascii="Aptos" w:hAnsi="Aptos" w:cstheme="minorHAnsi"/>
-          <w:color w:val="000000" w:themeColor="text1"/>
-        </w:rPr>
-        <w:t xml:space="preserve">, H. (2019). Welcome to the </w:t>
+        <w:t xml:space="preserve">Wickham, H., Averick, M., Bryan, J., Chang, W., McGowan, L. D., François, R., Grolemund, G., Hayes, A., Henry, L., Hester, J., Kuhn, M., Pedersen, T. L., Miller, E., Bache, S. M., Müller, K., Ooms, J., Robinson, D., Seidel, D. P., Spinu, V., Takahashi, K., Vaughan, D., Wilke, C., Woo, K., &amp; Yutani, H. (2019). Welcome to the </w:t>
       </w:r>
       <w:proofErr w:type="spellStart"/>
       <w:r>
@@ -10281,7 +9502,6 @@
         </w:rPr>
         <w:t xml:space="preserve"> 203 </w:t>
       </w:r>
-      <w:proofErr w:type="spellStart"/>
       <w:r>
         <w:rPr>
           <w:rFonts w:ascii="Aptos" w:hAnsi="Aptos" w:cstheme="minorHAnsi"/>
@@ -10298,7 +9518,6 @@
         </w:rPr>
         <w:t>.</w:t>
       </w:r>
-      <w:proofErr w:type="spellEnd"/>
       <w:r>
         <w:rPr>
           <w:rFonts w:ascii="Aptos" w:hAnsi="Aptos" w:cstheme="minorHAnsi" w:hint="eastAsia"/>
@@ -10422,7 +9641,6 @@
         </w:rPr>
         <w:t xml:space="preserve">255 </w:t>
       </w:r>
-      <w:proofErr w:type="spellStart"/>
       <w:r>
         <w:rPr>
           <w:rFonts w:ascii="Aptos" w:hAnsi="Aptos" w:cstheme="minorHAnsi"/>
@@ -10437,421 +9655,390 @@
           <w:color w:val="000000" w:themeColor="text1"/>
           <w:lang w:val="en-US" w:eastAsia="zh-CN"/>
         </w:rPr>
+        <w:t>. (D)</w:t>
+      </w:r>
+      <w:r>
+        <w:rPr>
+          <w:rFonts w:ascii="Aptos" w:hAnsi="Aptos" w:cstheme="minorHAnsi"/>
+          <w:color w:val="000000" w:themeColor="text1"/>
+          <w:lang w:eastAsia="zh-CN"/>
+        </w:rPr>
+        <w:t xml:space="preserve"> </w:t>
+      </w:r>
+      <w:r>
+        <w:rPr>
+          <w:rFonts w:ascii="Aptos" w:hAnsi="Aptos" w:cstheme="minorHAnsi"/>
+          <w:color w:val="000000" w:themeColor="text1"/>
+          <w:lang w:val="en-US" w:eastAsia="zh-CN"/>
+        </w:rPr>
+        <w:t>insert:</w:t>
+      </w:r>
+      <w:r>
+        <w:t xml:space="preserve"> </w:t>
+      </w:r>
+      <w:r>
+        <w:rPr>
+          <w:rFonts w:ascii="Aptos" w:hAnsi="Aptos" w:cstheme="minorHAnsi"/>
+          <w:color w:val="000000" w:themeColor="text1"/>
+          <w:lang w:val="en-US" w:eastAsia="zh-CN"/>
+        </w:rPr>
+        <w:t>contig_5553</w:t>
+      </w:r>
+      <w:r>
+        <w:rPr>
+          <w:rFonts w:ascii="Aptos" w:hAnsi="Aptos" w:cstheme="minorHAnsi" w:hint="eastAsia"/>
+          <w:color w:val="000000" w:themeColor="text1"/>
+          <w:lang w:val="en-US" w:eastAsia="zh-CN"/>
+        </w:rPr>
+        <w:t>:</w:t>
+      </w:r>
+      <w:r>
+        <w:rPr>
+          <w:rFonts w:ascii="Aptos" w:hAnsi="Aptos" w:cstheme="minorHAnsi"/>
+          <w:color w:val="000000" w:themeColor="text1"/>
+          <w:lang w:val="en-US" w:eastAsia="zh-CN"/>
+        </w:rPr>
+        <w:t>264501-264736</w:t>
+      </w:r>
+      <w:r>
+        <w:rPr>
+          <w:rFonts w:ascii="Aptos" w:hAnsi="Aptos" w:cstheme="minorHAnsi"/>
+          <w:color w:val="000000" w:themeColor="text1"/>
+          <w:lang w:val="en-US" w:eastAsia="zh-CN"/>
+        </w:rPr>
+        <w:t>,</w:t>
+      </w:r>
+      <w:r>
+        <w:rPr>
+          <w:rFonts w:ascii="Aptos" w:hAnsi="Aptos" w:cstheme="minorHAnsi"/>
+          <w:color w:val="000000" w:themeColor="text1"/>
+          <w:lang w:eastAsia="zh-CN"/>
+        </w:rPr>
+        <w:t xml:space="preserve"> </w:t>
+      </w:r>
+      <w:r>
+        <w:rPr>
+          <w:rFonts w:ascii="Aptos" w:hAnsi="Aptos" w:cstheme="minorHAnsi"/>
+          <w:color w:val="000000" w:themeColor="text1"/>
+          <w:lang w:val="en-US" w:eastAsia="zh-CN"/>
+        </w:rPr>
+        <w:t>length</w:t>
+      </w:r>
+      <w:r>
+        <w:rPr>
+          <w:rFonts w:ascii="Aptos" w:hAnsi="Aptos" w:cstheme="minorHAnsi"/>
+          <w:color w:val="000000" w:themeColor="text1"/>
+          <w:lang w:eastAsia="zh-CN"/>
+        </w:rPr>
+        <w:t xml:space="preserve"> </w:t>
+      </w:r>
+      <w:r>
+        <w:rPr>
+          <w:rFonts w:ascii="Aptos" w:hAnsi="Aptos" w:cstheme="minorHAnsi"/>
+          <w:color w:val="000000" w:themeColor="text1"/>
+          <w:lang w:val="en-US" w:eastAsia="zh-CN"/>
+        </w:rPr>
+        <w:t>of</w:t>
+      </w:r>
+      <w:r>
+        <w:rPr>
+          <w:rFonts w:ascii="Aptos" w:hAnsi="Aptos" w:cstheme="minorHAnsi"/>
+          <w:color w:val="000000" w:themeColor="text1"/>
+          <w:lang w:eastAsia="zh-CN"/>
+        </w:rPr>
+        <w:t xml:space="preserve"> </w:t>
+      </w:r>
+      <w:r>
+        <w:rPr>
+          <w:rFonts w:ascii="Aptos" w:hAnsi="Aptos" w:cstheme="minorHAnsi"/>
+          <w:color w:val="000000" w:themeColor="text1"/>
+          <w:lang w:val="en-US" w:eastAsia="zh-CN"/>
+        </w:rPr>
+        <w:t>insert:</w:t>
+      </w:r>
+      <w:r>
+        <w:rPr>
+          <w:rFonts w:ascii="Aptos" w:hAnsi="Aptos" w:cstheme="minorHAnsi"/>
+          <w:color w:val="000000" w:themeColor="text1"/>
+          <w:lang w:eastAsia="zh-CN"/>
+        </w:rPr>
+        <w:t xml:space="preserve"> </w:t>
+      </w:r>
+      <w:r>
+        <w:rPr>
+          <w:rFonts w:ascii="Aptos" w:hAnsi="Aptos" w:cstheme="minorHAnsi" w:hint="eastAsia"/>
+          <w:color w:val="000000" w:themeColor="text1"/>
+          <w:lang w:eastAsia="zh-CN"/>
+        </w:rPr>
+        <w:t xml:space="preserve">236 </w:t>
+      </w:r>
+      <w:r>
+        <w:rPr>
+          <w:rFonts w:ascii="Aptos" w:hAnsi="Aptos" w:cstheme="minorHAnsi"/>
+          <w:color w:val="000000" w:themeColor="text1"/>
+          <w:lang w:val="en-US" w:eastAsia="zh-CN"/>
+        </w:rPr>
+        <w:t>bp</w:t>
+      </w:r>
+      <w:r>
+        <w:rPr>
+          <w:rFonts w:ascii="Aptos" w:hAnsi="Aptos" w:cstheme="minorHAnsi" w:hint="eastAsia"/>
+          <w:color w:val="000000" w:themeColor="text1"/>
+          <w:lang w:val="en-US" w:eastAsia="zh-CN"/>
+        </w:rPr>
+        <w:t>. (E)</w:t>
+      </w:r>
+      <w:r>
+        <w:rPr>
+          <w:rFonts w:ascii="Aptos" w:hAnsi="Aptos" w:cstheme="minorHAnsi"/>
+          <w:color w:val="000000" w:themeColor="text1"/>
+          <w:lang w:eastAsia="zh-CN"/>
+        </w:rPr>
+        <w:t xml:space="preserve"> </w:t>
+      </w:r>
+      <w:r>
+        <w:rPr>
+          <w:rFonts w:ascii="Aptos" w:hAnsi="Aptos" w:cstheme="minorHAnsi"/>
+          <w:color w:val="000000" w:themeColor="text1"/>
+          <w:lang w:val="en-US" w:eastAsia="zh-CN"/>
+        </w:rPr>
+        <w:t>insert:</w:t>
+      </w:r>
+      <w:r>
+        <w:t xml:space="preserve"> </w:t>
+      </w:r>
+      <w:r>
+        <w:rPr>
+          <w:rFonts w:ascii="Aptos" w:hAnsi="Aptos" w:cstheme="minorHAnsi"/>
+          <w:color w:val="000000" w:themeColor="text1"/>
+          <w:lang w:val="en-US" w:eastAsia="zh-CN"/>
+        </w:rPr>
+        <w:t>contig_8142</w:t>
+      </w:r>
+      <w:r>
+        <w:rPr>
+          <w:rFonts w:ascii="Aptos" w:hAnsi="Aptos" w:cstheme="minorHAnsi" w:hint="eastAsia"/>
+          <w:color w:val="000000" w:themeColor="text1"/>
+          <w:lang w:val="en-US" w:eastAsia="zh-CN"/>
+        </w:rPr>
+        <w:t>:</w:t>
+      </w:r>
+      <w:r>
+        <w:rPr>
+          <w:rFonts w:ascii="Aptos" w:hAnsi="Aptos" w:cstheme="minorHAnsi"/>
+          <w:color w:val="000000" w:themeColor="text1"/>
+          <w:lang w:val="en-US" w:eastAsia="zh-CN"/>
+        </w:rPr>
+        <w:t>150463-150869</w:t>
+      </w:r>
+      <w:r>
+        <w:rPr>
+          <w:rFonts w:ascii="Aptos" w:hAnsi="Aptos" w:cstheme="minorHAnsi"/>
+          <w:color w:val="000000" w:themeColor="text1"/>
+          <w:lang w:val="en-US" w:eastAsia="zh-CN"/>
+        </w:rPr>
+        <w:t>,</w:t>
+      </w:r>
+      <w:r>
+        <w:rPr>
+          <w:rFonts w:ascii="Aptos" w:hAnsi="Aptos" w:cstheme="minorHAnsi"/>
+          <w:color w:val="000000" w:themeColor="text1"/>
+          <w:lang w:eastAsia="zh-CN"/>
+        </w:rPr>
+        <w:t xml:space="preserve"> </w:t>
+      </w:r>
+      <w:r>
+        <w:rPr>
+          <w:rFonts w:ascii="Aptos" w:hAnsi="Aptos" w:cstheme="minorHAnsi"/>
+          <w:color w:val="000000" w:themeColor="text1"/>
+          <w:lang w:val="en-US" w:eastAsia="zh-CN"/>
+        </w:rPr>
+        <w:t>length</w:t>
+      </w:r>
+      <w:r>
+        <w:rPr>
+          <w:rFonts w:ascii="Aptos" w:hAnsi="Aptos" w:cstheme="minorHAnsi"/>
+          <w:color w:val="000000" w:themeColor="text1"/>
+          <w:lang w:eastAsia="zh-CN"/>
+        </w:rPr>
+        <w:t xml:space="preserve"> </w:t>
+      </w:r>
+      <w:r>
+        <w:rPr>
+          <w:rFonts w:ascii="Aptos" w:hAnsi="Aptos" w:cstheme="minorHAnsi"/>
+          <w:color w:val="000000" w:themeColor="text1"/>
+          <w:lang w:val="en-US" w:eastAsia="zh-CN"/>
+        </w:rPr>
+        <w:t>of</w:t>
+      </w:r>
+      <w:r>
+        <w:rPr>
+          <w:rFonts w:ascii="Aptos" w:hAnsi="Aptos" w:cstheme="minorHAnsi"/>
+          <w:color w:val="000000" w:themeColor="text1"/>
+          <w:lang w:eastAsia="zh-CN"/>
+        </w:rPr>
+        <w:t xml:space="preserve"> </w:t>
+      </w:r>
+      <w:r>
+        <w:rPr>
+          <w:rFonts w:ascii="Aptos" w:hAnsi="Aptos" w:cstheme="minorHAnsi"/>
+          <w:color w:val="000000" w:themeColor="text1"/>
+          <w:lang w:val="en-US" w:eastAsia="zh-CN"/>
+        </w:rPr>
+        <w:t>insert:</w:t>
+      </w:r>
+      <w:r>
+        <w:rPr>
+          <w:rFonts w:ascii="Aptos" w:hAnsi="Aptos" w:cstheme="minorHAnsi"/>
+          <w:color w:val="000000" w:themeColor="text1"/>
+          <w:lang w:eastAsia="zh-CN"/>
+        </w:rPr>
+        <w:t xml:space="preserve"> </w:t>
+      </w:r>
+      <w:r>
+        <w:rPr>
+          <w:rFonts w:ascii="Aptos" w:hAnsi="Aptos" w:cstheme="minorHAnsi" w:hint="eastAsia"/>
+          <w:color w:val="000000" w:themeColor="text1"/>
+          <w:lang w:eastAsia="zh-CN"/>
+        </w:rPr>
+        <w:t xml:space="preserve">407 </w:t>
+      </w:r>
+      <w:r>
+        <w:rPr>
+          <w:rFonts w:ascii="Aptos" w:hAnsi="Aptos" w:cstheme="minorHAnsi"/>
+          <w:color w:val="000000" w:themeColor="text1"/>
+          <w:lang w:val="en-US" w:eastAsia="zh-CN"/>
+        </w:rPr>
+        <w:t>bp</w:t>
+      </w:r>
+      <w:r>
+        <w:rPr>
+          <w:rFonts w:ascii="Aptos" w:hAnsi="Aptos" w:cstheme="minorHAnsi" w:hint="eastAsia"/>
+          <w:color w:val="000000" w:themeColor="text1"/>
+          <w:lang w:val="en-US" w:eastAsia="zh-CN"/>
+        </w:rPr>
+        <w:t>. (F)</w:t>
+      </w:r>
+      <w:r>
+        <w:rPr>
+          <w:rFonts w:ascii="Aptos" w:hAnsi="Aptos" w:cstheme="minorHAnsi"/>
+          <w:color w:val="000000" w:themeColor="text1"/>
+          <w:lang w:eastAsia="zh-CN"/>
+        </w:rPr>
+        <w:t xml:space="preserve"> </w:t>
+      </w:r>
+      <w:r>
+        <w:rPr>
+          <w:rFonts w:ascii="Aptos" w:hAnsi="Aptos" w:cstheme="minorHAnsi"/>
+          <w:color w:val="000000" w:themeColor="text1"/>
+          <w:lang w:val="en-US" w:eastAsia="zh-CN"/>
+        </w:rPr>
+        <w:t>insert:</w:t>
+      </w:r>
+      <w:r>
+        <w:rPr>
+          <w:rFonts w:ascii="Aptos" w:hAnsi="Aptos" w:cstheme="minorHAnsi"/>
+          <w:color w:val="000000" w:themeColor="text1"/>
+          <w:lang w:eastAsia="zh-CN"/>
+        </w:rPr>
+        <w:t xml:space="preserve"> </w:t>
+      </w:r>
+      <w:r>
+        <w:rPr>
+          <w:rFonts w:ascii="Aptos" w:hAnsi="Aptos" w:cstheme="minorHAnsi"/>
+          <w:color w:val="000000" w:themeColor="text1"/>
+          <w:lang w:val="en-US" w:eastAsia="zh-CN"/>
+        </w:rPr>
+        <w:t>contig_10024:1162380-1162568,</w:t>
+      </w:r>
+      <w:r>
+        <w:rPr>
+          <w:rFonts w:ascii="Aptos" w:hAnsi="Aptos" w:cstheme="minorHAnsi"/>
+          <w:color w:val="000000" w:themeColor="text1"/>
+          <w:lang w:eastAsia="zh-CN"/>
+        </w:rPr>
+        <w:t xml:space="preserve"> </w:t>
+      </w:r>
+      <w:r>
+        <w:rPr>
+          <w:rFonts w:ascii="Aptos" w:hAnsi="Aptos" w:cstheme="minorHAnsi"/>
+          <w:color w:val="000000" w:themeColor="text1"/>
+          <w:lang w:val="en-US" w:eastAsia="zh-CN"/>
+        </w:rPr>
+        <w:t>length</w:t>
+      </w:r>
+      <w:r>
+        <w:rPr>
+          <w:rFonts w:ascii="Aptos" w:hAnsi="Aptos" w:cstheme="minorHAnsi"/>
+          <w:color w:val="000000" w:themeColor="text1"/>
+          <w:lang w:eastAsia="zh-CN"/>
+        </w:rPr>
+        <w:t xml:space="preserve"> </w:t>
+      </w:r>
+      <w:r>
+        <w:rPr>
+          <w:rFonts w:ascii="Aptos" w:hAnsi="Aptos" w:cstheme="minorHAnsi"/>
+          <w:color w:val="000000" w:themeColor="text1"/>
+          <w:lang w:val="en-US" w:eastAsia="zh-CN"/>
+        </w:rPr>
+        <w:t>of</w:t>
+      </w:r>
+      <w:r>
+        <w:rPr>
+          <w:rFonts w:ascii="Aptos" w:hAnsi="Aptos" w:cstheme="minorHAnsi"/>
+          <w:color w:val="000000" w:themeColor="text1"/>
+          <w:lang w:eastAsia="zh-CN"/>
+        </w:rPr>
+        <w:t xml:space="preserve"> </w:t>
+      </w:r>
+      <w:r>
+        <w:rPr>
+          <w:rFonts w:ascii="Aptos" w:hAnsi="Aptos" w:cstheme="minorHAnsi"/>
+          <w:color w:val="000000" w:themeColor="text1"/>
+          <w:lang w:val="en-US" w:eastAsia="zh-CN"/>
+        </w:rPr>
+        <w:t>insert:</w:t>
+      </w:r>
+      <w:r>
+        <w:rPr>
+          <w:rFonts w:ascii="Aptos" w:hAnsi="Aptos" w:cstheme="minorHAnsi"/>
+          <w:color w:val="000000" w:themeColor="text1"/>
+          <w:lang w:eastAsia="zh-CN"/>
+        </w:rPr>
+        <w:t xml:space="preserve"> </w:t>
+      </w:r>
+      <w:r>
+        <w:rPr>
+          <w:rFonts w:ascii="Aptos" w:hAnsi="Aptos" w:cstheme="minorHAnsi"/>
+          <w:color w:val="000000" w:themeColor="text1"/>
+          <w:lang w:val="en-US" w:eastAsia="zh-CN"/>
+        </w:rPr>
+        <w:t>188</w:t>
+      </w:r>
+      <w:r>
+        <w:rPr>
+          <w:rFonts w:ascii="Aptos" w:hAnsi="Aptos" w:cstheme="minorHAnsi"/>
+          <w:color w:val="000000" w:themeColor="text1"/>
+          <w:lang w:eastAsia="zh-CN"/>
+        </w:rPr>
+        <w:t xml:space="preserve"> </w:t>
+      </w:r>
+      <w:r>
+        <w:rPr>
+          <w:rFonts w:ascii="Aptos" w:hAnsi="Aptos" w:cstheme="minorHAnsi"/>
+          <w:color w:val="000000" w:themeColor="text1"/>
+          <w:lang w:val="en-US" w:eastAsia="zh-CN"/>
+        </w:rPr>
+        <w:t>bp</w:t>
+      </w:r>
+      <w:r>
+        <w:rPr>
+          <w:rFonts w:ascii="Aptos" w:hAnsi="Aptos" w:cstheme="minorHAnsi" w:hint="eastAsia"/>
+          <w:color w:val="000000" w:themeColor="text1"/>
+          <w:lang w:val="en-US" w:eastAsia="zh-CN"/>
+        </w:rPr>
         <w:t>.</w:t>
       </w:r>
-      <w:proofErr w:type="spellEnd"/>
-      <w:r>
-        <w:rPr>
-          <w:rFonts w:ascii="Aptos" w:hAnsi="Aptos" w:cstheme="minorHAnsi" w:hint="eastAsia"/>
-          <w:color w:val="000000" w:themeColor="text1"/>
-          <w:lang w:val="en-US" w:eastAsia="zh-CN"/>
-        </w:rPr>
-        <w:t xml:space="preserve"> (D)</w:t>
-      </w:r>
-      <w:r>
-        <w:rPr>
-          <w:rFonts w:ascii="Aptos" w:hAnsi="Aptos" w:cstheme="minorHAnsi"/>
-          <w:color w:val="000000" w:themeColor="text1"/>
-          <w:lang w:eastAsia="zh-CN"/>
-        </w:rPr>
-        <w:t xml:space="preserve"> </w:t>
-      </w:r>
-      <w:r>
-        <w:rPr>
-          <w:rFonts w:ascii="Aptos" w:hAnsi="Aptos" w:cstheme="minorHAnsi"/>
-          <w:color w:val="000000" w:themeColor="text1"/>
-          <w:lang w:val="en-US" w:eastAsia="zh-CN"/>
-        </w:rPr>
-        <w:t>insert:</w:t>
-      </w:r>
-      <w:r>
-        <w:t xml:space="preserve"> </w:t>
-      </w:r>
-      <w:r>
-        <w:rPr>
-          <w:rFonts w:ascii="Aptos" w:hAnsi="Aptos" w:cstheme="minorHAnsi"/>
-          <w:color w:val="000000" w:themeColor="text1"/>
-          <w:lang w:val="en-US" w:eastAsia="zh-CN"/>
-        </w:rPr>
-        <w:t>contig_5553</w:t>
-      </w:r>
-      <w:r>
-        <w:rPr>
-          <w:rFonts w:ascii="Aptos" w:hAnsi="Aptos" w:cstheme="minorHAnsi" w:hint="eastAsia"/>
-          <w:color w:val="000000" w:themeColor="text1"/>
-          <w:lang w:val="en-US" w:eastAsia="zh-CN"/>
-        </w:rPr>
-        <w:t>:</w:t>
-      </w:r>
-      <w:r>
-        <w:rPr>
-          <w:rFonts w:ascii="Aptos" w:hAnsi="Aptos" w:cstheme="minorHAnsi"/>
-          <w:color w:val="000000" w:themeColor="text1"/>
-          <w:lang w:val="en-US" w:eastAsia="zh-CN"/>
-        </w:rPr>
-        <w:t>264501-264736</w:t>
-      </w:r>
-      <w:r>
-        <w:rPr>
-          <w:rFonts w:ascii="Aptos" w:hAnsi="Aptos" w:cstheme="minorHAnsi"/>
-          <w:color w:val="000000" w:themeColor="text1"/>
-          <w:lang w:val="en-US" w:eastAsia="zh-CN"/>
-        </w:rPr>
-        <w:t>,</w:t>
-      </w:r>
-      <w:r>
-        <w:rPr>
-          <w:rFonts w:ascii="Aptos" w:hAnsi="Aptos" w:cstheme="minorHAnsi"/>
-          <w:color w:val="000000" w:themeColor="text1"/>
-          <w:lang w:eastAsia="zh-CN"/>
-        </w:rPr>
-        <w:t xml:space="preserve"> </w:t>
-      </w:r>
-      <w:r>
-        <w:rPr>
-          <w:rFonts w:ascii="Aptos" w:hAnsi="Aptos" w:cstheme="minorHAnsi"/>
-          <w:color w:val="000000" w:themeColor="text1"/>
-          <w:lang w:val="en-US" w:eastAsia="zh-CN"/>
-        </w:rPr>
-        <w:t>length</w:t>
-      </w:r>
-      <w:r>
-        <w:rPr>
-          <w:rFonts w:ascii="Aptos" w:hAnsi="Aptos" w:cstheme="minorHAnsi"/>
-          <w:color w:val="000000" w:themeColor="text1"/>
-          <w:lang w:eastAsia="zh-CN"/>
-        </w:rPr>
-        <w:t xml:space="preserve"> </w:t>
-      </w:r>
-      <w:r>
-        <w:rPr>
-          <w:rFonts w:ascii="Aptos" w:hAnsi="Aptos" w:cstheme="minorHAnsi"/>
-          <w:color w:val="000000" w:themeColor="text1"/>
-          <w:lang w:val="en-US" w:eastAsia="zh-CN"/>
-        </w:rPr>
-        <w:t>of</w:t>
-      </w:r>
-      <w:r>
-        <w:rPr>
-          <w:rFonts w:ascii="Aptos" w:hAnsi="Aptos" w:cstheme="minorHAnsi"/>
-          <w:color w:val="000000" w:themeColor="text1"/>
-          <w:lang w:eastAsia="zh-CN"/>
-        </w:rPr>
-        <w:t xml:space="preserve"> </w:t>
-      </w:r>
-      <w:r>
-        <w:rPr>
-          <w:rFonts w:ascii="Aptos" w:hAnsi="Aptos" w:cstheme="minorHAnsi"/>
-          <w:color w:val="000000" w:themeColor="text1"/>
-          <w:lang w:val="en-US" w:eastAsia="zh-CN"/>
-        </w:rPr>
-        <w:t>insert:</w:t>
-      </w:r>
-      <w:r>
-        <w:rPr>
-          <w:rFonts w:ascii="Aptos" w:hAnsi="Aptos" w:cstheme="minorHAnsi"/>
-          <w:color w:val="000000" w:themeColor="text1"/>
-          <w:lang w:eastAsia="zh-CN"/>
-        </w:rPr>
-        <w:t xml:space="preserve"> </w:t>
-      </w:r>
-      <w:r>
-        <w:rPr>
-          <w:rFonts w:ascii="Aptos" w:hAnsi="Aptos" w:cstheme="minorHAnsi" w:hint="eastAsia"/>
-          <w:color w:val="000000" w:themeColor="text1"/>
-          <w:lang w:eastAsia="zh-CN"/>
-        </w:rPr>
-        <w:t xml:space="preserve">236 </w:t>
-      </w:r>
-      <w:proofErr w:type="spellStart"/>
-      <w:r>
-        <w:rPr>
-          <w:rFonts w:ascii="Aptos" w:hAnsi="Aptos" w:cstheme="minorHAnsi"/>
-          <w:color w:val="000000" w:themeColor="text1"/>
-          <w:lang w:val="en-US" w:eastAsia="zh-CN"/>
-        </w:rPr>
-        <w:t>bp</w:t>
-      </w:r>
-      <w:r>
-        <w:rPr>
-          <w:rFonts w:ascii="Aptos" w:hAnsi="Aptos" w:cstheme="minorHAnsi" w:hint="eastAsia"/>
-          <w:color w:val="000000" w:themeColor="text1"/>
-          <w:lang w:val="en-US" w:eastAsia="zh-CN"/>
-        </w:rPr>
-        <w:t>.</w:t>
-      </w:r>
-      <w:proofErr w:type="spellEnd"/>
-      <w:r>
-        <w:rPr>
-          <w:rFonts w:ascii="Aptos" w:hAnsi="Aptos" w:cstheme="minorHAnsi" w:hint="eastAsia"/>
-          <w:color w:val="000000" w:themeColor="text1"/>
-          <w:lang w:val="en-US" w:eastAsia="zh-CN"/>
-        </w:rPr>
-        <w:t xml:space="preserve"> (E)</w:t>
-      </w:r>
-      <w:r>
-        <w:rPr>
-          <w:rFonts w:ascii="Aptos" w:hAnsi="Aptos" w:cstheme="minorHAnsi"/>
-          <w:color w:val="000000" w:themeColor="text1"/>
-          <w:lang w:eastAsia="zh-CN"/>
-        </w:rPr>
-        <w:t xml:space="preserve"> </w:t>
-      </w:r>
-      <w:r>
-        <w:rPr>
-          <w:rFonts w:ascii="Aptos" w:hAnsi="Aptos" w:cstheme="minorHAnsi"/>
-          <w:color w:val="000000" w:themeColor="text1"/>
-          <w:lang w:val="en-US" w:eastAsia="zh-CN"/>
-        </w:rPr>
-        <w:t>insert:</w:t>
-      </w:r>
-      <w:r>
-        <w:t xml:space="preserve"> </w:t>
-      </w:r>
-      <w:r>
-        <w:rPr>
-          <w:rFonts w:ascii="Aptos" w:hAnsi="Aptos" w:cstheme="minorHAnsi"/>
-          <w:color w:val="000000" w:themeColor="text1"/>
-          <w:lang w:val="en-US" w:eastAsia="zh-CN"/>
-        </w:rPr>
-        <w:t>contig_8142</w:t>
-      </w:r>
-      <w:r>
-        <w:rPr>
-          <w:rFonts w:ascii="Aptos" w:hAnsi="Aptos" w:cstheme="minorHAnsi" w:hint="eastAsia"/>
-          <w:color w:val="000000" w:themeColor="text1"/>
-          <w:lang w:val="en-US" w:eastAsia="zh-CN"/>
-        </w:rPr>
-        <w:t>:</w:t>
-      </w:r>
-      <w:r>
-        <w:rPr>
-          <w:rFonts w:ascii="Aptos" w:hAnsi="Aptos" w:cstheme="minorHAnsi"/>
-          <w:color w:val="000000" w:themeColor="text1"/>
-          <w:lang w:val="en-US" w:eastAsia="zh-CN"/>
-        </w:rPr>
-        <w:t>150463-150869</w:t>
-      </w:r>
-      <w:r>
-        <w:rPr>
-          <w:rFonts w:ascii="Aptos" w:hAnsi="Aptos" w:cstheme="minorHAnsi"/>
-          <w:color w:val="000000" w:themeColor="text1"/>
-          <w:lang w:val="en-US" w:eastAsia="zh-CN"/>
-        </w:rPr>
-        <w:t>,</w:t>
-      </w:r>
-      <w:r>
-        <w:rPr>
-          <w:rFonts w:ascii="Aptos" w:hAnsi="Aptos" w:cstheme="minorHAnsi"/>
-          <w:color w:val="000000" w:themeColor="text1"/>
-          <w:lang w:eastAsia="zh-CN"/>
-        </w:rPr>
-        <w:t xml:space="preserve"> </w:t>
-      </w:r>
-      <w:r>
-        <w:rPr>
-          <w:rFonts w:ascii="Aptos" w:hAnsi="Aptos" w:cstheme="minorHAnsi"/>
-          <w:color w:val="000000" w:themeColor="text1"/>
-          <w:lang w:val="en-US" w:eastAsia="zh-CN"/>
-        </w:rPr>
-        <w:t>length</w:t>
-      </w:r>
-      <w:r>
-        <w:rPr>
-          <w:rFonts w:ascii="Aptos" w:hAnsi="Aptos" w:cstheme="minorHAnsi"/>
-          <w:color w:val="000000" w:themeColor="text1"/>
-          <w:lang w:eastAsia="zh-CN"/>
-        </w:rPr>
-        <w:t xml:space="preserve"> </w:t>
-      </w:r>
-      <w:r>
-        <w:rPr>
-          <w:rFonts w:ascii="Aptos" w:hAnsi="Aptos" w:cstheme="minorHAnsi"/>
-          <w:color w:val="000000" w:themeColor="text1"/>
-          <w:lang w:val="en-US" w:eastAsia="zh-CN"/>
-        </w:rPr>
-        <w:t>of</w:t>
-      </w:r>
-      <w:r>
-        <w:rPr>
-          <w:rFonts w:ascii="Aptos" w:hAnsi="Aptos" w:cstheme="minorHAnsi"/>
-          <w:color w:val="000000" w:themeColor="text1"/>
-          <w:lang w:eastAsia="zh-CN"/>
-        </w:rPr>
-        <w:t xml:space="preserve"> </w:t>
-      </w:r>
-      <w:r>
-        <w:rPr>
-          <w:rFonts w:ascii="Aptos" w:hAnsi="Aptos" w:cstheme="minorHAnsi"/>
-          <w:color w:val="000000" w:themeColor="text1"/>
-          <w:lang w:val="en-US" w:eastAsia="zh-CN"/>
-        </w:rPr>
-        <w:t>insert:</w:t>
-      </w:r>
-      <w:r>
-        <w:rPr>
-          <w:rFonts w:ascii="Aptos" w:hAnsi="Aptos" w:cstheme="minorHAnsi"/>
-          <w:color w:val="000000" w:themeColor="text1"/>
-          <w:lang w:eastAsia="zh-CN"/>
-        </w:rPr>
-        <w:t xml:space="preserve"> </w:t>
-      </w:r>
-      <w:r>
-        <w:rPr>
-          <w:rFonts w:ascii="Aptos" w:hAnsi="Aptos" w:cstheme="minorHAnsi" w:hint="eastAsia"/>
-          <w:color w:val="000000" w:themeColor="text1"/>
-          <w:lang w:eastAsia="zh-CN"/>
-        </w:rPr>
-        <w:t xml:space="preserve">407 </w:t>
-      </w:r>
-      <w:proofErr w:type="spellStart"/>
-      <w:r>
-        <w:rPr>
-          <w:rFonts w:ascii="Aptos" w:hAnsi="Aptos" w:cstheme="minorHAnsi"/>
-          <w:color w:val="000000" w:themeColor="text1"/>
-          <w:lang w:val="en-US" w:eastAsia="zh-CN"/>
-        </w:rPr>
-        <w:t>bp</w:t>
-      </w:r>
-      <w:r>
-        <w:rPr>
-          <w:rFonts w:ascii="Aptos" w:hAnsi="Aptos" w:cstheme="minorHAnsi" w:hint="eastAsia"/>
-          <w:color w:val="000000" w:themeColor="text1"/>
-          <w:lang w:val="en-US" w:eastAsia="zh-CN"/>
-        </w:rPr>
-        <w:t>.</w:t>
-      </w:r>
-      <w:proofErr w:type="spellEnd"/>
-      <w:r>
-        <w:rPr>
-          <w:rFonts w:ascii="Aptos" w:hAnsi="Aptos" w:cstheme="minorHAnsi" w:hint="eastAsia"/>
-          <w:color w:val="000000" w:themeColor="text1"/>
-          <w:lang w:val="en-US" w:eastAsia="zh-CN"/>
-        </w:rPr>
-        <w:t xml:space="preserve"> (F)</w:t>
-      </w:r>
-      <w:r>
-        <w:rPr>
-          <w:rFonts w:ascii="Aptos" w:hAnsi="Aptos" w:cstheme="minorHAnsi"/>
-          <w:color w:val="000000" w:themeColor="text1"/>
-          <w:lang w:eastAsia="zh-CN"/>
-        </w:rPr>
-        <w:t xml:space="preserve"> </w:t>
-      </w:r>
-      <w:r>
-        <w:rPr>
-          <w:rFonts w:ascii="Aptos" w:hAnsi="Aptos" w:cstheme="minorHAnsi"/>
-          <w:color w:val="000000" w:themeColor="text1"/>
-          <w:lang w:val="en-US" w:eastAsia="zh-CN"/>
-        </w:rPr>
-        <w:t>insert:</w:t>
-      </w:r>
-      <w:r>
-        <w:rPr>
-          <w:rFonts w:ascii="Aptos" w:hAnsi="Aptos" w:cstheme="minorHAnsi"/>
-          <w:color w:val="000000" w:themeColor="text1"/>
-          <w:lang w:eastAsia="zh-CN"/>
-        </w:rPr>
-        <w:t xml:space="preserve"> </w:t>
-      </w:r>
-      <w:r>
-        <w:rPr>
-          <w:rFonts w:ascii="Aptos" w:hAnsi="Aptos" w:cstheme="minorHAnsi"/>
-          <w:color w:val="000000" w:themeColor="text1"/>
-          <w:lang w:val="en-US" w:eastAsia="zh-CN"/>
-        </w:rPr>
-        <w:t>contig_10024:1162380-1162568,</w:t>
-      </w:r>
-      <w:r>
-        <w:rPr>
-          <w:rFonts w:ascii="Aptos" w:hAnsi="Aptos" w:cstheme="minorHAnsi"/>
-          <w:color w:val="000000" w:themeColor="text1"/>
-          <w:lang w:eastAsia="zh-CN"/>
-        </w:rPr>
-        <w:t xml:space="preserve"> </w:t>
-      </w:r>
-      <w:r>
-        <w:rPr>
-          <w:rFonts w:ascii="Aptos" w:hAnsi="Aptos" w:cstheme="minorHAnsi"/>
-          <w:color w:val="000000" w:themeColor="text1"/>
-          <w:lang w:val="en-US" w:eastAsia="zh-CN"/>
-        </w:rPr>
-        <w:t>length</w:t>
-      </w:r>
-      <w:r>
-        <w:rPr>
-          <w:rFonts w:ascii="Aptos" w:hAnsi="Aptos" w:cstheme="minorHAnsi"/>
-          <w:color w:val="000000" w:themeColor="text1"/>
-          <w:lang w:eastAsia="zh-CN"/>
-        </w:rPr>
-        <w:t xml:space="preserve"> </w:t>
-      </w:r>
-      <w:r>
-        <w:rPr>
-          <w:rFonts w:ascii="Aptos" w:hAnsi="Aptos" w:cstheme="minorHAnsi"/>
-          <w:color w:val="000000" w:themeColor="text1"/>
-          <w:lang w:val="en-US" w:eastAsia="zh-CN"/>
-        </w:rPr>
-        <w:t>of</w:t>
-      </w:r>
-      <w:r>
-        <w:rPr>
-          <w:rFonts w:ascii="Aptos" w:hAnsi="Aptos" w:cstheme="minorHAnsi"/>
-          <w:color w:val="000000" w:themeColor="text1"/>
-          <w:lang w:eastAsia="zh-CN"/>
-        </w:rPr>
-        <w:t xml:space="preserve"> </w:t>
-      </w:r>
-      <w:r>
-        <w:rPr>
-          <w:rFonts w:ascii="Aptos" w:hAnsi="Aptos" w:cstheme="minorHAnsi"/>
-          <w:color w:val="000000" w:themeColor="text1"/>
-          <w:lang w:val="en-US" w:eastAsia="zh-CN"/>
-        </w:rPr>
-        <w:t>insert:</w:t>
-      </w:r>
-      <w:r>
-        <w:rPr>
-          <w:rFonts w:ascii="Aptos" w:hAnsi="Aptos" w:cstheme="minorHAnsi"/>
-          <w:color w:val="000000" w:themeColor="text1"/>
-          <w:lang w:eastAsia="zh-CN"/>
-        </w:rPr>
-        <w:t xml:space="preserve"> </w:t>
-      </w:r>
-      <w:r>
-        <w:rPr>
-          <w:rFonts w:ascii="Aptos" w:hAnsi="Aptos" w:cstheme="minorHAnsi"/>
-          <w:color w:val="000000" w:themeColor="text1"/>
-          <w:lang w:val="en-US" w:eastAsia="zh-CN"/>
-        </w:rPr>
-        <w:t>188</w:t>
-      </w:r>
-      <w:r>
-        <w:rPr>
-          <w:rFonts w:ascii="Aptos" w:hAnsi="Aptos" w:cstheme="minorHAnsi"/>
-          <w:color w:val="000000" w:themeColor="text1"/>
-          <w:lang w:eastAsia="zh-CN"/>
-        </w:rPr>
-        <w:t xml:space="preserve"> </w:t>
-      </w:r>
-      <w:proofErr w:type="spellStart"/>
-      <w:r>
-        <w:rPr>
-          <w:rFonts w:ascii="Aptos" w:hAnsi="Aptos" w:cstheme="minorHAnsi"/>
-          <w:color w:val="000000" w:themeColor="text1"/>
-          <w:lang w:val="en-US" w:eastAsia="zh-CN"/>
-        </w:rPr>
-        <w:t>bp</w:t>
-      </w:r>
-      <w:r>
-        <w:rPr>
-          <w:rFonts w:ascii="Aptos" w:hAnsi="Aptos" w:cstheme="minorHAnsi" w:hint="eastAsia"/>
-          <w:color w:val="000000" w:themeColor="text1"/>
-          <w:lang w:val="en-US" w:eastAsia="zh-CN"/>
-        </w:rPr>
-        <w:t>.</w:t>
-      </w:r>
-      <w:proofErr w:type="spellEnd"/>
       <w:r>
         <w:rPr>
           <w:rFonts w:ascii="Aptos" w:hAnsi="Aptos" w:cstheme="minorHAnsi" w:hint="eastAsia"/>
@@ -11697,7 +10884,7 @@
         </w:rPr>
         <w:t>This pipeline workflow and the relevant scripts are available on GitHub (https://github.com/MEEP-projects/HGT_pipeline/tree/main</w:t>
       </w:r>
-      <w:commentRangeStart w:id="4"/>
+      <w:commentRangeStart w:id="1"/>
       <w:r>
         <w:rPr>
           <w:rFonts w:ascii="Aptos" w:eastAsia="Times New Roman" w:hAnsi="Aptos" w:cstheme="minorHAnsi"/>
@@ -11705,12 +10892,12 @@
         </w:rPr>
         <w:t>)</w:t>
       </w:r>
-      <w:commentRangeEnd w:id="4"/>
+      <w:commentRangeEnd w:id="1"/>
       <w:r>
         <w:rPr>
           <w:rStyle w:val="CommentReference"/>
         </w:rPr>
-        <w:commentReference w:id="4"/>
+        <w:commentReference w:id="1"/>
       </w:r>
       <w:r>
         <w:rPr>
@@ -11992,7 +11179,6 @@
         </w:rPr>
         <w:t xml:space="preserve"> </w:t>
       </w:r>
-      <w:proofErr w:type="spellStart"/>
       <w:r>
         <w:rPr>
           <w:rFonts w:ascii="Aptos" w:hAnsi="Aptos" w:cstheme="minorHAnsi"/>
@@ -12000,7 +11186,6 @@
         </w:rPr>
         <w:t>Blattodea</w:t>
       </w:r>
-      <w:proofErr w:type="spellEnd"/>
       <w:r>
         <w:rPr>
           <w:rFonts w:ascii="Aptos" w:hAnsi="Aptos" w:cstheme="minorHAnsi"/>
@@ -13040,22 +12225,8 @@
                 <w:szCs w:val="20"/>
                 <w:lang w:eastAsia="zh-CN"/>
               </w:rPr>
-              <w:t xml:space="preserve"> </w:t>
-            </w:r>
-            <w:proofErr w:type="spellStart"/>
-            <w:r>
-              <w:rPr>
-                <w:rFonts w:ascii="Calibri" w:eastAsia="Times New Roman" w:hAnsi="Calibri" w:cs="Times New Roman"/>
-                <w:i/>
-                <w:iCs/>
-                <w:color w:val="000000"/>
-                <w:sz w:val="20"/>
-                <w:szCs w:val="20"/>
-                <w:lang w:eastAsia="zh-CN"/>
-              </w:rPr>
-              <w:t>gigantea</w:t>
-            </w:r>
-            <w:proofErr w:type="spellEnd"/>
+              <w:t xml:space="preserve"> gigantea</w:t>
+            </w:r>
           </w:p>
         </w:tc>
         <w:tc>
@@ -14371,22 +13542,8 @@
                 <w:szCs w:val="20"/>
                 <w:lang w:eastAsia="zh-CN"/>
               </w:rPr>
-              <w:t xml:space="preserve"> </w:t>
-            </w:r>
-            <w:proofErr w:type="spellStart"/>
-            <w:r>
-              <w:rPr>
-                <w:rFonts w:ascii="Calibri" w:eastAsia="Times New Roman" w:hAnsi="Calibri" w:cs="Times New Roman"/>
-                <w:i/>
-                <w:iCs/>
-                <w:color w:val="000000"/>
-                <w:sz w:val="20"/>
-                <w:szCs w:val="20"/>
-                <w:lang w:eastAsia="zh-CN"/>
-              </w:rPr>
-              <w:t>punctata</w:t>
-            </w:r>
-            <w:proofErr w:type="spellEnd"/>
+              <w:t xml:space="preserve"> punctata</w:t>
+            </w:r>
           </w:p>
         </w:tc>
         <w:tc>
@@ -14552,33 +13709,7 @@
                 <w:szCs w:val="20"/>
                 <w:lang w:eastAsia="zh-CN"/>
               </w:rPr>
-              <w:t xml:space="preserve"> </w:t>
-            </w:r>
-            <w:proofErr w:type="spellStart"/>
-            <w:r>
-              <w:rPr>
-                <w:rFonts w:ascii="Calibri" w:eastAsia="Times New Roman" w:hAnsi="Calibri" w:cs="Times New Roman"/>
-                <w:i/>
-                <w:iCs/>
-                <w:color w:val="000000"/>
-                <w:sz w:val="20"/>
-                <w:szCs w:val="20"/>
-                <w:lang w:eastAsia="zh-CN"/>
-              </w:rPr>
-              <w:t>americana</w:t>
-            </w:r>
-            <w:proofErr w:type="spellEnd"/>
-            <w:r>
-              <w:rPr>
-                <w:rFonts w:ascii="Calibri" w:eastAsia="Times New Roman" w:hAnsi="Calibri" w:cs="Times New Roman"/>
-                <w:i/>
-                <w:iCs/>
-                <w:color w:val="000000"/>
-                <w:sz w:val="20"/>
-                <w:szCs w:val="20"/>
-                <w:lang w:eastAsia="zh-CN"/>
-              </w:rPr>
-              <w:t xml:space="preserve"> v1</w:t>
+              <w:t xml:space="preserve"> americana v1</w:t>
             </w:r>
           </w:p>
         </w:tc>
@@ -14745,33 +13876,7 @@
                 <w:szCs w:val="20"/>
                 <w:lang w:eastAsia="zh-CN"/>
               </w:rPr>
-              <w:t xml:space="preserve"> </w:t>
-            </w:r>
-            <w:proofErr w:type="spellStart"/>
-            <w:r>
-              <w:rPr>
-                <w:rFonts w:ascii="Calibri" w:eastAsia="Times New Roman" w:hAnsi="Calibri" w:cs="Times New Roman"/>
-                <w:i/>
-                <w:iCs/>
-                <w:color w:val="000000"/>
-                <w:sz w:val="20"/>
-                <w:szCs w:val="20"/>
-                <w:lang w:eastAsia="zh-CN"/>
-              </w:rPr>
-              <w:t>americana</w:t>
-            </w:r>
-            <w:proofErr w:type="spellEnd"/>
-            <w:r>
-              <w:rPr>
-                <w:rFonts w:ascii="Calibri" w:eastAsia="Times New Roman" w:hAnsi="Calibri" w:cs="Times New Roman"/>
-                <w:i/>
-                <w:iCs/>
-                <w:color w:val="000000"/>
-                <w:sz w:val="20"/>
-                <w:szCs w:val="20"/>
-                <w:lang w:eastAsia="zh-CN"/>
-              </w:rPr>
-              <w:t xml:space="preserve"> v2</w:t>
+              <w:t xml:space="preserve"> americana v2</w:t>
             </w:r>
           </w:p>
         </w:tc>
@@ -14950,33 +14055,7 @@
                 <w:szCs w:val="20"/>
                 <w:lang w:eastAsia="zh-CN"/>
               </w:rPr>
-              <w:t xml:space="preserve"> </w:t>
-            </w:r>
-            <w:proofErr w:type="spellStart"/>
-            <w:r>
-              <w:rPr>
-                <w:rFonts w:ascii="Calibri" w:eastAsia="Times New Roman" w:hAnsi="Calibri" w:cs="Times New Roman"/>
-                <w:i/>
-                <w:iCs/>
-                <w:color w:val="000000"/>
-                <w:sz w:val="20"/>
-                <w:szCs w:val="20"/>
-                <w:lang w:eastAsia="zh-CN"/>
-              </w:rPr>
-              <w:t>americana</w:t>
-            </w:r>
-            <w:proofErr w:type="spellEnd"/>
-            <w:r>
-              <w:rPr>
-                <w:rFonts w:ascii="Calibri" w:eastAsia="Times New Roman" w:hAnsi="Calibri" w:cs="Times New Roman"/>
-                <w:i/>
-                <w:iCs/>
-                <w:color w:val="000000"/>
-                <w:sz w:val="20"/>
-                <w:szCs w:val="20"/>
-                <w:lang w:eastAsia="zh-CN"/>
-              </w:rPr>
-              <w:t xml:space="preserve"> v3</w:t>
+              <w:t xml:space="preserve"> americana v3</w:t>
             </w:r>
           </w:p>
         </w:tc>
@@ -15166,33 +14245,7 @@
                 <w:szCs w:val="20"/>
                 <w:lang w:eastAsia="zh-CN"/>
               </w:rPr>
-              <w:t xml:space="preserve"> </w:t>
-            </w:r>
-            <w:proofErr w:type="spellStart"/>
-            <w:r>
-              <w:rPr>
-                <w:rFonts w:ascii="Calibri" w:eastAsia="Times New Roman" w:hAnsi="Calibri" w:cs="Times New Roman"/>
-                <w:i/>
-                <w:iCs/>
-                <w:color w:val="000000"/>
-                <w:sz w:val="20"/>
-                <w:szCs w:val="20"/>
-                <w:lang w:eastAsia="zh-CN"/>
-              </w:rPr>
-              <w:t>americana</w:t>
-            </w:r>
-            <w:proofErr w:type="spellEnd"/>
-            <w:r>
-              <w:rPr>
-                <w:rFonts w:ascii="Calibri" w:eastAsia="Times New Roman" w:hAnsi="Calibri" w:cs="Times New Roman"/>
-                <w:i/>
-                <w:iCs/>
-                <w:color w:val="000000"/>
-                <w:sz w:val="20"/>
-                <w:szCs w:val="20"/>
-                <w:lang w:eastAsia="zh-CN"/>
-              </w:rPr>
-              <w:t xml:space="preserve"> v4</w:t>
+              <w:t xml:space="preserve"> americana v4</w:t>
             </w:r>
           </w:p>
         </w:tc>
@@ -15336,57 +14389,17 @@
                 <w:lang w:eastAsia="zh-CN"/>
               </w:rPr>
             </w:pPr>
-            <w:proofErr w:type="spellStart"/>
-            <w:r>
-              <w:rPr>
-                <w:rFonts w:ascii="Calibri" w:eastAsia="Times New Roman" w:hAnsi="Calibri" w:cs="Times New Roman"/>
-                <w:i/>
-                <w:iCs/>
-                <w:color w:val="000000"/>
-                <w:sz w:val="20"/>
-                <w:szCs w:val="20"/>
-                <w:lang w:eastAsia="zh-CN"/>
-              </w:rPr>
-              <w:t>Blattella</w:t>
-            </w:r>
-            <w:proofErr w:type="spellEnd"/>
-            <w:r>
-              <w:rPr>
-                <w:rFonts w:ascii="Calibri" w:eastAsia="Times New Roman" w:hAnsi="Calibri" w:cs="Times New Roman"/>
-                <w:i/>
-                <w:iCs/>
-                <w:color w:val="000000"/>
-                <w:sz w:val="20"/>
-                <w:szCs w:val="20"/>
-                <w:lang w:eastAsia="zh-CN"/>
-              </w:rPr>
-              <w:t xml:space="preserve"> </w:t>
-            </w:r>
-            <w:proofErr w:type="spellStart"/>
-            <w:r>
-              <w:rPr>
-                <w:rFonts w:ascii="Calibri" w:eastAsia="Times New Roman" w:hAnsi="Calibri" w:cs="Times New Roman"/>
-                <w:i/>
-                <w:iCs/>
-                <w:color w:val="000000"/>
-                <w:sz w:val="20"/>
-                <w:szCs w:val="20"/>
-                <w:lang w:eastAsia="zh-CN"/>
-              </w:rPr>
-              <w:t>germanica</w:t>
-            </w:r>
-            <w:proofErr w:type="spellEnd"/>
-            <w:r>
-              <w:rPr>
-                <w:rFonts w:ascii="Calibri" w:eastAsia="Times New Roman" w:hAnsi="Calibri" w:cs="Times New Roman"/>
-                <w:i/>
-                <w:iCs/>
-                <w:color w:val="000000"/>
-                <w:sz w:val="20"/>
-                <w:szCs w:val="20"/>
-                <w:lang w:eastAsia="zh-CN"/>
-              </w:rPr>
-              <w:t xml:space="preserve"> v1</w:t>
+            <w:r>
+              <w:rPr>
+                <w:rFonts w:ascii="Calibri" w:eastAsia="Times New Roman" w:hAnsi="Calibri" w:cs="Times New Roman"/>
+                <w:i/>
+                <w:iCs/>
+                <w:color w:val="000000"/>
+                <w:sz w:val="20"/>
+                <w:szCs w:val="20"/>
+                <w:lang w:eastAsia="zh-CN"/>
+              </w:rPr>
+              <w:t>Blattella germanica v1</w:t>
             </w:r>
           </w:p>
         </w:tc>
@@ -15542,57 +14555,17 @@
                 <w:lang w:eastAsia="zh-CN"/>
               </w:rPr>
             </w:pPr>
-            <w:proofErr w:type="spellStart"/>
-            <w:r>
-              <w:rPr>
-                <w:rFonts w:ascii="Calibri" w:eastAsia="Times New Roman" w:hAnsi="Calibri" w:cs="Times New Roman"/>
-                <w:i/>
-                <w:iCs/>
-                <w:color w:val="000000"/>
-                <w:sz w:val="20"/>
-                <w:szCs w:val="20"/>
-                <w:lang w:eastAsia="zh-CN"/>
-              </w:rPr>
-              <w:t>Blattella</w:t>
-            </w:r>
-            <w:proofErr w:type="spellEnd"/>
-            <w:r>
-              <w:rPr>
-                <w:rFonts w:ascii="Calibri" w:eastAsia="Times New Roman" w:hAnsi="Calibri" w:cs="Times New Roman"/>
-                <w:i/>
-                <w:iCs/>
-                <w:color w:val="000000"/>
-                <w:sz w:val="20"/>
-                <w:szCs w:val="20"/>
-                <w:lang w:eastAsia="zh-CN"/>
-              </w:rPr>
-              <w:t xml:space="preserve"> </w:t>
-            </w:r>
-            <w:proofErr w:type="spellStart"/>
-            <w:r>
-              <w:rPr>
-                <w:rFonts w:ascii="Calibri" w:eastAsia="Times New Roman" w:hAnsi="Calibri" w:cs="Times New Roman"/>
-                <w:i/>
-                <w:iCs/>
-                <w:color w:val="000000"/>
-                <w:sz w:val="20"/>
-                <w:szCs w:val="20"/>
-                <w:lang w:eastAsia="zh-CN"/>
-              </w:rPr>
-              <w:t>germanica</w:t>
-            </w:r>
-            <w:proofErr w:type="spellEnd"/>
-            <w:r>
-              <w:rPr>
-                <w:rFonts w:ascii="Calibri" w:eastAsia="Times New Roman" w:hAnsi="Calibri" w:cs="Times New Roman"/>
-                <w:i/>
-                <w:iCs/>
-                <w:color w:val="000000"/>
-                <w:sz w:val="20"/>
-                <w:szCs w:val="20"/>
-                <w:lang w:eastAsia="zh-CN"/>
-              </w:rPr>
-              <w:t xml:space="preserve"> v2</w:t>
+            <w:r>
+              <w:rPr>
+                <w:rFonts w:ascii="Calibri" w:eastAsia="Times New Roman" w:hAnsi="Calibri" w:cs="Times New Roman"/>
+                <w:i/>
+                <w:iCs/>
+                <w:color w:val="000000"/>
+                <w:sz w:val="20"/>
+                <w:szCs w:val="20"/>
+                <w:lang w:eastAsia="zh-CN"/>
+              </w:rPr>
+              <w:t>Blattella germanica v2</w:t>
             </w:r>
           </w:p>
         </w:tc>
@@ -15760,33 +14733,7 @@
                 <w:szCs w:val="20"/>
                 <w:lang w:eastAsia="zh-CN"/>
               </w:rPr>
-              <w:t xml:space="preserve"> </w:t>
-            </w:r>
-            <w:proofErr w:type="spellStart"/>
-            <w:r>
-              <w:rPr>
-                <w:rFonts w:ascii="Calibri" w:eastAsia="Times New Roman" w:hAnsi="Calibri" w:cs="Times New Roman"/>
-                <w:i/>
-                <w:iCs/>
-                <w:color w:val="000000"/>
-                <w:sz w:val="20"/>
-                <w:szCs w:val="20"/>
-                <w:lang w:eastAsia="zh-CN"/>
-              </w:rPr>
-              <w:t>nevadensis</w:t>
-            </w:r>
-            <w:proofErr w:type="spellEnd"/>
-            <w:r>
-              <w:rPr>
-                <w:rFonts w:ascii="Calibri" w:eastAsia="Times New Roman" w:hAnsi="Calibri" w:cs="Times New Roman"/>
-                <w:i/>
-                <w:iCs/>
-                <w:color w:val="000000"/>
-                <w:sz w:val="20"/>
-                <w:szCs w:val="20"/>
-                <w:lang w:eastAsia="zh-CN"/>
-              </w:rPr>
-              <w:t xml:space="preserve"> v1</w:t>
+              <w:t xml:space="preserve"> nevadensis v1</w:t>
             </w:r>
           </w:p>
         </w:tc>
@@ -15966,33 +14913,7 @@
                 <w:szCs w:val="20"/>
                 <w:lang w:eastAsia="zh-CN"/>
               </w:rPr>
-              <w:t xml:space="preserve"> </w:t>
-            </w:r>
-            <w:proofErr w:type="spellStart"/>
-            <w:r>
-              <w:rPr>
-                <w:rFonts w:ascii="Calibri" w:eastAsia="Times New Roman" w:hAnsi="Calibri" w:cs="Times New Roman"/>
-                <w:i/>
-                <w:iCs/>
-                <w:color w:val="000000"/>
-                <w:sz w:val="20"/>
-                <w:szCs w:val="20"/>
-                <w:lang w:eastAsia="zh-CN"/>
-              </w:rPr>
-              <w:t>nevadensis</w:t>
-            </w:r>
-            <w:proofErr w:type="spellEnd"/>
-            <w:r>
-              <w:rPr>
-                <w:rFonts w:ascii="Calibri" w:eastAsia="Times New Roman" w:hAnsi="Calibri" w:cs="Times New Roman"/>
-                <w:i/>
-                <w:iCs/>
-                <w:color w:val="000000"/>
-                <w:sz w:val="20"/>
-                <w:szCs w:val="20"/>
-                <w:lang w:eastAsia="zh-CN"/>
-              </w:rPr>
-              <w:t xml:space="preserve"> v2</w:t>
+              <w:t xml:space="preserve"> nevadensis v2</w:t>
             </w:r>
           </w:p>
         </w:tc>
@@ -16546,31 +15467,17 @@
                 <w:lang w:eastAsia="zh-CN"/>
               </w:rPr>
             </w:pPr>
-            <w:proofErr w:type="spellStart"/>
-            <w:r>
-              <w:rPr>
-                <w:rFonts w:ascii="Calibri" w:eastAsia="Times New Roman" w:hAnsi="Calibri" w:cs="Times New Roman"/>
-                <w:i/>
-                <w:iCs/>
-                <w:color w:val="000000"/>
-                <w:sz w:val="20"/>
-                <w:szCs w:val="20"/>
-                <w:lang w:eastAsia="zh-CN"/>
-              </w:rPr>
-              <w:t>Reticulitermes</w:t>
-            </w:r>
-            <w:proofErr w:type="spellEnd"/>
-            <w:r>
-              <w:rPr>
-                <w:rFonts w:ascii="Calibri" w:eastAsia="Times New Roman" w:hAnsi="Calibri" w:cs="Times New Roman"/>
-                <w:i/>
-                <w:iCs/>
-                <w:color w:val="000000"/>
-                <w:sz w:val="20"/>
-                <w:szCs w:val="20"/>
-                <w:lang w:eastAsia="zh-CN"/>
-              </w:rPr>
-              <w:t xml:space="preserve"> </w:t>
+            <w:r>
+              <w:rPr>
+                <w:rFonts w:ascii="Calibri" w:eastAsia="Times New Roman" w:hAnsi="Calibri" w:cs="Times New Roman"/>
+                <w:i/>
+                <w:iCs/>
+                <w:color w:val="000000"/>
+                <w:sz w:val="20"/>
+                <w:szCs w:val="20"/>
+                <w:lang w:eastAsia="zh-CN"/>
+              </w:rPr>
+              <w:t xml:space="preserve">Reticulitermes </w:t>
             </w:r>
             <w:proofErr w:type="spellStart"/>
             <w:r>
@@ -31617,29 +30524,7 @@
                 <w:szCs w:val="20"/>
                 <w:lang w:eastAsia="zh-CN"/>
               </w:rPr>
-              <w:t xml:space="preserve">Mt </w:t>
-            </w:r>
-            <w:proofErr w:type="spellStart"/>
-            <w:r>
-              <w:rPr>
-                <w:rFonts w:eastAsia="Times New Roman" w:cstheme="minorHAnsi"/>
-                <w:color w:val="000000"/>
-                <w:sz w:val="20"/>
-                <w:szCs w:val="20"/>
-                <w:lang w:eastAsia="zh-CN"/>
-              </w:rPr>
-              <w:t>Baldy</w:t>
-            </w:r>
-            <w:proofErr w:type="spellEnd"/>
-            <w:r>
-              <w:rPr>
-                <w:rFonts w:eastAsia="Times New Roman" w:cstheme="minorHAnsi"/>
-                <w:color w:val="000000"/>
-                <w:sz w:val="20"/>
-                <w:szCs w:val="20"/>
-                <w:lang w:eastAsia="zh-CN"/>
-              </w:rPr>
-              <w:t>, QLD</w:t>
+              <w:t>Mt Baldy, QLD</w:t>
             </w:r>
           </w:p>
         </w:tc>
@@ -32594,22 +31479,8 @@
                 <w:szCs w:val="20"/>
                 <w:lang w:eastAsia="zh-CN"/>
               </w:rPr>
-              <w:t xml:space="preserve"> </w:t>
-            </w:r>
-            <w:proofErr w:type="spellStart"/>
-            <w:r>
-              <w:rPr>
-                <w:rFonts w:eastAsia="Times New Roman" w:cstheme="minorHAnsi"/>
-                <w:i/>
-                <w:iCs/>
-                <w:color w:val="000000"/>
-                <w:sz w:val="20"/>
-                <w:szCs w:val="20"/>
-                <w:lang w:eastAsia="zh-CN"/>
-              </w:rPr>
-              <w:t>gigantea</w:t>
-            </w:r>
-            <w:proofErr w:type="spellEnd"/>
+              <w:t xml:space="preserve"> gigantea</w:t>
+            </w:r>
           </w:p>
         </w:tc>
         <w:tc>
@@ -33943,7 +32814,7 @@
         <w:lastRenderedPageBreak/>
         <w:t>Table S3</w:t>
       </w:r>
-      <w:commentRangeStart w:id="5"/>
+      <w:commentRangeStart w:id="2"/>
       <w:r>
         <w:rPr>
           <w:rFonts w:ascii="Aptos" w:hAnsi="Aptos" w:cstheme="minorHAnsi"/>
@@ -33953,12 +32824,12 @@
         </w:rPr>
         <w:t>.</w:t>
       </w:r>
-      <w:commentRangeEnd w:id="5"/>
+      <w:commentRangeEnd w:id="2"/>
       <w:r>
         <w:rPr>
           <w:rStyle w:val="CommentReference"/>
         </w:rPr>
-        <w:commentReference w:id="5"/>
+        <w:commentReference w:id="2"/>
       </w:r>
       <w:r>
         <w:rPr>
@@ -33970,7 +32841,7 @@
     </w:p>
     <w:tbl>
       <w:tblPr>
-        <w:tblW w:w="8926" w:type="dxa"/>
+        <w:tblW w:w="8954" w:type="dxa"/>
         <w:jc w:val="center"/>
         <w:tblLook w:val="04A0" w:firstRow="1" w:lastRow="0" w:firstColumn="1" w:lastColumn="0" w:noHBand="0" w:noVBand="1"/>
       </w:tblPr>
@@ -34027,7 +32898,7 @@
         </w:tc>
         <w:tc>
           <w:tcPr>
-            <w:tcW w:w="1701" w:type="dxa"/>
+            <w:tcW w:w="1729" w:type="dxa"/>
             <w:tcBorders>
               <w:top w:val="single" w:sz="4" w:space="0" w:color="auto"/>
               <w:left w:val="nil"/>
@@ -34101,33 +32972,7 @@
                 <w:szCs w:val="20"/>
                 <w:lang w:eastAsia="zh-CN"/>
               </w:rPr>
-              <w:t xml:space="preserve">Associated </w:t>
-            </w:r>
-            <w:proofErr w:type="spellStart"/>
-            <w:r>
-              <w:rPr>
-                <w:rFonts w:ascii="Calibri" w:eastAsia="Times New Roman" w:hAnsi="Calibri" w:cs="Times New Roman"/>
-                <w:b/>
-                <w:bCs/>
-                <w:color w:val="000000"/>
-                <w:sz w:val="20"/>
-                <w:szCs w:val="20"/>
-                <w:lang w:eastAsia="zh-CN"/>
-              </w:rPr>
-              <w:t>mtDNA</w:t>
-            </w:r>
-            <w:proofErr w:type="spellEnd"/>
-            <w:r>
-              <w:rPr>
-                <w:rFonts w:ascii="Calibri" w:eastAsia="Times New Roman" w:hAnsi="Calibri" w:cs="Times New Roman"/>
-                <w:b/>
-                <w:bCs/>
-                <w:color w:val="000000"/>
-                <w:sz w:val="20"/>
-                <w:szCs w:val="20"/>
-                <w:lang w:eastAsia="zh-CN"/>
-              </w:rPr>
-              <w:t xml:space="preserve"> genome ID</w:t>
+              <w:t>Associated mtDNA genome ID</w:t>
             </w:r>
           </w:p>
         </w:tc>
@@ -34246,7 +33091,7 @@
         </w:tc>
         <w:tc>
           <w:tcPr>
-            <w:tcW w:w="1701" w:type="dxa"/>
+            <w:tcW w:w="1729" w:type="dxa"/>
             <w:tcBorders>
               <w:top w:val="nil"/>
               <w:left w:val="nil"/>
@@ -34427,7 +33272,7 @@
         </w:tc>
         <w:tc>
           <w:tcPr>
-            <w:tcW w:w="1701" w:type="dxa"/>
+            <w:tcW w:w="1729" w:type="dxa"/>
             <w:tcBorders>
               <w:top w:val="nil"/>
               <w:left w:val="nil"/>
@@ -34608,7 +33453,7 @@
         </w:tc>
         <w:tc>
           <w:tcPr>
-            <w:tcW w:w="1701" w:type="dxa"/>
+            <w:tcW w:w="1729" w:type="dxa"/>
             <w:tcBorders>
               <w:top w:val="nil"/>
               <w:left w:val="nil"/>
@@ -34815,7 +33660,7 @@
         </w:tc>
         <w:tc>
           <w:tcPr>
-            <w:tcW w:w="1701" w:type="dxa"/>
+            <w:tcW w:w="1729" w:type="dxa"/>
             <w:tcBorders>
               <w:top w:val="nil"/>
               <w:left w:val="nil"/>
@@ -34976,27 +33821,13 @@
                 <w:szCs w:val="20"/>
                 <w:lang w:eastAsia="zh-CN"/>
               </w:rPr>
-              <w:t xml:space="preserve"> </w:t>
-            </w:r>
-            <w:proofErr w:type="spellStart"/>
-            <w:r>
-              <w:rPr>
-                <w:rFonts w:ascii="Calibri" w:eastAsia="Times New Roman" w:hAnsi="Calibri" w:cs="Times New Roman"/>
-                <w:i/>
-                <w:iCs/>
-                <w:color w:val="000000"/>
-                <w:sz w:val="20"/>
-                <w:szCs w:val="20"/>
-                <w:lang w:eastAsia="zh-CN"/>
-              </w:rPr>
-              <w:t>gigantea</w:t>
-            </w:r>
-            <w:proofErr w:type="spellEnd"/>
-          </w:p>
-        </w:tc>
-        <w:tc>
-          <w:tcPr>
-            <w:tcW w:w="1701" w:type="dxa"/>
+              <w:t xml:space="preserve"> gigantea</w:t>
+            </w:r>
+          </w:p>
+        </w:tc>
+        <w:tc>
+          <w:tcPr>
+            <w:tcW w:w="1729" w:type="dxa"/>
             <w:tcBorders>
               <w:top w:val="nil"/>
               <w:left w:val="nil"/>
@@ -35203,7 +34034,7 @@
         </w:tc>
         <w:tc>
           <w:tcPr>
-            <w:tcW w:w="1701" w:type="dxa"/>
+            <w:tcW w:w="1729" w:type="dxa"/>
             <w:tcBorders>
               <w:top w:val="nil"/>
               <w:left w:val="nil"/>
@@ -35422,7 +34253,7 @@
         </w:tc>
         <w:tc>
           <w:tcPr>
-            <w:tcW w:w="1701" w:type="dxa"/>
+            <w:tcW w:w="1729" w:type="dxa"/>
             <w:tcBorders>
               <w:top w:val="nil"/>
               <w:left w:val="nil"/>
@@ -35486,10 +34317,9 @@
                 <w:color w:val="000000"/>
                 <w:sz w:val="20"/>
                 <w:szCs w:val="20"/>
-                <w:highlight w:val="yellow"/>
-                <w:lang w:eastAsia="zh-CN"/>
-              </w:rPr>
-              <w:t>???</w:t>
+                <w:lang w:eastAsia="zh-CN"/>
+              </w:rPr>
+              <w:t>PX580548.1</w:t>
             </w:r>
           </w:p>
         </w:tc>
@@ -35604,7 +34434,7 @@
         </w:tc>
         <w:tc>
           <w:tcPr>
-            <w:tcW w:w="1701" w:type="dxa"/>
+            <w:tcW w:w="1729" w:type="dxa"/>
             <w:tcBorders>
               <w:top w:val="nil"/>
               <w:left w:val="nil"/>
@@ -35785,7 +34615,7 @@
         </w:tc>
         <w:tc>
           <w:tcPr>
-            <w:tcW w:w="1701" w:type="dxa"/>
+            <w:tcW w:w="1729" w:type="dxa"/>
             <w:tcBorders>
               <w:top w:val="nil"/>
               <w:left w:val="nil"/>
@@ -35966,7 +34796,7 @@
         </w:tc>
         <w:tc>
           <w:tcPr>
-            <w:tcW w:w="1701" w:type="dxa"/>
+            <w:tcW w:w="1729" w:type="dxa"/>
             <w:tcBorders>
               <w:top w:val="nil"/>
               <w:left w:val="nil"/>
@@ -36147,7 +34977,7 @@
         </w:tc>
         <w:tc>
           <w:tcPr>
-            <w:tcW w:w="1701" w:type="dxa"/>
+            <w:tcW w:w="1729" w:type="dxa"/>
             <w:tcBorders>
               <w:top w:val="nil"/>
               <w:left w:val="nil"/>
@@ -36295,7 +35125,7 @@
                 <w:szCs w:val="20"/>
                 <w:lang w:eastAsia="zh-CN"/>
               </w:rPr>
-              <w:t>Diploptera</w:t>
+              <w:t>Periplaneta</w:t>
             </w:r>
             <w:proofErr w:type="spellEnd"/>
             <w:r>
@@ -36308,27 +35138,13 @@
                 <w:szCs w:val="20"/>
                 <w:lang w:eastAsia="zh-CN"/>
               </w:rPr>
-              <w:t xml:space="preserve"> </w:t>
-            </w:r>
-            <w:proofErr w:type="spellStart"/>
-            <w:r>
-              <w:rPr>
-                <w:rFonts w:ascii="Calibri" w:eastAsia="Times New Roman" w:hAnsi="Calibri" w:cs="Times New Roman"/>
-                <w:i/>
-                <w:iCs/>
-                <w:color w:val="000000"/>
-                <w:sz w:val="20"/>
-                <w:szCs w:val="20"/>
-                <w:lang w:eastAsia="zh-CN"/>
-              </w:rPr>
-              <w:t>punctata</w:t>
-            </w:r>
-            <w:proofErr w:type="spellEnd"/>
-          </w:p>
-        </w:tc>
-        <w:tc>
-          <w:tcPr>
-            <w:tcW w:w="1701" w:type="dxa"/>
+              <w:t xml:space="preserve"> americana v1</w:t>
+            </w:r>
+          </w:p>
+        </w:tc>
+        <w:tc>
+          <w:tcPr>
+            <w:tcW w:w="1729" w:type="dxa"/>
             <w:tcBorders>
               <w:top w:val="nil"/>
               <w:left w:val="nil"/>
@@ -36358,7 +35174,7 @@
                 <w:szCs w:val="20"/>
                 <w:lang w:eastAsia="zh-CN"/>
               </w:rPr>
-              <w:t>GCA_030220185.1</w:t>
+              <w:t>GCA_025594305.2</w:t>
             </w:r>
           </w:p>
         </w:tc>
@@ -36394,7 +35210,7 @@
                 <w:szCs w:val="20"/>
                 <w:lang w:eastAsia="zh-CN"/>
               </w:rPr>
-              <w:t>OQ736923.1</w:t>
+              <w:t>GU947663.1</w:t>
             </w:r>
           </w:p>
         </w:tc>
@@ -36428,10 +35244,9 @@
                 <w:color w:val="000000"/>
                 <w:sz w:val="20"/>
                 <w:szCs w:val="20"/>
-                <w:highlight w:val="yellow"/>
-                <w:lang w:eastAsia="zh-CN"/>
-              </w:rPr>
-              <w:t>???</w:t>
+                <w:lang w:eastAsia="zh-CN"/>
+              </w:rPr>
+              <w:t>695</w:t>
             </w:r>
           </w:p>
         </w:tc>
@@ -36490,39 +35305,13 @@
                 <w:szCs w:val="20"/>
                 <w:lang w:eastAsia="zh-CN"/>
               </w:rPr>
-              <w:t xml:space="preserve"> </w:t>
-            </w:r>
-            <w:proofErr w:type="spellStart"/>
-            <w:r>
-              <w:rPr>
-                <w:rFonts w:ascii="Calibri" w:eastAsia="Times New Roman" w:hAnsi="Calibri" w:cs="Times New Roman"/>
-                <w:i/>
-                <w:iCs/>
-                <w:color w:val="000000"/>
-                <w:sz w:val="20"/>
-                <w:szCs w:val="20"/>
-                <w:lang w:eastAsia="zh-CN"/>
-              </w:rPr>
-              <w:t>americana</w:t>
-            </w:r>
-            <w:proofErr w:type="spellEnd"/>
-            <w:r>
-              <w:rPr>
-                <w:rFonts w:ascii="Calibri" w:eastAsia="Times New Roman" w:hAnsi="Calibri" w:cs="Times New Roman"/>
-                <w:i/>
-                <w:iCs/>
-                <w:color w:val="000000"/>
-                <w:sz w:val="20"/>
-                <w:szCs w:val="20"/>
-                <w:lang w:eastAsia="zh-CN"/>
-              </w:rPr>
-              <w:t xml:space="preserve"> v1</w:t>
-            </w:r>
-          </w:p>
-        </w:tc>
-        <w:tc>
-          <w:tcPr>
-            <w:tcW w:w="1701" w:type="dxa"/>
+              <w:t xml:space="preserve"> americana v2</w:t>
+            </w:r>
+          </w:p>
+        </w:tc>
+        <w:tc>
+          <w:tcPr>
+            <w:tcW w:w="1729" w:type="dxa"/>
             <w:tcBorders>
               <w:top w:val="nil"/>
               <w:left w:val="nil"/>
@@ -36552,7 +35341,7 @@
                 <w:szCs w:val="20"/>
                 <w:lang w:eastAsia="zh-CN"/>
               </w:rPr>
-              <w:t>GCA_025594305.2</w:t>
+              <w:t>IBG_00622</w:t>
             </w:r>
           </w:p>
         </w:tc>
@@ -36624,7 +35413,7 @@
                 <w:szCs w:val="20"/>
                 <w:lang w:eastAsia="zh-CN"/>
               </w:rPr>
-              <w:t>695</w:t>
+              <w:t>708</w:t>
             </w:r>
           </w:p>
         </w:tc>
@@ -36683,39 +35472,13 @@
                 <w:szCs w:val="20"/>
                 <w:lang w:eastAsia="zh-CN"/>
               </w:rPr>
-              <w:t xml:space="preserve"> </w:t>
-            </w:r>
-            <w:proofErr w:type="spellStart"/>
-            <w:r>
-              <w:rPr>
-                <w:rFonts w:ascii="Calibri" w:eastAsia="Times New Roman" w:hAnsi="Calibri" w:cs="Times New Roman"/>
-                <w:i/>
-                <w:iCs/>
-                <w:color w:val="000000"/>
-                <w:sz w:val="20"/>
-                <w:szCs w:val="20"/>
-                <w:lang w:eastAsia="zh-CN"/>
-              </w:rPr>
-              <w:t>americana</w:t>
-            </w:r>
-            <w:proofErr w:type="spellEnd"/>
-            <w:r>
-              <w:rPr>
-                <w:rFonts w:ascii="Calibri" w:eastAsia="Times New Roman" w:hAnsi="Calibri" w:cs="Times New Roman"/>
-                <w:i/>
-                <w:iCs/>
-                <w:color w:val="000000"/>
-                <w:sz w:val="20"/>
-                <w:szCs w:val="20"/>
-                <w:lang w:eastAsia="zh-CN"/>
-              </w:rPr>
-              <w:t xml:space="preserve"> v2</w:t>
-            </w:r>
-          </w:p>
-        </w:tc>
-        <w:tc>
-          <w:tcPr>
-            <w:tcW w:w="1701" w:type="dxa"/>
+              <w:t xml:space="preserve"> americana v3</w:t>
+            </w:r>
+          </w:p>
+        </w:tc>
+        <w:tc>
+          <w:tcPr>
+            <w:tcW w:w="1729" w:type="dxa"/>
             <w:tcBorders>
               <w:top w:val="nil"/>
               <w:left w:val="nil"/>
@@ -36745,7 +35508,7 @@
                 <w:szCs w:val="20"/>
                 <w:lang w:eastAsia="zh-CN"/>
               </w:rPr>
-              <w:t>IBG_00622</w:t>
+              <w:t>CNA0019281</w:t>
             </w:r>
           </w:p>
         </w:tc>
@@ -36817,7 +35580,7 @@
                 <w:szCs w:val="20"/>
                 <w:lang w:eastAsia="zh-CN"/>
               </w:rPr>
-              <w:t>708</w:t>
+              <w:t>673</w:t>
             </w:r>
           </w:p>
         </w:tc>
@@ -36876,39 +35639,13 @@
                 <w:szCs w:val="20"/>
                 <w:lang w:eastAsia="zh-CN"/>
               </w:rPr>
-              <w:t xml:space="preserve"> </w:t>
-            </w:r>
-            <w:proofErr w:type="spellStart"/>
-            <w:r>
-              <w:rPr>
-                <w:rFonts w:ascii="Calibri" w:eastAsia="Times New Roman" w:hAnsi="Calibri" w:cs="Times New Roman"/>
-                <w:i/>
-                <w:iCs/>
-                <w:color w:val="000000"/>
-                <w:sz w:val="20"/>
-                <w:szCs w:val="20"/>
-                <w:lang w:eastAsia="zh-CN"/>
-              </w:rPr>
-              <w:t>americana</w:t>
-            </w:r>
-            <w:proofErr w:type="spellEnd"/>
-            <w:r>
-              <w:rPr>
-                <w:rFonts w:ascii="Calibri" w:eastAsia="Times New Roman" w:hAnsi="Calibri" w:cs="Times New Roman"/>
-                <w:i/>
-                <w:iCs/>
-                <w:color w:val="000000"/>
-                <w:sz w:val="20"/>
-                <w:szCs w:val="20"/>
-                <w:lang w:eastAsia="zh-CN"/>
-              </w:rPr>
-              <w:t xml:space="preserve"> v3</w:t>
-            </w:r>
-          </w:p>
-        </w:tc>
-        <w:tc>
-          <w:tcPr>
-            <w:tcW w:w="1701" w:type="dxa"/>
+              <w:t xml:space="preserve"> americana v4</w:t>
+            </w:r>
+          </w:p>
+        </w:tc>
+        <w:tc>
+          <w:tcPr>
+            <w:tcW w:w="1729" w:type="dxa"/>
             <w:tcBorders>
               <w:top w:val="nil"/>
               <w:left w:val="nil"/>
@@ -36938,7 +35675,7 @@
                 <w:szCs w:val="20"/>
                 <w:lang w:eastAsia="zh-CN"/>
               </w:rPr>
-              <w:t>CNA0019281</w:t>
+              <w:t>PRJNA1098420</w:t>
             </w:r>
           </w:p>
         </w:tc>
@@ -37010,7 +35747,7 @@
                 <w:szCs w:val="20"/>
                 <w:lang w:eastAsia="zh-CN"/>
               </w:rPr>
-              <w:t>673</w:t>
+              <w:t>715</w:t>
             </w:r>
           </w:p>
         </w:tc>
@@ -37045,63 +35782,23 @@
                 <w:lang w:eastAsia="zh-CN"/>
               </w:rPr>
             </w:pPr>
-            <w:proofErr w:type="spellStart"/>
-            <w:r>
-              <w:rPr>
-                <w:rFonts w:ascii="Calibri" w:eastAsia="Times New Roman" w:hAnsi="Calibri" w:cs="Times New Roman"/>
-                <w:i/>
-                <w:iCs/>
-                <w:color w:val="000000"/>
-                <w:sz w:val="20"/>
-                <w:szCs w:val="20"/>
-                <w:lang w:eastAsia="zh-CN"/>
-              </w:rPr>
-              <w:t>Periplaneta</w:t>
-            </w:r>
-            <w:proofErr w:type="spellEnd"/>
-            <w:r>
-              <w:rPr>
-                <w:rFonts w:ascii="Calibri" w:eastAsia="Times New Roman" w:hAnsi="Calibri" w:cs="Times New Roman"/>
-                <w:i/>
-                <w:iCs/>
-                <w:color w:val="000000"/>
-                <w:sz w:val="20"/>
-                <w:szCs w:val="20"/>
-                <w:lang w:eastAsia="zh-CN"/>
-              </w:rPr>
-              <w:t xml:space="preserve"> </w:t>
-            </w:r>
-            <w:proofErr w:type="spellStart"/>
-            <w:r>
-              <w:rPr>
-                <w:rFonts w:ascii="Calibri" w:eastAsia="Times New Roman" w:hAnsi="Calibri" w:cs="Times New Roman"/>
-                <w:i/>
-                <w:iCs/>
-                <w:color w:val="000000"/>
-                <w:sz w:val="20"/>
-                <w:szCs w:val="20"/>
-                <w:lang w:eastAsia="zh-CN"/>
-              </w:rPr>
-              <w:t>americana</w:t>
-            </w:r>
-            <w:proofErr w:type="spellEnd"/>
-            <w:r>
-              <w:rPr>
-                <w:rFonts w:ascii="Calibri" w:eastAsia="Times New Roman" w:hAnsi="Calibri" w:cs="Times New Roman"/>
-                <w:i/>
-                <w:iCs/>
-                <w:color w:val="000000"/>
-                <w:sz w:val="20"/>
-                <w:szCs w:val="20"/>
-                <w:lang w:eastAsia="zh-CN"/>
-              </w:rPr>
-              <w:t xml:space="preserve"> v4</w:t>
-            </w:r>
-          </w:p>
-        </w:tc>
-        <w:tc>
-          <w:tcPr>
-            <w:tcW w:w="1701" w:type="dxa"/>
+            <w:r>
+              <w:rPr>
+                <w:rFonts w:ascii="Calibri" w:eastAsia="Times New Roman" w:hAnsi="Calibri" w:cs="Times New Roman"/>
+                <w:i/>
+                <w:iCs/>
+                <w:color w:val="000000"/>
+                <w:sz w:val="20"/>
+                <w:szCs w:val="20"/>
+                <w:lang w:eastAsia="zh-CN"/>
+              </w:rPr>
+              <w:t>Blattella germanica v1</w:t>
+            </w:r>
+          </w:p>
+        </w:tc>
+        <w:tc>
+          <w:tcPr>
+            <w:tcW w:w="1729" w:type="dxa"/>
             <w:tcBorders>
               <w:top w:val="nil"/>
               <w:left w:val="nil"/>
@@ -37131,7 +35828,7 @@
                 <w:szCs w:val="20"/>
                 <w:lang w:eastAsia="zh-CN"/>
               </w:rPr>
-              <w:t>PRJNA1098420</w:t>
+              <w:t>IBG_00115</w:t>
             </w:r>
           </w:p>
         </w:tc>
@@ -37167,7 +35864,7 @@
                 <w:szCs w:val="20"/>
                 <w:lang w:eastAsia="zh-CN"/>
               </w:rPr>
-              <w:t>GU947663.1</w:t>
+              <w:t>EU854321.1</w:t>
             </w:r>
           </w:p>
         </w:tc>
@@ -37203,7 +35900,7 @@
                 <w:szCs w:val="20"/>
                 <w:lang w:eastAsia="zh-CN"/>
               </w:rPr>
-              <w:t>715</w:t>
+              <w:t>261</w:t>
             </w:r>
           </w:p>
         </w:tc>
@@ -37238,63 +35935,23 @@
                 <w:lang w:eastAsia="zh-CN"/>
               </w:rPr>
             </w:pPr>
-            <w:proofErr w:type="spellStart"/>
-            <w:r>
-              <w:rPr>
-                <w:rFonts w:ascii="Calibri" w:eastAsia="Times New Roman" w:hAnsi="Calibri" w:cs="Times New Roman"/>
-                <w:i/>
-                <w:iCs/>
-                <w:color w:val="000000"/>
-                <w:sz w:val="20"/>
-                <w:szCs w:val="20"/>
-                <w:lang w:eastAsia="zh-CN"/>
-              </w:rPr>
-              <w:t>Blattella</w:t>
-            </w:r>
-            <w:proofErr w:type="spellEnd"/>
-            <w:r>
-              <w:rPr>
-                <w:rFonts w:ascii="Calibri" w:eastAsia="Times New Roman" w:hAnsi="Calibri" w:cs="Times New Roman"/>
-                <w:i/>
-                <w:iCs/>
-                <w:color w:val="000000"/>
-                <w:sz w:val="20"/>
-                <w:szCs w:val="20"/>
-                <w:lang w:eastAsia="zh-CN"/>
-              </w:rPr>
-              <w:t xml:space="preserve"> </w:t>
-            </w:r>
-            <w:proofErr w:type="spellStart"/>
-            <w:r>
-              <w:rPr>
-                <w:rFonts w:ascii="Calibri" w:eastAsia="Times New Roman" w:hAnsi="Calibri" w:cs="Times New Roman"/>
-                <w:i/>
-                <w:iCs/>
-                <w:color w:val="000000"/>
-                <w:sz w:val="20"/>
-                <w:szCs w:val="20"/>
-                <w:lang w:eastAsia="zh-CN"/>
-              </w:rPr>
-              <w:t>germanica</w:t>
-            </w:r>
-            <w:proofErr w:type="spellEnd"/>
-            <w:r>
-              <w:rPr>
-                <w:rFonts w:ascii="Calibri" w:eastAsia="Times New Roman" w:hAnsi="Calibri" w:cs="Times New Roman"/>
-                <w:i/>
-                <w:iCs/>
-                <w:color w:val="000000"/>
-                <w:sz w:val="20"/>
-                <w:szCs w:val="20"/>
-                <w:lang w:eastAsia="zh-CN"/>
-              </w:rPr>
-              <w:t xml:space="preserve"> v1</w:t>
-            </w:r>
-          </w:p>
-        </w:tc>
-        <w:tc>
-          <w:tcPr>
-            <w:tcW w:w="1701" w:type="dxa"/>
+            <w:r>
+              <w:rPr>
+                <w:rFonts w:ascii="Calibri" w:eastAsia="Times New Roman" w:hAnsi="Calibri" w:cs="Times New Roman"/>
+                <w:i/>
+                <w:iCs/>
+                <w:color w:val="000000"/>
+                <w:sz w:val="20"/>
+                <w:szCs w:val="20"/>
+                <w:lang w:eastAsia="zh-CN"/>
+              </w:rPr>
+              <w:t>Blattella germanica v2</w:t>
+            </w:r>
+          </w:p>
+        </w:tc>
+        <w:tc>
+          <w:tcPr>
+            <w:tcW w:w="1729" w:type="dxa"/>
             <w:tcBorders>
               <w:top w:val="nil"/>
               <w:left w:val="nil"/>
@@ -37324,7 +35981,7 @@
                 <w:szCs w:val="20"/>
                 <w:lang w:eastAsia="zh-CN"/>
               </w:rPr>
-              <w:t>IBG_00115</w:t>
+              <w:t>GCA_000762945.2</w:t>
             </w:r>
           </w:p>
         </w:tc>
@@ -37396,7 +36053,7 @@
                 <w:szCs w:val="20"/>
                 <w:lang w:eastAsia="zh-CN"/>
               </w:rPr>
-              <w:t>261</w:t>
+              <w:t>251</w:t>
             </w:r>
           </w:p>
         </w:tc>
@@ -37442,7 +36099,7 @@
                 <w:szCs w:val="20"/>
                 <w:lang w:eastAsia="zh-CN"/>
               </w:rPr>
-              <w:t>Blattella</w:t>
+              <w:t>Zootermopsis</w:t>
             </w:r>
             <w:proofErr w:type="spellEnd"/>
             <w:r>
@@ -37455,39 +36112,13 @@
                 <w:szCs w:val="20"/>
                 <w:lang w:eastAsia="zh-CN"/>
               </w:rPr>
-              <w:t xml:space="preserve"> </w:t>
-            </w:r>
-            <w:proofErr w:type="spellStart"/>
-            <w:r>
-              <w:rPr>
-                <w:rFonts w:ascii="Calibri" w:eastAsia="Times New Roman" w:hAnsi="Calibri" w:cs="Times New Roman"/>
-                <w:i/>
-                <w:iCs/>
-                <w:color w:val="000000"/>
-                <w:sz w:val="20"/>
-                <w:szCs w:val="20"/>
-                <w:lang w:eastAsia="zh-CN"/>
-              </w:rPr>
-              <w:t>germanica</w:t>
-            </w:r>
-            <w:proofErr w:type="spellEnd"/>
-            <w:r>
-              <w:rPr>
-                <w:rFonts w:ascii="Calibri" w:eastAsia="Times New Roman" w:hAnsi="Calibri" w:cs="Times New Roman"/>
-                <w:i/>
-                <w:iCs/>
-                <w:color w:val="000000"/>
-                <w:sz w:val="20"/>
-                <w:szCs w:val="20"/>
-                <w:lang w:eastAsia="zh-CN"/>
-              </w:rPr>
-              <w:t xml:space="preserve"> v2</w:t>
-            </w:r>
-          </w:p>
-        </w:tc>
-        <w:tc>
-          <w:tcPr>
-            <w:tcW w:w="1701" w:type="dxa"/>
+              <w:t xml:space="preserve"> nevadensis v1</w:t>
+            </w:r>
+          </w:p>
+        </w:tc>
+        <w:tc>
+          <w:tcPr>
+            <w:tcW w:w="1729" w:type="dxa"/>
             <w:tcBorders>
               <w:top w:val="nil"/>
               <w:left w:val="nil"/>
@@ -37517,7 +36148,7 @@
                 <w:szCs w:val="20"/>
                 <w:lang w:eastAsia="zh-CN"/>
               </w:rPr>
-              <w:t>GCA_000762945.2</w:t>
+              <w:t>IBG_00814</w:t>
             </w:r>
           </w:p>
         </w:tc>
@@ -37553,7 +36184,7 @@
                 <w:szCs w:val="20"/>
                 <w:lang w:eastAsia="zh-CN"/>
               </w:rPr>
-              <w:t>EU854321.1</w:t>
+              <w:t>OQ559113.1</w:t>
             </w:r>
           </w:p>
         </w:tc>
@@ -37589,7 +36220,7 @@
                 <w:szCs w:val="20"/>
                 <w:lang w:eastAsia="zh-CN"/>
               </w:rPr>
-              <w:t>251</w:t>
+              <w:t>27</w:t>
             </w:r>
           </w:p>
         </w:tc>
@@ -37648,39 +36279,13 @@
                 <w:szCs w:val="20"/>
                 <w:lang w:eastAsia="zh-CN"/>
               </w:rPr>
-              <w:t xml:space="preserve"> </w:t>
-            </w:r>
-            <w:proofErr w:type="spellStart"/>
-            <w:r>
-              <w:rPr>
-                <w:rFonts w:ascii="Calibri" w:eastAsia="Times New Roman" w:hAnsi="Calibri" w:cs="Times New Roman"/>
-                <w:i/>
-                <w:iCs/>
-                <w:color w:val="000000"/>
-                <w:sz w:val="20"/>
-                <w:szCs w:val="20"/>
-                <w:lang w:eastAsia="zh-CN"/>
-              </w:rPr>
-              <w:t>nevadensis</w:t>
-            </w:r>
-            <w:proofErr w:type="spellEnd"/>
-            <w:r>
-              <w:rPr>
-                <w:rFonts w:ascii="Calibri" w:eastAsia="Times New Roman" w:hAnsi="Calibri" w:cs="Times New Roman"/>
-                <w:i/>
-                <w:iCs/>
-                <w:color w:val="000000"/>
-                <w:sz w:val="20"/>
-                <w:szCs w:val="20"/>
-                <w:lang w:eastAsia="zh-CN"/>
-              </w:rPr>
-              <w:t xml:space="preserve"> v1</w:t>
-            </w:r>
-          </w:p>
-        </w:tc>
-        <w:tc>
-          <w:tcPr>
-            <w:tcW w:w="1701" w:type="dxa"/>
+              <w:t xml:space="preserve"> nevadensis v2</w:t>
+            </w:r>
+          </w:p>
+        </w:tc>
+        <w:tc>
+          <w:tcPr>
+            <w:tcW w:w="1729" w:type="dxa"/>
             <w:tcBorders>
               <w:top w:val="nil"/>
               <w:left w:val="nil"/>
@@ -37710,7 +36315,7 @@
                 <w:szCs w:val="20"/>
                 <w:lang w:eastAsia="zh-CN"/>
               </w:rPr>
-              <w:t>IBG_00814</w:t>
+              <w:t>20230531.contig</w:t>
             </w:r>
           </w:p>
         </w:tc>
@@ -37782,7 +36387,7 @@
                 <w:szCs w:val="20"/>
                 <w:lang w:eastAsia="zh-CN"/>
               </w:rPr>
-              <w:t>27</w:t>
+              <w:t>61</w:t>
             </w:r>
           </w:p>
         </w:tc>
@@ -37828,7 +36433,7 @@
                 <w:szCs w:val="20"/>
                 <w:lang w:eastAsia="zh-CN"/>
               </w:rPr>
-              <w:t>Zootermopsis</w:t>
+              <w:t>Coptotermes</w:t>
             </w:r>
             <w:proofErr w:type="spellEnd"/>
             <w:r>
@@ -37854,26 +36459,14 @@
                 <w:szCs w:val="20"/>
                 <w:lang w:eastAsia="zh-CN"/>
               </w:rPr>
-              <w:t>nevadensis</w:t>
+              <w:t>formosanus</w:t>
             </w:r>
             <w:proofErr w:type="spellEnd"/>
-            <w:r>
-              <w:rPr>
-                <w:rFonts w:ascii="Calibri" w:eastAsia="Times New Roman" w:hAnsi="Calibri" w:cs="Times New Roman"/>
-                <w:i/>
-                <w:iCs/>
-                <w:color w:val="000000"/>
-                <w:sz w:val="20"/>
-                <w:szCs w:val="20"/>
-                <w:lang w:eastAsia="zh-CN"/>
-              </w:rPr>
-              <w:t xml:space="preserve"> v2</w:t>
-            </w:r>
-          </w:p>
-        </w:tc>
-        <w:tc>
-          <w:tcPr>
-            <w:tcW w:w="1701" w:type="dxa"/>
+          </w:p>
+        </w:tc>
+        <w:tc>
+          <w:tcPr>
+            <w:tcW w:w="1729" w:type="dxa"/>
             <w:tcBorders>
               <w:top w:val="nil"/>
               <w:left w:val="nil"/>
@@ -37903,7 +36496,7 @@
                 <w:szCs w:val="20"/>
                 <w:lang w:eastAsia="zh-CN"/>
               </w:rPr>
-              <w:t>20230531.contig</w:t>
+              <w:t>IBG_00204</w:t>
             </w:r>
           </w:p>
         </w:tc>
@@ -37939,7 +36532,7 @@
                 <w:szCs w:val="20"/>
                 <w:lang w:eastAsia="zh-CN"/>
               </w:rPr>
-              <w:t>OQ559113.1</w:t>
+              <w:t>NC_015800.1</w:t>
             </w:r>
           </w:p>
         </w:tc>
@@ -37975,7 +36568,7 @@
                 <w:szCs w:val="20"/>
                 <w:lang w:eastAsia="zh-CN"/>
               </w:rPr>
-              <w:t>61</w:t>
+              <w:t>122</w:t>
             </w:r>
           </w:p>
         </w:tc>
@@ -38010,6 +36603,18 @@
                 <w:lang w:eastAsia="zh-CN"/>
               </w:rPr>
             </w:pPr>
+            <w:r>
+              <w:rPr>
+                <w:rFonts w:ascii="Calibri" w:eastAsia="Times New Roman" w:hAnsi="Calibri" w:cs="Times New Roman"/>
+                <w:i/>
+                <w:iCs/>
+                <w:color w:val="000000"/>
+                <w:sz w:val="20"/>
+                <w:szCs w:val="20"/>
+                <w:lang w:eastAsia="zh-CN"/>
+              </w:rPr>
+              <w:t xml:space="preserve">Reticulitermes </w:t>
+            </w:r>
             <w:proofErr w:type="spellStart"/>
             <w:r>
               <w:rPr>
@@ -38021,403 +36626,14 @@
                 <w:szCs w:val="20"/>
                 <w:lang w:eastAsia="zh-CN"/>
               </w:rPr>
-              <w:t>Coptotermes</w:t>
+              <w:t>lucifugus</w:t>
             </w:r>
             <w:proofErr w:type="spellEnd"/>
-            <w:r>
-              <w:rPr>
-                <w:rFonts w:ascii="Calibri" w:eastAsia="Times New Roman" w:hAnsi="Calibri" w:cs="Times New Roman"/>
-                <w:i/>
-                <w:iCs/>
-                <w:color w:val="000000"/>
-                <w:sz w:val="20"/>
-                <w:szCs w:val="20"/>
-                <w:lang w:eastAsia="zh-CN"/>
-              </w:rPr>
-              <w:t xml:space="preserve"> </w:t>
-            </w:r>
-            <w:proofErr w:type="spellStart"/>
-            <w:r>
-              <w:rPr>
-                <w:rFonts w:ascii="Calibri" w:eastAsia="Times New Roman" w:hAnsi="Calibri" w:cs="Times New Roman"/>
-                <w:i/>
-                <w:iCs/>
-                <w:color w:val="000000"/>
-                <w:sz w:val="20"/>
-                <w:szCs w:val="20"/>
-                <w:lang w:eastAsia="zh-CN"/>
-              </w:rPr>
-              <w:t>formosanus</w:t>
-            </w:r>
-            <w:proofErr w:type="spellEnd"/>
-          </w:p>
-        </w:tc>
-        <w:tc>
-          <w:tcPr>
-            <w:tcW w:w="1701" w:type="dxa"/>
-            <w:tcBorders>
-              <w:top w:val="nil"/>
-              <w:left w:val="nil"/>
-              <w:bottom w:val="single" w:sz="4" w:space="0" w:color="auto"/>
-              <w:right w:val="single" w:sz="4" w:space="0" w:color="auto"/>
-            </w:tcBorders>
-            <w:noWrap/>
-            <w:vAlign w:val="center"/>
-            <w:hideMark/>
-          </w:tcPr>
-          <w:p>
-            <w:pPr>
-              <w:jc w:val="center"/>
-              <w:rPr>
-                <w:rFonts w:ascii="Calibri" w:eastAsia="Times New Roman" w:hAnsi="Calibri" w:cs="Times New Roman"/>
-                <w:color w:val="000000"/>
-                <w:sz w:val="20"/>
-                <w:szCs w:val="20"/>
-                <w:lang w:eastAsia="zh-CN"/>
-              </w:rPr>
-            </w:pPr>
-            <w:r>
-              <w:rPr>
-                <w:rFonts w:ascii="Calibri" w:eastAsia="Times New Roman" w:hAnsi="Calibri" w:cs="Times New Roman"/>
-                <w:color w:val="000000"/>
-                <w:sz w:val="20"/>
-                <w:szCs w:val="20"/>
-                <w:lang w:eastAsia="zh-CN"/>
-              </w:rPr>
-              <w:t>IBG_00204</w:t>
-            </w:r>
-          </w:p>
-        </w:tc>
-        <w:tc>
-          <w:tcPr>
-            <w:tcW w:w="2268" w:type="dxa"/>
-            <w:tcBorders>
-              <w:top w:val="nil"/>
-              <w:left w:val="nil"/>
-              <w:bottom w:val="single" w:sz="4" w:space="0" w:color="auto"/>
-              <w:right w:val="single" w:sz="4" w:space="0" w:color="auto"/>
-            </w:tcBorders>
-            <w:noWrap/>
-            <w:vAlign w:val="center"/>
-            <w:hideMark/>
-          </w:tcPr>
-          <w:p>
-            <w:pPr>
-              <w:jc w:val="center"/>
-              <w:rPr>
-                <w:rFonts w:ascii="Calibri" w:eastAsia="Times New Roman" w:hAnsi="Calibri" w:cs="Times New Roman"/>
-                <w:color w:val="000000"/>
-                <w:sz w:val="20"/>
-                <w:szCs w:val="20"/>
-                <w:lang w:eastAsia="zh-CN"/>
-              </w:rPr>
-            </w:pPr>
-            <w:r>
-              <w:rPr>
-                <w:rFonts w:ascii="Calibri" w:eastAsia="Times New Roman" w:hAnsi="Calibri" w:cs="Times New Roman"/>
-                <w:color w:val="000000"/>
-                <w:sz w:val="20"/>
-                <w:szCs w:val="20"/>
-                <w:lang w:eastAsia="zh-CN"/>
-              </w:rPr>
-              <w:t>NC_015800.1</w:t>
-            </w:r>
-          </w:p>
-        </w:tc>
-        <w:tc>
-          <w:tcPr>
-            <w:tcW w:w="2127" w:type="dxa"/>
-            <w:tcBorders>
-              <w:top w:val="nil"/>
-              <w:left w:val="nil"/>
-              <w:bottom w:val="single" w:sz="4" w:space="0" w:color="auto"/>
-              <w:right w:val="single" w:sz="4" w:space="0" w:color="auto"/>
-            </w:tcBorders>
-            <w:noWrap/>
-            <w:vAlign w:val="center"/>
-            <w:hideMark/>
-          </w:tcPr>
-          <w:p>
-            <w:pPr>
-              <w:jc w:val="center"/>
-              <w:rPr>
-                <w:rFonts w:ascii="Calibri" w:eastAsia="Times New Roman" w:hAnsi="Calibri" w:cs="Times New Roman"/>
-                <w:color w:val="000000"/>
-                <w:sz w:val="20"/>
-                <w:szCs w:val="20"/>
-                <w:lang w:eastAsia="zh-CN"/>
-              </w:rPr>
-            </w:pPr>
-            <w:r>
-              <w:rPr>
-                <w:rFonts w:ascii="Calibri" w:eastAsia="Times New Roman" w:hAnsi="Calibri" w:cs="Times New Roman"/>
-                <w:color w:val="000000"/>
-                <w:sz w:val="20"/>
-                <w:szCs w:val="20"/>
-                <w:lang w:eastAsia="zh-CN"/>
-              </w:rPr>
-              <w:t>122</w:t>
-            </w:r>
-          </w:p>
-        </w:tc>
-      </w:tr>
-      <w:tr>
-        <w:trPr>
-          <w:trHeight w:val="320"/>
-          <w:jc w:val="center"/>
-        </w:trPr>
-        <w:tc>
-          <w:tcPr>
-            <w:tcW w:w="2830" w:type="dxa"/>
-            <w:tcBorders>
-              <w:top w:val="nil"/>
-              <w:left w:val="single" w:sz="4" w:space="0" w:color="auto"/>
-              <w:bottom w:val="single" w:sz="4" w:space="0" w:color="auto"/>
-              <w:right w:val="single" w:sz="4" w:space="0" w:color="auto"/>
-            </w:tcBorders>
-            <w:noWrap/>
-            <w:vAlign w:val="center"/>
-            <w:hideMark/>
-          </w:tcPr>
-          <w:p>
-            <w:pPr>
-              <w:rPr>
-                <w:rFonts w:ascii="Calibri" w:eastAsia="Times New Roman" w:hAnsi="Calibri" w:cs="Times New Roman"/>
-                <w:i/>
-                <w:iCs/>
-                <w:color w:val="000000"/>
-                <w:sz w:val="20"/>
-                <w:szCs w:val="20"/>
-                <w:lang w:eastAsia="zh-CN"/>
-              </w:rPr>
-            </w:pPr>
-            <w:proofErr w:type="spellStart"/>
-            <w:r>
-              <w:rPr>
-                <w:rFonts w:ascii="Calibri" w:eastAsia="Times New Roman" w:hAnsi="Calibri" w:cs="Times New Roman"/>
-                <w:i/>
-                <w:iCs/>
-                <w:color w:val="000000"/>
-                <w:sz w:val="20"/>
-                <w:szCs w:val="20"/>
-                <w:lang w:eastAsia="zh-CN"/>
-              </w:rPr>
-              <w:t>Cryptotermes</w:t>
-            </w:r>
-            <w:proofErr w:type="spellEnd"/>
-            <w:r>
-              <w:rPr>
-                <w:rFonts w:ascii="Calibri" w:eastAsia="Times New Roman" w:hAnsi="Calibri" w:cs="Times New Roman"/>
-                <w:i/>
-                <w:iCs/>
-                <w:color w:val="000000"/>
-                <w:sz w:val="20"/>
-                <w:szCs w:val="20"/>
-                <w:lang w:eastAsia="zh-CN"/>
-              </w:rPr>
-              <w:t xml:space="preserve"> </w:t>
-            </w:r>
-            <w:proofErr w:type="spellStart"/>
-            <w:r>
-              <w:rPr>
-                <w:rFonts w:ascii="Calibri" w:eastAsia="Times New Roman" w:hAnsi="Calibri" w:cs="Times New Roman"/>
-                <w:i/>
-                <w:iCs/>
-                <w:color w:val="000000"/>
-                <w:sz w:val="20"/>
-                <w:szCs w:val="20"/>
-                <w:lang w:eastAsia="zh-CN"/>
-              </w:rPr>
-              <w:t>secundus</w:t>
-            </w:r>
-            <w:proofErr w:type="spellEnd"/>
-          </w:p>
-        </w:tc>
-        <w:tc>
-          <w:tcPr>
-            <w:tcW w:w="1701" w:type="dxa"/>
-            <w:tcBorders>
-              <w:top w:val="nil"/>
-              <w:left w:val="nil"/>
-              <w:bottom w:val="single" w:sz="4" w:space="0" w:color="auto"/>
-              <w:right w:val="single" w:sz="4" w:space="0" w:color="auto"/>
-            </w:tcBorders>
-            <w:noWrap/>
-            <w:vAlign w:val="center"/>
-            <w:hideMark/>
-          </w:tcPr>
-          <w:p>
-            <w:pPr>
-              <w:jc w:val="center"/>
-              <w:rPr>
-                <w:rFonts w:ascii="Calibri" w:eastAsia="Times New Roman" w:hAnsi="Calibri" w:cs="Times New Roman"/>
-                <w:color w:val="000000"/>
-                <w:sz w:val="20"/>
-                <w:szCs w:val="20"/>
-                <w:lang w:eastAsia="zh-CN"/>
-              </w:rPr>
-            </w:pPr>
-            <w:r>
-              <w:rPr>
-                <w:rFonts w:ascii="Calibri" w:eastAsia="Times New Roman" w:hAnsi="Calibri" w:cs="Times New Roman"/>
-                <w:color w:val="000000"/>
-                <w:sz w:val="20"/>
-                <w:szCs w:val="20"/>
-                <w:lang w:eastAsia="zh-CN"/>
-              </w:rPr>
-              <w:t>IBG_00218</w:t>
-            </w:r>
-          </w:p>
-        </w:tc>
-        <w:tc>
-          <w:tcPr>
-            <w:tcW w:w="2268" w:type="dxa"/>
-            <w:tcBorders>
-              <w:top w:val="nil"/>
-              <w:left w:val="nil"/>
-              <w:bottom w:val="single" w:sz="4" w:space="0" w:color="auto"/>
-              <w:right w:val="single" w:sz="4" w:space="0" w:color="auto"/>
-            </w:tcBorders>
-            <w:noWrap/>
-            <w:vAlign w:val="center"/>
-            <w:hideMark/>
-          </w:tcPr>
-          <w:p>
-            <w:pPr>
-              <w:jc w:val="center"/>
-              <w:rPr>
-                <w:rFonts w:ascii="Calibri" w:eastAsia="Times New Roman" w:hAnsi="Calibri" w:cs="Times New Roman"/>
-                <w:color w:val="000000"/>
-                <w:sz w:val="20"/>
-                <w:szCs w:val="20"/>
-                <w:lang w:eastAsia="zh-CN"/>
-              </w:rPr>
-            </w:pPr>
-            <w:r>
-              <w:rPr>
-                <w:rFonts w:ascii="Calibri" w:eastAsia="Times New Roman" w:hAnsi="Calibri" w:cs="Times New Roman"/>
-                <w:color w:val="000000"/>
-                <w:sz w:val="20"/>
-                <w:szCs w:val="20"/>
-                <w:lang w:eastAsia="zh-CN"/>
-              </w:rPr>
-              <w:t>KP026283.1</w:t>
-            </w:r>
-          </w:p>
-        </w:tc>
-        <w:tc>
-          <w:tcPr>
-            <w:tcW w:w="2127" w:type="dxa"/>
-            <w:tcBorders>
-              <w:top w:val="nil"/>
-              <w:left w:val="nil"/>
-              <w:bottom w:val="single" w:sz="4" w:space="0" w:color="auto"/>
-              <w:right w:val="single" w:sz="4" w:space="0" w:color="auto"/>
-            </w:tcBorders>
-            <w:noWrap/>
-            <w:vAlign w:val="center"/>
-            <w:hideMark/>
-          </w:tcPr>
-          <w:p>
-            <w:pPr>
-              <w:jc w:val="center"/>
-              <w:rPr>
-                <w:rFonts w:ascii="Calibri" w:eastAsia="Times New Roman" w:hAnsi="Calibri" w:cs="Times New Roman"/>
-                <w:color w:val="000000"/>
-                <w:sz w:val="20"/>
-                <w:szCs w:val="20"/>
-                <w:lang w:eastAsia="zh-CN"/>
-              </w:rPr>
-            </w:pPr>
-            <w:r>
-              <w:rPr>
-                <w:rFonts w:ascii="Calibri" w:eastAsia="Times New Roman" w:hAnsi="Calibri" w:cs="Times New Roman"/>
-                <w:color w:val="000000"/>
-                <w:sz w:val="20"/>
-                <w:szCs w:val="20"/>
-                <w:highlight w:val="yellow"/>
-                <w:lang w:eastAsia="zh-CN"/>
-              </w:rPr>
-              <w:t>???</w:t>
-            </w:r>
-          </w:p>
-        </w:tc>
-      </w:tr>
-      <w:tr>
-        <w:trPr>
-          <w:trHeight w:val="320"/>
-          <w:jc w:val="center"/>
-        </w:trPr>
-        <w:tc>
-          <w:tcPr>
-            <w:tcW w:w="2830" w:type="dxa"/>
-            <w:tcBorders>
-              <w:top w:val="nil"/>
-              <w:left w:val="single" w:sz="4" w:space="0" w:color="auto"/>
-              <w:bottom w:val="single" w:sz="4" w:space="0" w:color="auto"/>
-              <w:right w:val="single" w:sz="4" w:space="0" w:color="auto"/>
-            </w:tcBorders>
-            <w:noWrap/>
-            <w:vAlign w:val="center"/>
-            <w:hideMark/>
-          </w:tcPr>
-          <w:p>
-            <w:pPr>
-              <w:rPr>
-                <w:rFonts w:ascii="Calibri" w:eastAsia="Times New Roman" w:hAnsi="Calibri" w:cs="Times New Roman"/>
-                <w:i/>
-                <w:iCs/>
-                <w:color w:val="000000"/>
-                <w:sz w:val="20"/>
-                <w:szCs w:val="20"/>
-                <w:lang w:eastAsia="zh-CN"/>
-              </w:rPr>
-            </w:pPr>
-            <w:proofErr w:type="spellStart"/>
-            <w:r>
-              <w:rPr>
-                <w:rFonts w:ascii="Calibri" w:eastAsia="Times New Roman" w:hAnsi="Calibri" w:cs="Times New Roman"/>
-                <w:i/>
-                <w:iCs/>
-                <w:color w:val="000000"/>
-                <w:sz w:val="20"/>
-                <w:szCs w:val="20"/>
-                <w:lang w:eastAsia="zh-CN"/>
-              </w:rPr>
-              <w:t>Reticulitermes</w:t>
-            </w:r>
-            <w:proofErr w:type="spellEnd"/>
-            <w:r>
-              <w:rPr>
-                <w:rFonts w:ascii="Calibri" w:eastAsia="Times New Roman" w:hAnsi="Calibri" w:cs="Times New Roman"/>
-                <w:i/>
-                <w:iCs/>
-                <w:color w:val="000000"/>
-                <w:sz w:val="20"/>
-                <w:szCs w:val="20"/>
-                <w:lang w:eastAsia="zh-CN"/>
-              </w:rPr>
-              <w:t xml:space="preserve"> </w:t>
-            </w:r>
-            <w:proofErr w:type="spellStart"/>
-            <w:r>
-              <w:rPr>
-                <w:rFonts w:ascii="Calibri" w:eastAsia="Times New Roman" w:hAnsi="Calibri" w:cs="Times New Roman"/>
-                <w:i/>
-                <w:iCs/>
-                <w:color w:val="000000"/>
-                <w:sz w:val="20"/>
-                <w:szCs w:val="20"/>
-                <w:lang w:eastAsia="zh-CN"/>
-              </w:rPr>
-              <w:t>lucifugus</w:t>
-            </w:r>
-            <w:proofErr w:type="spellEnd"/>
-          </w:p>
-        </w:tc>
-        <w:tc>
-          <w:tcPr>
-            <w:tcW w:w="1701" w:type="dxa"/>
+          </w:p>
+        </w:tc>
+        <w:tc>
+          <w:tcPr>
+            <w:tcW w:w="1729" w:type="dxa"/>
             <w:tcBorders>
               <w:top w:val="nil"/>
               <w:left w:val="nil"/>
@@ -38563,7 +36779,7 @@
 </file>
 
 <file path=word/comments.xml><?xml version="1.0" encoding="utf-8"?>
-<w:comments xmlns:wpc="http://schemas.microsoft.com/office/word/2010/wordprocessingCanvas" xmlns:cx="http://schemas.microsoft.com/office/drawing/2014/chartex" xmlns:cx1="http://schemas.microsoft.com/office/drawing/2015/9/8/chartex" xmlns:cx2="http://schemas.microsoft.com/office/drawing/2015/10/21/chartex" xmlns:cx3="http://schemas.microsoft.com/office/drawing/2016/5/9/chartex" xmlns:cx4="http://schemas.microsoft.com/office/drawing/2016/5/10/chartex" xmlns:cx5="http://schemas.microsoft.com/office/drawing/2016/5/11/chartex" xmlns:cx6="http://schemas.microsoft.com/office/drawing/2016/5/12/chartex" xmlns:cx7="http://schemas.microsoft.com/office/drawing/2016/5/13/chartex" xmlns:cx8="http://schemas.microsoft.com/office/drawing/2016/5/14/chartex" xmlns:mc="http://schemas.openxmlformats.org/markup-compatibility/2006" xmlns:aink="http://schemas.microsoft.com/office/drawing/2016/ink" xmlns:am3d="http://schemas.microsoft.com/office/drawing/2017/model3d" xmlns:o="urn:schemas-microsoft-com:office:office" xmlns:r="http://schemas.openxmlformats.org/officeDocument/2006/relationships" xmlns:m="http://schemas.openxmlformats.org/officeDocument/2006/math" xmlns:v="urn:schemas-microsoft-com:vml" xmlns:wp14="http://schemas.microsoft.com/office/word/2010/wordprocessingDrawing" xmlns:wp="http://schemas.openxmlformats.org/drawingml/2006/wordprocessingDrawing" xmlns:w10="urn:schemas-microsoft-com:office:word" xmlns:w="http://schemas.openxmlformats.org/wordprocessingml/2006/main" xmlns:w14="http://schemas.microsoft.com/office/word/2010/wordml" xmlns:w15="http://schemas.microsoft.com/office/word/2012/wordml" xmlns:w16cid="http://schemas.microsoft.com/office/word/2016/wordml/cid" xmlns:w16se="http://schemas.microsoft.com/office/word/2015/wordml/symex" xmlns:wpg="http://schemas.microsoft.com/office/word/2010/wordprocessingGroup" xmlns:wpi="http://schemas.microsoft.com/office/word/2010/wordprocessingInk" xmlns:wne="http://schemas.microsoft.com/office/word/2006/wordml" xmlns:wps="http://schemas.microsoft.com/office/word/2010/wordprocessingShape" mc:Ignorable="w14 w15 w16se w16cid wp14">
+<w:comments xmlns:wpc="http://schemas.microsoft.com/office/word/2010/wordprocessingCanvas" xmlns:cx="http://schemas.microsoft.com/office/drawing/2014/chartex" xmlns:cx1="http://schemas.microsoft.com/office/drawing/2015/9/8/chartex" xmlns:cx2="http://schemas.microsoft.com/office/drawing/2015/10/21/chartex" xmlns:cx3="http://schemas.microsoft.com/office/drawing/2016/5/9/chartex" xmlns:cx4="http://schemas.microsoft.com/office/drawing/2016/5/10/chartex" xmlns:cx5="http://schemas.microsoft.com/office/drawing/2016/5/11/chartex" xmlns:cx6="http://schemas.microsoft.com/office/drawing/2016/5/12/chartex" xmlns:cx7="http://schemas.microsoft.com/office/drawing/2016/5/13/chartex" xmlns:cx8="http://schemas.microsoft.com/office/drawing/2016/5/14/chartex" xmlns:mc="http://schemas.openxmlformats.org/markup-compatibility/2006" xmlns:aink="http://schemas.microsoft.com/office/drawing/2016/ink" xmlns:am3d="http://schemas.microsoft.com/office/drawing/2017/model3d" xmlns:o="urn:schemas-microsoft-com:office:office" xmlns:oel="http://schemas.microsoft.com/office/2019/extlst" xmlns:r="http://schemas.openxmlformats.org/officeDocument/2006/relationships" xmlns:m="http://schemas.openxmlformats.org/officeDocument/2006/math" xmlns:v="urn:schemas-microsoft-com:vml" xmlns:wp14="http://schemas.microsoft.com/office/word/2010/wordprocessingDrawing" xmlns:wp="http://schemas.openxmlformats.org/drawingml/2006/wordprocessingDrawing" xmlns:w10="urn:schemas-microsoft-com:office:word" xmlns:w="http://schemas.openxmlformats.org/wordprocessingml/2006/main" xmlns:w14="http://schemas.microsoft.com/office/word/2010/wordml" xmlns:w15="http://schemas.microsoft.com/office/word/2012/wordml" xmlns:w16cex="http://schemas.microsoft.com/office/word/2018/wordml/cex" xmlns:w16cid="http://schemas.microsoft.com/office/word/2016/wordml/cid" xmlns:w16="http://schemas.microsoft.com/office/word/2018/wordml" xmlns:w16du="http://schemas.microsoft.com/office/word/2023/wordml/word16du" xmlns:w16sdtdh="http://schemas.microsoft.com/office/word/2020/wordml/sdtdatahash" xmlns:w16sdtfl="http://schemas.microsoft.com/office/word/2024/wordml/sdtformatlock" xmlns:w16se="http://schemas.microsoft.com/office/word/2015/wordml/symex" xmlns:wpg="http://schemas.microsoft.com/office/word/2010/wordprocessingGroup" xmlns:wpi="http://schemas.microsoft.com/office/word/2010/wordprocessingInk" xmlns:wne="http://schemas.microsoft.com/office/word/2006/wordml" xmlns:wps="http://schemas.microsoft.com/office/word/2010/wordprocessingShape" mc:Ignorable="w14 w15 w16se w16cid w16 w16cex w16sdtdh w16sdtfl w16du wp14">
   <w:comment w:id="0" w:author="Microsoft Office User" w:date="2025-12-10T19:25:00Z" w:initials="MOU">
     <w:p>
       <w:pPr>
@@ -38580,7 +36796,7 @@
       </w:r>
     </w:p>
   </w:comment>
-  <w:comment w:id="1" w:author="Kyle Ewart" w:date="2025-12-10T14:26:00Z" w:initials="KE">
+  <w:comment w:id="1" w:author="Microsoft Office User" w:date="2025-12-10T19:26:00Z" w:initials="MOU">
     <w:p>
       <w:pPr>
         <w:pStyle w:val="CommentText"/>
@@ -38592,51 +36808,11 @@
         <w:annotationRef/>
       </w:r>
       <w:r>
-        <w:t xml:space="preserve">In progress (by </w:t>
-      </w:r>
-      <w:proofErr w:type="spellStart"/>
-      <w:r>
-        <w:t>Zhuzhi</w:t>
-      </w:r>
-      <w:proofErr w:type="spellEnd"/>
-      <w:r>
-        <w:t>)</w:t>
+        <w:t>Link to update when repo is made public.</w:t>
       </w:r>
     </w:p>
   </w:comment>
-  <w:comment w:id="2" w:author="Kyle Ewart" w:date="2025-12-10T14:27:00Z" w:initials="KE">
-    <w:p>
-      <w:pPr>
-        <w:pStyle w:val="CommentText"/>
-      </w:pPr>
-      <w:r>
-        <w:rPr>
-          <w:rStyle w:val="CommentReference"/>
-        </w:rPr>
-        <w:annotationRef/>
-      </w:r>
-      <w:r>
-        <w:t>I will integrate these references into the manuscript reference list in the final version.</w:t>
-      </w:r>
-    </w:p>
-  </w:comment>
-  <w:comment w:id="4" w:author="Microsoft Office User" w:date="2025-12-10T19:26:00Z" w:initials="MOU">
-    <w:p>
-      <w:pPr>
-        <w:pStyle w:val="CommentText"/>
-      </w:pPr>
-      <w:r>
-        <w:rPr>
-          <w:rStyle w:val="CommentReference"/>
-        </w:rPr>
-        <w:annotationRef/>
-      </w:r>
-      <w:r>
-        <w:t>Link to update when repo is made public.</w:t>
-      </w:r>
-    </w:p>
-  </w:comment>
-  <w:comment w:id="5" w:author="Kyle Ewart" w:date="2025-12-10T15:19:00Z" w:initials="KE">
+  <w:comment w:id="2" w:author="Kyle Ewart" w:date="2025-12-10T15:19:00Z" w:initials="KE">
     <w:p>
       <w:pPr>
         <w:pStyle w:val="CommentText"/>
@@ -38662,10 +36838,8 @@
 </file>
 
 <file path=word/commentsExtended.xml><?xml version="1.0" encoding="utf-8"?>
-<w15:commentsEx xmlns:wpc="http://schemas.microsoft.com/office/word/2010/wordprocessingCanvas" xmlns:cx="http://schemas.microsoft.com/office/drawing/2014/chartex" xmlns:cx1="http://schemas.microsoft.com/office/drawing/2015/9/8/chartex" xmlns:cx2="http://schemas.microsoft.com/office/drawing/2015/10/21/chartex" xmlns:cx3="http://schemas.microsoft.com/office/drawing/2016/5/9/chartex" xmlns:cx4="http://schemas.microsoft.com/office/drawing/2016/5/10/chartex" xmlns:cx5="http://schemas.microsoft.com/office/drawing/2016/5/11/chartex" xmlns:cx6="http://schemas.microsoft.com/office/drawing/2016/5/12/chartex" xmlns:cx7="http://schemas.microsoft.com/office/drawing/2016/5/13/chartex" xmlns:cx8="http://schemas.microsoft.com/office/drawing/2016/5/14/chartex" xmlns:mc="http://schemas.openxmlformats.org/markup-compatibility/2006" xmlns:aink="http://schemas.microsoft.com/office/drawing/2016/ink" xmlns:am3d="http://schemas.microsoft.com/office/drawing/2017/model3d" xmlns:o="urn:schemas-microsoft-com:office:office" xmlns:r="http://schemas.openxmlformats.org/officeDocument/2006/relationships" xmlns:m="http://schemas.openxmlformats.org/officeDocument/2006/math" xmlns:v="urn:schemas-microsoft-com:vml" xmlns:wp14="http://schemas.microsoft.com/office/word/2010/wordprocessingDrawing" xmlns:wp="http://schemas.openxmlformats.org/drawingml/2006/wordprocessingDrawing" xmlns:w10="urn:schemas-microsoft-com:office:word" xmlns:w="http://schemas.openxmlformats.org/wordprocessingml/2006/main" xmlns:w14="http://schemas.microsoft.com/office/word/2010/wordml" xmlns:w15="http://schemas.microsoft.com/office/word/2012/wordml" xmlns:w16cid="http://schemas.microsoft.com/office/word/2016/wordml/cid" xmlns:w16se="http://schemas.microsoft.com/office/word/2015/wordml/symex" xmlns:wpg="http://schemas.microsoft.com/office/word/2010/wordprocessingGroup" xmlns:wpi="http://schemas.microsoft.com/office/word/2010/wordprocessingInk" xmlns:wne="http://schemas.microsoft.com/office/word/2006/wordml" xmlns:wps="http://schemas.microsoft.com/office/word/2010/wordprocessingShape" mc:Ignorable="w14 w15 w16se w16cid wp14">
+<w15:commentsEx xmlns:wpc="http://schemas.microsoft.com/office/word/2010/wordprocessingCanvas" xmlns:cx="http://schemas.microsoft.com/office/drawing/2014/chartex" xmlns:cx1="http://schemas.microsoft.com/office/drawing/2015/9/8/chartex" xmlns:cx2="http://schemas.microsoft.com/office/drawing/2015/10/21/chartex" xmlns:cx3="http://schemas.microsoft.com/office/drawing/2016/5/9/chartex" xmlns:cx4="http://schemas.microsoft.com/office/drawing/2016/5/10/chartex" xmlns:cx5="http://schemas.microsoft.com/office/drawing/2016/5/11/chartex" xmlns:cx6="http://schemas.microsoft.com/office/drawing/2016/5/12/chartex" xmlns:cx7="http://schemas.microsoft.com/office/drawing/2016/5/13/chartex" xmlns:cx8="http://schemas.microsoft.com/office/drawing/2016/5/14/chartex" xmlns:mc="http://schemas.openxmlformats.org/markup-compatibility/2006" xmlns:aink="http://schemas.microsoft.com/office/drawing/2016/ink" xmlns:am3d="http://schemas.microsoft.com/office/drawing/2017/model3d" xmlns:o="urn:schemas-microsoft-com:office:office" xmlns:oel="http://schemas.microsoft.com/office/2019/extlst" xmlns:r="http://schemas.openxmlformats.org/officeDocument/2006/relationships" xmlns:m="http://schemas.openxmlformats.org/officeDocument/2006/math" xmlns:v="urn:schemas-microsoft-com:vml" xmlns:wp14="http://schemas.microsoft.com/office/word/2010/wordprocessingDrawing" xmlns:wp="http://schemas.openxmlformats.org/drawingml/2006/wordprocessingDrawing" xmlns:w10="urn:schemas-microsoft-com:office:word" xmlns:w="http://schemas.openxmlformats.org/wordprocessingml/2006/main" xmlns:w14="http://schemas.microsoft.com/office/word/2010/wordml" xmlns:w15="http://schemas.microsoft.com/office/word/2012/wordml" xmlns:w16cex="http://schemas.microsoft.com/office/word/2018/wordml/cex" xmlns:w16cid="http://schemas.microsoft.com/office/word/2016/wordml/cid" xmlns:w16="http://schemas.microsoft.com/office/word/2018/wordml" xmlns:w16du="http://schemas.microsoft.com/office/word/2023/wordml/word16du" xmlns:w16sdtdh="http://schemas.microsoft.com/office/word/2020/wordml/sdtdatahash" xmlns:w16sdtfl="http://schemas.microsoft.com/office/word/2024/wordml/sdtformatlock" xmlns:w16se="http://schemas.microsoft.com/office/word/2015/wordml/symex" xmlns:wpg="http://schemas.microsoft.com/office/word/2010/wordprocessingGroup" xmlns:wpi="http://schemas.microsoft.com/office/word/2010/wordprocessingInk" xmlns:wne="http://schemas.microsoft.com/office/word/2006/wordml" xmlns:wps="http://schemas.microsoft.com/office/word/2010/wordprocessingShape" mc:Ignorable="w14 w15 w16se w16cid w16 w16cex w16sdtdh w16sdtfl w16du wp14">
   <w15:commentEx w15:paraId="26703D95" w15:done="0"/>
-  <w15:commentEx w15:paraId="54E49C0C" w15:done="0"/>
-  <w15:commentEx w15:paraId="002A9578" w15:done="0"/>
   <w15:commentEx w15:paraId="1A024420" w15:done="0"/>
   <w15:commentEx w15:paraId="2F1546D5" w15:done="0"/>
 </w15:commentsEx>
@@ -38673,27 +36847,20 @@
 
 <file path=word/commentsExtensible.xml><?xml version="1.0" encoding="utf-8"?>
 <w16cex:commentsExtensible xmlns:wpc="http://schemas.microsoft.com/office/word/2010/wordprocessingCanvas" xmlns:cx="http://schemas.microsoft.com/office/drawing/2014/chartex" xmlns:cx1="http://schemas.microsoft.com/office/drawing/2015/9/8/chartex" xmlns:cx2="http://schemas.microsoft.com/office/drawing/2015/10/21/chartex" xmlns:cx3="http://schemas.microsoft.com/office/drawing/2016/5/9/chartex" xmlns:cx4="http://schemas.microsoft.com/office/drawing/2016/5/10/chartex" xmlns:cx5="http://schemas.microsoft.com/office/drawing/2016/5/11/chartex" xmlns:cx6="http://schemas.microsoft.com/office/drawing/2016/5/12/chartex" xmlns:cx7="http://schemas.microsoft.com/office/drawing/2016/5/13/chartex" xmlns:cx8="http://schemas.microsoft.com/office/drawing/2016/5/14/chartex" xmlns:cr="http://schemas.microsoft.com/office/comments/2020/reactions" xmlns:mc="http://schemas.openxmlformats.org/markup-compatibility/2006" xmlns:aink="http://schemas.microsoft.com/office/drawing/2016/ink" xmlns:am3d="http://schemas.microsoft.com/office/drawing/2017/model3d" xmlns:o="urn:schemas-microsoft-com:office:office" xmlns:oel="http://schemas.microsoft.com/office/2019/extlst" xmlns:r="http://schemas.openxmlformats.org/officeDocument/2006/relationships" xmlns:m="http://schemas.openxmlformats.org/officeDocument/2006/math" xmlns:v="urn:schemas-microsoft-com:vml" xmlns:wp14="http://schemas.microsoft.com/office/word/2010/wordprocessingDrawing" xmlns:wp="http://schemas.openxmlformats.org/drawingml/2006/wordprocessingDrawing" xmlns:w10="urn:schemas-microsoft-com:office:word" xmlns:w="http://schemas.openxmlformats.org/wordprocessingml/2006/main" xmlns:w14="http://schemas.microsoft.com/office/word/2010/wordml" xmlns:w15="http://schemas.microsoft.com/office/word/2012/wordml" xmlns:w16cex="http://schemas.microsoft.com/office/word/2018/wordml/cex" xmlns:w16cid="http://schemas.microsoft.com/office/word/2016/wordml/cid" xmlns:w16="http://schemas.microsoft.com/office/word/2018/wordml" xmlns:w16du="http://schemas.microsoft.com/office/word/2023/wordml/word16du" xmlns:w16sdtdh="http://schemas.microsoft.com/office/word/2020/wordml/sdtdatahash" xmlns:w16sdtfl="http://schemas.microsoft.com/office/word/2024/wordml/sdtformatlock" xmlns:w16se="http://schemas.microsoft.com/office/word/2015/wordml/symex" xmlns:wpg="http://schemas.microsoft.com/office/word/2010/wordprocessingGroup" xmlns:wpi="http://schemas.microsoft.com/office/word/2010/wordprocessingInk" xmlns:wne="http://schemas.microsoft.com/office/word/2006/wordml" xmlns:wps="http://schemas.microsoft.com/office/word/2010/wordprocessingShape" mc:Ignorable="w14 w15 w16se w16cid w16 w16cex w16sdtdh w16sdtfl cr w16du wp14">
-  <w16cex:commentExtensible w16cex:durableId="0D273BCC" w16cex:dateUtc="2025-12-10T13:41:00Z"/>
-  <w16cex:commentExtensible w16cex:durableId="539A59CA" w16cex:dateUtc="2025-12-10T14:22:00Z"/>
-  <w16cex:commentExtensible w16cex:durableId="5C01BD23" w16cex:dateUtc="2025-12-10T14:24:00Z"/>
-  <w16cex:commentExtensible w16cex:durableId="49E7FEAB" w16cex:dateUtc="2025-12-10T14:26:00Z"/>
-  <w16cex:commentExtensible w16cex:durableId="38748A89" w16cex:dateUtc="2025-12-10T14:27:00Z"/>
   <w16cex:commentExtensible w16cex:durableId="626B7CFC" w16cex:dateUtc="2025-12-10T15:19:00Z"/>
 </w16cex:commentsExtensible>
 </file>
 
 <file path=word/commentsIds.xml><?xml version="1.0" encoding="utf-8"?>
-<w16cid:commentsIds xmlns:wpc="http://schemas.microsoft.com/office/word/2010/wordprocessingCanvas" xmlns:cx="http://schemas.microsoft.com/office/drawing/2014/chartex" xmlns:cx1="http://schemas.microsoft.com/office/drawing/2015/9/8/chartex" xmlns:cx2="http://schemas.microsoft.com/office/drawing/2015/10/21/chartex" xmlns:cx3="http://schemas.microsoft.com/office/drawing/2016/5/9/chartex" xmlns:cx4="http://schemas.microsoft.com/office/drawing/2016/5/10/chartex" xmlns:cx5="http://schemas.microsoft.com/office/drawing/2016/5/11/chartex" xmlns:cx6="http://schemas.microsoft.com/office/drawing/2016/5/12/chartex" xmlns:cx7="http://schemas.microsoft.com/office/drawing/2016/5/13/chartex" xmlns:cx8="http://schemas.microsoft.com/office/drawing/2016/5/14/chartex" xmlns:mc="http://schemas.openxmlformats.org/markup-compatibility/2006" xmlns:aink="http://schemas.microsoft.com/office/drawing/2016/ink" xmlns:am3d="http://schemas.microsoft.com/office/drawing/2017/model3d" xmlns:o="urn:schemas-microsoft-com:office:office" xmlns:r="http://schemas.openxmlformats.org/officeDocument/2006/relationships" xmlns:m="http://schemas.openxmlformats.org/officeDocument/2006/math" xmlns:v="urn:schemas-microsoft-com:vml" xmlns:wp14="http://schemas.microsoft.com/office/word/2010/wordprocessingDrawing" xmlns:wp="http://schemas.openxmlformats.org/drawingml/2006/wordprocessingDrawing" xmlns:w10="urn:schemas-microsoft-com:office:word" xmlns:w="http://schemas.openxmlformats.org/wordprocessingml/2006/main" xmlns:w14="http://schemas.microsoft.com/office/word/2010/wordml" xmlns:w15="http://schemas.microsoft.com/office/word/2012/wordml" xmlns:w16cid="http://schemas.microsoft.com/office/word/2016/wordml/cid" xmlns:w16se="http://schemas.microsoft.com/office/word/2015/wordml/symex" xmlns:wpg="http://schemas.microsoft.com/office/word/2010/wordprocessingGroup" xmlns:wpi="http://schemas.microsoft.com/office/word/2010/wordprocessingInk" xmlns:wne="http://schemas.microsoft.com/office/word/2006/wordml" xmlns:wps="http://schemas.microsoft.com/office/word/2010/wordprocessingShape" mc:Ignorable="w14 w15 w16se w16cid wp14">
+<w16cid:commentsIds xmlns:wpc="http://schemas.microsoft.com/office/word/2010/wordprocessingCanvas" xmlns:cx="http://schemas.microsoft.com/office/drawing/2014/chartex" xmlns:cx1="http://schemas.microsoft.com/office/drawing/2015/9/8/chartex" xmlns:cx2="http://schemas.microsoft.com/office/drawing/2015/10/21/chartex" xmlns:cx3="http://schemas.microsoft.com/office/drawing/2016/5/9/chartex" xmlns:cx4="http://schemas.microsoft.com/office/drawing/2016/5/10/chartex" xmlns:cx5="http://schemas.microsoft.com/office/drawing/2016/5/11/chartex" xmlns:cx6="http://schemas.microsoft.com/office/drawing/2016/5/12/chartex" xmlns:cx7="http://schemas.microsoft.com/office/drawing/2016/5/13/chartex" xmlns:cx8="http://schemas.microsoft.com/office/drawing/2016/5/14/chartex" xmlns:mc="http://schemas.openxmlformats.org/markup-compatibility/2006" xmlns:aink="http://schemas.microsoft.com/office/drawing/2016/ink" xmlns:am3d="http://schemas.microsoft.com/office/drawing/2017/model3d" xmlns:o="urn:schemas-microsoft-com:office:office" xmlns:oel="http://schemas.microsoft.com/office/2019/extlst" xmlns:r="http://schemas.openxmlformats.org/officeDocument/2006/relationships" xmlns:m="http://schemas.openxmlformats.org/officeDocument/2006/math" xmlns:v="urn:schemas-microsoft-com:vml" xmlns:wp14="http://schemas.microsoft.com/office/word/2010/wordprocessingDrawing" xmlns:wp="http://schemas.openxmlformats.org/drawingml/2006/wordprocessingDrawing" xmlns:w10="urn:schemas-microsoft-com:office:word" xmlns:w="http://schemas.openxmlformats.org/wordprocessingml/2006/main" xmlns:w14="http://schemas.microsoft.com/office/word/2010/wordml" xmlns:w15="http://schemas.microsoft.com/office/word/2012/wordml" xmlns:w16cex="http://schemas.microsoft.com/office/word/2018/wordml/cex" xmlns:w16cid="http://schemas.microsoft.com/office/word/2016/wordml/cid" xmlns:w16="http://schemas.microsoft.com/office/word/2018/wordml" xmlns:w16du="http://schemas.microsoft.com/office/word/2023/wordml/word16du" xmlns:w16sdtdh="http://schemas.microsoft.com/office/word/2020/wordml/sdtdatahash" xmlns:w16sdtfl="http://schemas.microsoft.com/office/word/2024/wordml/sdtformatlock" xmlns:w16se="http://schemas.microsoft.com/office/word/2015/wordml/symex" xmlns:wpg="http://schemas.microsoft.com/office/word/2010/wordprocessingGroup" xmlns:wpi="http://schemas.microsoft.com/office/word/2010/wordprocessingInk" xmlns:wne="http://schemas.microsoft.com/office/word/2006/wordml" xmlns:wps="http://schemas.microsoft.com/office/word/2010/wordprocessingShape" mc:Ignorable="w14 w15 w16se w16cid w16 w16cex w16sdtdh w16sdtfl w16du wp14">
   <w16cid:commentId w16cid:paraId="26703D95" w16cid:durableId="2CE4478F"/>
-  <w16cid:commentId w16cid:paraId="54E49C0C" w16cid:durableId="49E7FEAB"/>
-  <w16cid:commentId w16cid:paraId="002A9578" w16cid:durableId="38748A89"/>
   <w16cid:commentId w16cid:paraId="1A024420" w16cid:durableId="2CE447EC"/>
   <w16cid:commentId w16cid:paraId="2F1546D5" w16cid:durableId="626B7CFC"/>
 </w16cid:commentsIds>
 </file>
 
 <file path=word/numbering.xml><?xml version="1.0" encoding="utf-8"?>
-<w:numbering xmlns:wpc="http://schemas.microsoft.com/office/word/2010/wordprocessingCanvas" xmlns:cx="http://schemas.microsoft.com/office/drawing/2014/chartex" xmlns:cx1="http://schemas.microsoft.com/office/drawing/2015/9/8/chartex" xmlns:cx2="http://schemas.microsoft.com/office/drawing/2015/10/21/chartex" xmlns:cx3="http://schemas.microsoft.com/office/drawing/2016/5/9/chartex" xmlns:cx4="http://schemas.microsoft.com/office/drawing/2016/5/10/chartex" xmlns:cx5="http://schemas.microsoft.com/office/drawing/2016/5/11/chartex" xmlns:cx6="http://schemas.microsoft.com/office/drawing/2016/5/12/chartex" xmlns:cx7="http://schemas.microsoft.com/office/drawing/2016/5/13/chartex" xmlns:cx8="http://schemas.microsoft.com/office/drawing/2016/5/14/chartex" xmlns:mc="http://schemas.openxmlformats.org/markup-compatibility/2006" xmlns:aink="http://schemas.microsoft.com/office/drawing/2016/ink" xmlns:am3d="http://schemas.microsoft.com/office/drawing/2017/model3d" xmlns:o="urn:schemas-microsoft-com:office:office" xmlns:r="http://schemas.openxmlformats.org/officeDocument/2006/relationships" xmlns:m="http://schemas.openxmlformats.org/officeDocument/2006/math" xmlns:v="urn:schemas-microsoft-com:vml" xmlns:wp14="http://schemas.microsoft.com/office/word/2010/wordprocessingDrawing" xmlns:wp="http://schemas.openxmlformats.org/drawingml/2006/wordprocessingDrawing" xmlns:w10="urn:schemas-microsoft-com:office:word" xmlns:w="http://schemas.openxmlformats.org/wordprocessingml/2006/main" xmlns:w14="http://schemas.microsoft.com/office/word/2010/wordml" xmlns:w15="http://schemas.microsoft.com/office/word/2012/wordml" xmlns:w16cid="http://schemas.microsoft.com/office/word/2016/wordml/cid" xmlns:w16se="http://schemas.microsoft.com/office/word/2015/wordml/symex" xmlns:wpg="http://schemas.microsoft.com/office/word/2010/wordprocessingGroup" xmlns:wpi="http://schemas.microsoft.com/office/word/2010/wordprocessingInk" xmlns:wne="http://schemas.microsoft.com/office/word/2006/wordml" xmlns:wps="http://schemas.microsoft.com/office/word/2010/wordprocessingShape" mc:Ignorable="w14 w15 w16se w16cid wp14">
+<w:numbering xmlns:wpc="http://schemas.microsoft.com/office/word/2010/wordprocessingCanvas" xmlns:cx="http://schemas.microsoft.com/office/drawing/2014/chartex" xmlns:cx1="http://schemas.microsoft.com/office/drawing/2015/9/8/chartex" xmlns:cx2="http://schemas.microsoft.com/office/drawing/2015/10/21/chartex" xmlns:cx3="http://schemas.microsoft.com/office/drawing/2016/5/9/chartex" xmlns:cx4="http://schemas.microsoft.com/office/drawing/2016/5/10/chartex" xmlns:cx5="http://schemas.microsoft.com/office/drawing/2016/5/11/chartex" xmlns:cx6="http://schemas.microsoft.com/office/drawing/2016/5/12/chartex" xmlns:cx7="http://schemas.microsoft.com/office/drawing/2016/5/13/chartex" xmlns:cx8="http://schemas.microsoft.com/office/drawing/2016/5/14/chartex" xmlns:mc="http://schemas.openxmlformats.org/markup-compatibility/2006" xmlns:aink="http://schemas.microsoft.com/office/drawing/2016/ink" xmlns:am3d="http://schemas.microsoft.com/office/drawing/2017/model3d" xmlns:o="urn:schemas-microsoft-com:office:office" xmlns:oel="http://schemas.microsoft.com/office/2019/extlst" xmlns:r="http://schemas.openxmlformats.org/officeDocument/2006/relationships" xmlns:m="http://schemas.openxmlformats.org/officeDocument/2006/math" xmlns:v="urn:schemas-microsoft-com:vml" xmlns:wp14="http://schemas.microsoft.com/office/word/2010/wordprocessingDrawing" xmlns:wp="http://schemas.openxmlformats.org/drawingml/2006/wordprocessingDrawing" xmlns:w10="urn:schemas-microsoft-com:office:word" xmlns:w="http://schemas.openxmlformats.org/wordprocessingml/2006/main" xmlns:w14="http://schemas.microsoft.com/office/word/2010/wordml" xmlns:w15="http://schemas.microsoft.com/office/word/2012/wordml" xmlns:w16cex="http://schemas.microsoft.com/office/word/2018/wordml/cex" xmlns:w16cid="http://schemas.microsoft.com/office/word/2016/wordml/cid" xmlns:w16="http://schemas.microsoft.com/office/word/2018/wordml" xmlns:w16du="http://schemas.microsoft.com/office/word/2023/wordml/word16du" xmlns:w16sdtdh="http://schemas.microsoft.com/office/word/2020/wordml/sdtdatahash" xmlns:w16sdtfl="http://schemas.microsoft.com/office/word/2024/wordml/sdtformatlock" xmlns:w16se="http://schemas.microsoft.com/office/word/2015/wordml/symex" xmlns:wpg="http://schemas.microsoft.com/office/word/2010/wordprocessingGroup" xmlns:wpi="http://schemas.microsoft.com/office/word/2010/wordprocessingInk" xmlns:wne="http://schemas.microsoft.com/office/word/2006/wordml" xmlns:wps="http://schemas.microsoft.com/office/word/2010/wordprocessingShape" mc:Ignorable="w14 w15 w16se w16cid w16 w16cex w16sdtdh w16sdtfl w16du wp14">
   <w:abstractNum w:abstractNumId="0" w15:restartNumberingAfterBreak="0">
     <w:nsid w:val="04EF61D0"/>
     <w:multiLevelType w:val="multilevel"/>
@@ -40266,47 +38433,47 @@
       </w:rPr>
     </w:lvl>
   </w:abstractNum>
-  <w:num w:numId="1">
+  <w:num w:numId="1" w16cid:durableId="1928683260">
     <w:abstractNumId w:val="6"/>
   </w:num>
-  <w:num w:numId="2">
+  <w:num w:numId="2" w16cid:durableId="322466620">
     <w:abstractNumId w:val="11"/>
   </w:num>
-  <w:num w:numId="3">
+  <w:num w:numId="3" w16cid:durableId="584001994">
     <w:abstractNumId w:val="8"/>
   </w:num>
-  <w:num w:numId="4">
+  <w:num w:numId="4" w16cid:durableId="1352490965">
     <w:abstractNumId w:val="0"/>
   </w:num>
-  <w:num w:numId="5">
+  <w:num w:numId="5" w16cid:durableId="2032686787">
     <w:abstractNumId w:val="1"/>
   </w:num>
-  <w:num w:numId="6">
+  <w:num w:numId="6" w16cid:durableId="1666085168">
     <w:abstractNumId w:val="2"/>
   </w:num>
-  <w:num w:numId="7">
+  <w:num w:numId="7" w16cid:durableId="1763716690">
     <w:abstractNumId w:val="9"/>
   </w:num>
-  <w:num w:numId="8">
+  <w:num w:numId="8" w16cid:durableId="1820146837">
     <w:abstractNumId w:val="4"/>
   </w:num>
-  <w:num w:numId="9">
+  <w:num w:numId="9" w16cid:durableId="129129853">
     <w:abstractNumId w:val="5"/>
   </w:num>
-  <w:num w:numId="10">
+  <w:num w:numId="10" w16cid:durableId="950168538">
     <w:abstractNumId w:val="3"/>
   </w:num>
-  <w:num w:numId="11">
+  <w:num w:numId="11" w16cid:durableId="832332464">
     <w:abstractNumId w:val="7"/>
   </w:num>
-  <w:num w:numId="12">
+  <w:num w:numId="12" w16cid:durableId="1297830622">
     <w:abstractNumId w:val="10"/>
   </w:num>
 </w:numbering>
 </file>
 
 <file path=word/people.xml><?xml version="1.0" encoding="utf-8"?>
-<w15:people xmlns:wpc="http://schemas.microsoft.com/office/word/2010/wordprocessingCanvas" xmlns:cx="http://schemas.microsoft.com/office/drawing/2014/chartex" xmlns:cx1="http://schemas.microsoft.com/office/drawing/2015/9/8/chartex" xmlns:cx2="http://schemas.microsoft.com/office/drawing/2015/10/21/chartex" xmlns:cx3="http://schemas.microsoft.com/office/drawing/2016/5/9/chartex" xmlns:cx4="http://schemas.microsoft.com/office/drawing/2016/5/10/chartex" xmlns:cx5="http://schemas.microsoft.com/office/drawing/2016/5/11/chartex" xmlns:cx6="http://schemas.microsoft.com/office/drawing/2016/5/12/chartex" xmlns:cx7="http://schemas.microsoft.com/office/drawing/2016/5/13/chartex" xmlns:cx8="http://schemas.microsoft.com/office/drawing/2016/5/14/chartex" xmlns:mc="http://schemas.openxmlformats.org/markup-compatibility/2006" xmlns:aink="http://schemas.microsoft.com/office/drawing/2016/ink" xmlns:am3d="http://schemas.microsoft.com/office/drawing/2017/model3d" xmlns:o="urn:schemas-microsoft-com:office:office" xmlns:r="http://schemas.openxmlformats.org/officeDocument/2006/relationships" xmlns:m="http://schemas.openxmlformats.org/officeDocument/2006/math" xmlns:v="urn:schemas-microsoft-com:vml" xmlns:wp14="http://schemas.microsoft.com/office/word/2010/wordprocessingDrawing" xmlns:wp="http://schemas.openxmlformats.org/drawingml/2006/wordprocessingDrawing" xmlns:w10="urn:schemas-microsoft-com:office:word" xmlns:w="http://schemas.openxmlformats.org/wordprocessingml/2006/main" xmlns:w14="http://schemas.microsoft.com/office/word/2010/wordml" xmlns:w15="http://schemas.microsoft.com/office/word/2012/wordml" xmlns:w16cid="http://schemas.microsoft.com/office/word/2016/wordml/cid" xmlns:w16se="http://schemas.microsoft.com/office/word/2015/wordml/symex" xmlns:wpg="http://schemas.microsoft.com/office/word/2010/wordprocessingGroup" xmlns:wpi="http://schemas.microsoft.com/office/word/2010/wordprocessingInk" xmlns:wne="http://schemas.microsoft.com/office/word/2006/wordml" xmlns:wps="http://schemas.microsoft.com/office/word/2010/wordprocessingShape" mc:Ignorable="w14 w15 w16se w16cid wp14">
+<w15:people xmlns:wpc="http://schemas.microsoft.com/office/word/2010/wordprocessingCanvas" xmlns:cx="http://schemas.microsoft.com/office/drawing/2014/chartex" xmlns:cx1="http://schemas.microsoft.com/office/drawing/2015/9/8/chartex" xmlns:cx2="http://schemas.microsoft.com/office/drawing/2015/10/21/chartex" xmlns:cx3="http://schemas.microsoft.com/office/drawing/2016/5/9/chartex" xmlns:cx4="http://schemas.microsoft.com/office/drawing/2016/5/10/chartex" xmlns:cx5="http://schemas.microsoft.com/office/drawing/2016/5/11/chartex" xmlns:cx6="http://schemas.microsoft.com/office/drawing/2016/5/12/chartex" xmlns:cx7="http://schemas.microsoft.com/office/drawing/2016/5/13/chartex" xmlns:cx8="http://schemas.microsoft.com/office/drawing/2016/5/14/chartex" xmlns:mc="http://schemas.openxmlformats.org/markup-compatibility/2006" xmlns:aink="http://schemas.microsoft.com/office/drawing/2016/ink" xmlns:am3d="http://schemas.microsoft.com/office/drawing/2017/model3d" xmlns:o="urn:schemas-microsoft-com:office:office" xmlns:oel="http://schemas.microsoft.com/office/2019/extlst" xmlns:r="http://schemas.openxmlformats.org/officeDocument/2006/relationships" xmlns:m="http://schemas.openxmlformats.org/officeDocument/2006/math" xmlns:v="urn:schemas-microsoft-com:vml" xmlns:wp14="http://schemas.microsoft.com/office/word/2010/wordprocessingDrawing" xmlns:wp="http://schemas.openxmlformats.org/drawingml/2006/wordprocessingDrawing" xmlns:w10="urn:schemas-microsoft-com:office:word" xmlns:w="http://schemas.openxmlformats.org/wordprocessingml/2006/main" xmlns:w14="http://schemas.microsoft.com/office/word/2010/wordml" xmlns:w15="http://schemas.microsoft.com/office/word/2012/wordml" xmlns:w16cex="http://schemas.microsoft.com/office/word/2018/wordml/cex" xmlns:w16cid="http://schemas.microsoft.com/office/word/2016/wordml/cid" xmlns:w16="http://schemas.microsoft.com/office/word/2018/wordml" xmlns:w16du="http://schemas.microsoft.com/office/word/2023/wordml/word16du" xmlns:w16sdtdh="http://schemas.microsoft.com/office/word/2020/wordml/sdtdatahash" xmlns:w16sdtfl="http://schemas.microsoft.com/office/word/2024/wordml/sdtformatlock" xmlns:w16se="http://schemas.microsoft.com/office/word/2015/wordml/symex" xmlns:wpg="http://schemas.microsoft.com/office/word/2010/wordprocessingGroup" xmlns:wpi="http://schemas.microsoft.com/office/word/2010/wordprocessingInk" xmlns:wne="http://schemas.microsoft.com/office/word/2006/wordml" xmlns:wps="http://schemas.microsoft.com/office/word/2010/wordprocessingShape" mc:Ignorable="w14 w15 w16se w16cid w16 w16cex w16sdtdh w16sdtfl w16du wp14">
   <w15:person w15:author="Microsoft Office User">
     <w15:presenceInfo w15:providerId="None" w15:userId="Microsoft Office User"/>
   </w15:person>
@@ -40317,7 +38484,7 @@
 </file>
 
 <file path=word/styles.xml><?xml version="1.0" encoding="utf-8"?>
-<w:styles xmlns:mc="http://schemas.openxmlformats.org/markup-compatibility/2006" xmlns:r="http://schemas.openxmlformats.org/officeDocument/2006/relationships" xmlns:w="http://schemas.openxmlformats.org/wordprocessingml/2006/main" xmlns:w14="http://schemas.microsoft.com/office/word/2010/wordml" xmlns:w15="http://schemas.microsoft.com/office/word/2012/wordml" xmlns:w16cid="http://schemas.microsoft.com/office/word/2016/wordml/cid" xmlns:w16se="http://schemas.microsoft.com/office/word/2015/wordml/symex" mc:Ignorable="w14 w15 w16se w16cid">
+<w:styles xmlns:mc="http://schemas.openxmlformats.org/markup-compatibility/2006" xmlns:r="http://schemas.openxmlformats.org/officeDocument/2006/relationships" xmlns:w="http://schemas.openxmlformats.org/wordprocessingml/2006/main" xmlns:w14="http://schemas.microsoft.com/office/word/2010/wordml" xmlns:w15="http://schemas.microsoft.com/office/word/2012/wordml" xmlns:w16cex="http://schemas.microsoft.com/office/word/2018/wordml/cex" xmlns:w16cid="http://schemas.microsoft.com/office/word/2016/wordml/cid" xmlns:w16="http://schemas.microsoft.com/office/word/2018/wordml" xmlns:w16du="http://schemas.microsoft.com/office/word/2023/wordml/word16du" xmlns:w16sdtdh="http://schemas.microsoft.com/office/word/2020/wordml/sdtdatahash" xmlns:w16sdtfl="http://schemas.microsoft.com/office/word/2024/wordml/sdtformatlock" xmlns:w16se="http://schemas.microsoft.com/office/word/2015/wordml/symex" mc:Ignorable="w14 w15 w16se w16cid w16 w16cex w16sdtdh w16sdtfl w16du">
   <w:docDefaults>
     <w:rPrDefault>
       <w:rPr>
@@ -40329,7 +38496,7 @@
     </w:rPrDefault>
     <w:pPrDefault/>
   </w:docDefaults>
-  <w:latentStyles w:defLockedState="0" w:defUIPriority="99" w:defSemiHidden="0" w:defUnhideWhenUsed="0" w:defQFormat="0" w:count="375">
+  <w:latentStyles w:defLockedState="0" w:defUIPriority="99" w:defSemiHidden="0" w:defUnhideWhenUsed="0" w:defQFormat="0" w:count="376">
     <w:lsdException w:name="Normal" w:uiPriority="0" w:qFormat="1"/>
     <w:lsdException w:name="heading 1" w:uiPriority="9" w:qFormat="1"/>
     <w:lsdException w:name="heading 2" w:semiHidden="1" w:uiPriority="9" w:unhideWhenUsed="1" w:qFormat="1"/>
@@ -40703,6 +38870,7 @@
     <w:lsdException w:name="List Table 7 Colorful Accent 6" w:uiPriority="52"/>
     <w:lsdException w:name="Mention" w:semiHidden="1" w:unhideWhenUsed="1"/>
     <w:lsdException w:name="Smart Hyperlink" w:semiHidden="1" w:unhideWhenUsed="1"/>
+    <w:lsdException w:name="Smart Link" w:semiHidden="1" w:unhideWhenUsed="1"/>
   </w:latentStyles>
   <w:style w:type="paragraph" w:default="1" w:styleId="Normal">
     <w:name w:val="Normal"/>
